--- a/internal_doc/03.开发设计/数值运算溢出时类型提升/story-数值溢出处理优化方案.docx
+++ b/internal_doc/03.开发设计/数值运算溢出时类型提升/story-数值溢出处理优化方案.docx
@@ -251,7 +251,13 @@
         <w:rPr>
           <w:rFonts w:hint="eastAsia"/>
         </w:rPr>
-        <w:t>IsStrickDataMode</w:t>
+        <w:t>IsStrickType</w:t>
+      </w:r>
+      <w:r>
+        <w:rPr>
+          <w:rFonts w:hint="eastAsia"/>
+        </w:rPr>
+        <w:t>Mode</w:t>
       </w:r>
       <w:r>
         <w:rPr>
@@ -299,13 +305,6 @@
           <w:color w:val="FF0000"/>
         </w:rPr>
         <w:t>数值运算出现溢出时，直接报错</w:t>
-      </w:r>
-      <w:r>
-        <w:rPr>
-          <w:rFonts w:hint="eastAsia"/>
-          <w:color w:val="FF0000"/>
-        </w:rPr>
-        <w:t>（分析结果的）</w:t>
       </w:r>
       <w:r>
         <w:rPr>
@@ -868,7 +867,405 @@
         <w:rPr>
           <w:rFonts w:hint="eastAsia"/>
         </w:rPr>
-        <w:t>讨论</w:t>
+        <w:t>影响功能模块有：</w:t>
+      </w:r>
+    </w:p>
+    <w:p>
+      <w:pPr>
+        <w:pStyle w:val="ListParagraph"/>
+        <w:numPr>
+          <w:ilvl w:val="0"/>
+          <w:numId w:val="10"/>
+        </w:numPr>
+        <w:ind w:firstLineChars="0"/>
+        <w:rPr>
+          <w:rFonts w:hint="eastAsia"/>
+        </w:rPr>
+      </w:pPr>
+      <w:r>
+        <w:t>S</w:t>
+      </w:r>
+      <w:r>
+        <w:rPr>
+          <w:rFonts w:hint="eastAsia"/>
+        </w:rPr>
+        <w:t>db shell</w:t>
+      </w:r>
+      <w:r>
+        <w:rPr>
+          <w:rFonts w:hint="eastAsia"/>
+        </w:rPr>
+        <w:t>：</w:t>
+      </w:r>
+      <w:r>
+        <w:rPr>
+          <w:rFonts w:hint="eastAsia"/>
+        </w:rPr>
+        <w:t>createCL</w:t>
+      </w:r>
+      <w:r>
+        <w:rPr>
+          <w:rFonts w:hint="eastAsia"/>
+        </w:rPr>
+        <w:t>；</w:t>
+      </w:r>
+    </w:p>
+    <w:p>
+      <w:pPr>
+        <w:pStyle w:val="ListParagraph"/>
+        <w:numPr>
+          <w:ilvl w:val="0"/>
+          <w:numId w:val="10"/>
+        </w:numPr>
+        <w:ind w:firstLineChars="0"/>
+      </w:pPr>
+      <w:r>
+        <w:rPr>
+          <w:rFonts w:hint="eastAsia"/>
+        </w:rPr>
+        <w:t>驱动；</w:t>
+      </w:r>
+    </w:p>
+    <w:p>
+      <w:pPr>
+        <w:pStyle w:val="ListParagraph"/>
+        <w:numPr>
+          <w:ilvl w:val="0"/>
+          <w:numId w:val="10"/>
+        </w:numPr>
+        <w:ind w:firstLineChars="0"/>
+      </w:pPr>
+      <w:r>
+        <w:rPr>
+          <w:rFonts w:hint="eastAsia"/>
+        </w:rPr>
+        <w:t>选择</w:t>
+      </w:r>
+      <w:r>
+        <w:rPr>
+          <w:rFonts w:hint="eastAsia"/>
+        </w:rPr>
+        <w:t>操作</w:t>
+      </w:r>
+      <w:r>
+        <w:rPr>
+          <w:rFonts w:hint="eastAsia"/>
+        </w:rPr>
+        <w:t>，相关函数</w:t>
+      </w:r>
+      <w:r>
+        <w:rPr>
+          <w:rFonts w:hint="eastAsia"/>
+        </w:rPr>
+        <w:t>操作符</w:t>
+      </w:r>
+      <w:r>
+        <w:rPr>
+          <w:rFonts w:hint="eastAsia"/>
+        </w:rPr>
+        <w:t>有：</w:t>
+      </w:r>
+      <w:r>
+        <w:rPr>
+          <w:rFonts w:hint="eastAsia"/>
+        </w:rPr>
+        <w:t>abs</w:t>
+      </w:r>
+      <w:r>
+        <w:rPr>
+          <w:rFonts w:hint="eastAsia"/>
+        </w:rPr>
+        <w:t>、</w:t>
+      </w:r>
+      <w:r>
+        <w:rPr>
+          <w:rFonts w:hint="eastAsia"/>
+        </w:rPr>
+        <w:t>add</w:t>
+      </w:r>
+      <w:r>
+        <w:rPr>
+          <w:rFonts w:hint="eastAsia"/>
+        </w:rPr>
+        <w:t>、</w:t>
+      </w:r>
+      <w:r>
+        <w:rPr>
+          <w:rFonts w:hint="eastAsia"/>
+        </w:rPr>
+        <w:t>subtract</w:t>
+      </w:r>
+      <w:r>
+        <w:rPr>
+          <w:rFonts w:hint="eastAsia"/>
+        </w:rPr>
+        <w:t>、</w:t>
+      </w:r>
+      <w:r>
+        <w:rPr>
+          <w:rFonts w:hint="eastAsia"/>
+        </w:rPr>
+        <w:t>multiply</w:t>
+      </w:r>
+      <w:r>
+        <w:rPr>
+          <w:rFonts w:hint="eastAsia"/>
+        </w:rPr>
+        <w:t>、</w:t>
+      </w:r>
+      <w:r>
+        <w:rPr>
+          <w:rFonts w:hint="eastAsia"/>
+        </w:rPr>
+        <w:t>divide</w:t>
+      </w:r>
+      <w:r>
+        <w:rPr>
+          <w:rFonts w:hint="eastAsia"/>
+        </w:rPr>
+        <w:t>；</w:t>
+      </w:r>
+    </w:p>
+    <w:p>
+      <w:pPr>
+        <w:pStyle w:val="ListParagraph"/>
+        <w:numPr>
+          <w:ilvl w:val="0"/>
+          <w:numId w:val="10"/>
+        </w:numPr>
+        <w:ind w:firstLineChars="0"/>
+      </w:pPr>
+      <w:r>
+        <w:rPr>
+          <w:rFonts w:hint="eastAsia"/>
+        </w:rPr>
+        <w:t>匹配</w:t>
+      </w:r>
+      <w:r>
+        <w:rPr>
+          <w:rFonts w:hint="eastAsia"/>
+        </w:rPr>
+        <w:t>操作</w:t>
+      </w:r>
+      <w:r>
+        <w:rPr>
+          <w:rFonts w:hint="eastAsia"/>
+        </w:rPr>
+        <w:t>，相关函数</w:t>
+      </w:r>
+      <w:r>
+        <w:rPr>
+          <w:rFonts w:hint="eastAsia"/>
+        </w:rPr>
+        <w:t>操作符</w:t>
+      </w:r>
+      <w:r>
+        <w:rPr>
+          <w:rFonts w:hint="eastAsia"/>
+        </w:rPr>
+        <w:t>有：</w:t>
+      </w:r>
+      <w:r>
+        <w:rPr>
+          <w:rFonts w:hint="eastAsia"/>
+        </w:rPr>
+        <w:t>abs</w:t>
+      </w:r>
+      <w:r>
+        <w:rPr>
+          <w:rFonts w:hint="eastAsia"/>
+        </w:rPr>
+        <w:t>、</w:t>
+      </w:r>
+      <w:r>
+        <w:rPr>
+          <w:rFonts w:hint="eastAsia"/>
+        </w:rPr>
+        <w:t>add</w:t>
+      </w:r>
+      <w:r>
+        <w:rPr>
+          <w:rFonts w:hint="eastAsia"/>
+        </w:rPr>
+        <w:t>、</w:t>
+      </w:r>
+      <w:r>
+        <w:rPr>
+          <w:rFonts w:hint="eastAsia"/>
+        </w:rPr>
+        <w:t>subtract</w:t>
+      </w:r>
+      <w:r>
+        <w:rPr>
+          <w:rFonts w:hint="eastAsia"/>
+        </w:rPr>
+        <w:t>、</w:t>
+      </w:r>
+      <w:r>
+        <w:rPr>
+          <w:rFonts w:hint="eastAsia"/>
+        </w:rPr>
+        <w:t>multiply</w:t>
+      </w:r>
+      <w:r>
+        <w:rPr>
+          <w:rFonts w:hint="eastAsia"/>
+        </w:rPr>
+        <w:t>、</w:t>
+      </w:r>
+      <w:r>
+        <w:rPr>
+          <w:rFonts w:hint="eastAsia"/>
+        </w:rPr>
+        <w:t>divide</w:t>
+      </w:r>
+      <w:r>
+        <w:rPr>
+          <w:rFonts w:hint="eastAsia"/>
+        </w:rPr>
+        <w:t>；</w:t>
+      </w:r>
+    </w:p>
+    <w:p>
+      <w:pPr>
+        <w:pStyle w:val="ListParagraph"/>
+        <w:numPr>
+          <w:ilvl w:val="0"/>
+          <w:numId w:val="10"/>
+        </w:numPr>
+        <w:ind w:firstLineChars="0"/>
+      </w:pPr>
+      <w:r>
+        <w:rPr>
+          <w:rFonts w:hint="eastAsia"/>
+        </w:rPr>
+        <w:t>更新操作符：</w:t>
+      </w:r>
+      <w:r>
+        <w:rPr>
+          <w:rFonts w:hint="eastAsia"/>
+        </w:rPr>
+        <w:t>inc</w:t>
+      </w:r>
+      <w:r>
+        <w:rPr>
+          <w:rFonts w:hint="eastAsia"/>
+        </w:rPr>
+        <w:t>；</w:t>
+      </w:r>
+    </w:p>
+    <w:p>
+      <w:pPr>
+        <w:pStyle w:val="ListParagraph"/>
+        <w:numPr>
+          <w:ilvl w:val="0"/>
+          <w:numId w:val="10"/>
+        </w:numPr>
+        <w:ind w:firstLineChars="0"/>
+        <w:rPr>
+          <w:rFonts w:hint="eastAsia"/>
+        </w:rPr>
+      </w:pPr>
+      <w:r>
+        <w:t>S</w:t>
+      </w:r>
+      <w:r>
+        <w:rPr>
+          <w:rFonts w:hint="eastAsia"/>
+        </w:rPr>
+        <w:t>ql</w:t>
+      </w:r>
+      <w:r>
+        <w:rPr>
+          <w:rFonts w:hint="eastAsia"/>
+        </w:rPr>
+        <w:t>语法：</w:t>
+      </w:r>
+      <w:r>
+        <w:rPr>
+          <w:rFonts w:hint="eastAsia"/>
+        </w:rPr>
+        <w:t>select</w:t>
+      </w:r>
+      <w:r>
+        <w:rPr>
+          <w:rFonts w:hint="eastAsia"/>
+        </w:rPr>
+        <w:t>、</w:t>
+      </w:r>
+      <w:r>
+        <w:rPr>
+          <w:rFonts w:hint="eastAsia"/>
+        </w:rPr>
+        <w:t>update</w:t>
+      </w:r>
+    </w:p>
+    <w:p>
+      <w:pPr>
+        <w:pStyle w:val="ListParagraph"/>
+        <w:numPr>
+          <w:ilvl w:val="0"/>
+          <w:numId w:val="10"/>
+        </w:numPr>
+        <w:ind w:firstLineChars="0"/>
+      </w:pPr>
+      <w:r>
+        <w:rPr>
+          <w:rFonts w:hint="eastAsia"/>
+        </w:rPr>
+        <w:t>增加错误码：</w:t>
+      </w:r>
+      <w:r>
+        <w:t>SDB_</w:t>
+      </w:r>
+      <w:r>
+        <w:rPr>
+          <w:rFonts w:hint="eastAsia"/>
+        </w:rPr>
+        <w:t>OVERFLOW</w:t>
+      </w:r>
+    </w:p>
+    <w:p/>
+    <w:p>
+      <w:pPr>
+        <w:rPr>
+          <w:color w:val="FF0000"/>
+        </w:rPr>
+      </w:pPr>
+      <w:r>
+        <w:rPr>
+          <w:rFonts w:hint="eastAsia"/>
+          <w:color w:val="FF0000"/>
+        </w:rPr>
+        <w:t>注：</w:t>
+      </w:r>
+      <w:r>
+        <w:rPr>
+          <w:rFonts w:hint="eastAsia"/>
+          <w:color w:val="FF0000"/>
+        </w:rPr>
+        <w:t>3</w:t>
+      </w:r>
+      <w:r>
+        <w:rPr>
+          <w:rFonts w:hint="eastAsia"/>
+          <w:color w:val="FF0000"/>
+        </w:rPr>
+        <w:t>、</w:t>
+      </w:r>
+      <w:r>
+        <w:rPr>
+          <w:rFonts w:hint="eastAsia"/>
+          <w:color w:val="FF0000"/>
+        </w:rPr>
+        <w:t>5</w:t>
+      </w:r>
+      <w:r>
+        <w:rPr>
+          <w:rFonts w:hint="eastAsia"/>
+          <w:color w:val="FF0000"/>
+        </w:rPr>
+        <w:t>不考虑配置问题，直接使用非严格数据类型</w:t>
       </w:r>
     </w:p>
     <w:p>
@@ -945,10 +1342,13 @@
         </w:numPr>
       </w:pPr>
       <w:r>
-        <w:rPr>
-          <w:rFonts w:hint="eastAsia"/>
-        </w:rPr>
-        <w:t>coord</w:t>
+        <w:t>C</w:t>
+      </w:r>
+      <w:r>
+        <w:rPr>
+          <w:rFonts w:hint="eastAsia"/>
+        </w:rPr>
+        <w:t>ls</w:t>
       </w:r>
     </w:p>
     <w:p>
@@ -1245,6 +1645,7 @@
               <w:ind w:firstLineChars="150" w:firstLine="225"/>
             </w:pPr>
             <w:r>
+              <w:lastRenderedPageBreak/>
               <w:t xml:space="preserve">         UINT32            _internalV ;</w:t>
             </w:r>
           </w:p>
@@ -1408,7 +1809,6 @@
         <w:rPr>
           <w:rFonts w:hint="eastAsia"/>
         </w:rPr>
-        <w:lastRenderedPageBreak/>
         <w:t>1.1.2  catalog</w:t>
       </w:r>
     </w:p>
@@ -1760,7 +2160,7 @@
         <w:rPr>
           <w:rFonts w:hint="eastAsia"/>
         </w:rPr>
-        <w:t>1.1.3  data</w:t>
+        <w:t>1.1.3  dms</w:t>
       </w:r>
     </w:p>
     <w:p>
@@ -1987,6 +2387,7 @@
               <w:ind w:firstLineChars="150" w:firstLine="225"/>
             </w:pPr>
             <w:r>
+              <w:lastRenderedPageBreak/>
               <w:t xml:space="preserve">      UINT16         _blockID ;</w:t>
             </w:r>
           </w:p>
@@ -2164,7 +2565,6 @@
         <w:rPr>
           <w:rFonts w:hint="eastAsia"/>
         </w:rPr>
-        <w:lastRenderedPageBreak/>
         <w:t xml:space="preserve"> createCL</w:t>
       </w:r>
       <w:r>
@@ -2386,6 +2786,7 @@
         <w:rPr>
           <w:rFonts w:hint="eastAsia"/>
         </w:rPr>
+        <w:lastRenderedPageBreak/>
         <w:t>1</w:t>
       </w:r>
       <w:r>
@@ -2590,13 +2991,175 @@
               <w:rPr>
                 <w:rFonts w:hint="eastAsia"/>
               </w:rPr>
-              <w:t>//</w:t>
+              <w:t xml:space="preserve">      // 参数掩码</w:t>
             </w:r>
           </w:p>
           <w:p>
             <w:pPr>
               <w:pStyle w:val="mycodestyle"/>
-              <w:jc w:val="both"/>
+              <w:ind w:firstLineChars="150" w:firstLine="225"/>
+            </w:pPr>
+            <w:r>
+              <w:t xml:space="preserve">   #define CAT_MASK_CLNAME          0x00000001</w:t>
+            </w:r>
+          </w:p>
+          <w:p>
+            <w:pPr>
+              <w:pStyle w:val="mycodestyle"/>
+              <w:ind w:firstLineChars="150" w:firstLine="225"/>
+            </w:pPr>
+            <w:r>
+              <w:t xml:space="preserve">   #define CAT_MASK_SHDKEY          0x00000002</w:t>
+            </w:r>
+          </w:p>
+          <w:p>
+            <w:pPr>
+              <w:pStyle w:val="mycodestyle"/>
+              <w:ind w:firstLineChars="150" w:firstLine="225"/>
+            </w:pPr>
+            <w:r>
+              <w:t xml:space="preserve">   #define CAT_MASK_REPLSIZE        0x00000004</w:t>
+            </w:r>
+          </w:p>
+          <w:p>
+            <w:pPr>
+              <w:pStyle w:val="mycodestyle"/>
+              <w:ind w:firstLineChars="150" w:firstLine="225"/>
+            </w:pPr>
+            <w:r>
+              <w:t xml:space="preserve">   #define CAT_MASK_SHDIDX          0x00000008</w:t>
+            </w:r>
+          </w:p>
+          <w:p>
+            <w:pPr>
+              <w:pStyle w:val="mycodestyle"/>
+              <w:ind w:firstLineChars="150" w:firstLine="225"/>
+            </w:pPr>
+            <w:r>
+              <w:t xml:space="preserve">   #define CAT_MASK_SHDTYPE         0x00000010</w:t>
+            </w:r>
+          </w:p>
+          <w:p>
+            <w:pPr>
+              <w:pStyle w:val="mycodestyle"/>
+              <w:ind w:firstLineChars="150" w:firstLine="225"/>
+            </w:pPr>
+            <w:r>
+              <w:t xml:space="preserve">   #define CAT_MASK_SHDPARTITION    0x00000020</w:t>
+            </w:r>
+          </w:p>
+          <w:p>
+            <w:pPr>
+              <w:pStyle w:val="mycodestyle"/>
+              <w:ind w:firstLineChars="150" w:firstLine="225"/>
+            </w:pPr>
+            <w:r>
+              <w:t xml:space="preserve">   #define CAT_MASK_COMPRESSED      0x00000040</w:t>
+            </w:r>
+          </w:p>
+          <w:p>
+            <w:pPr>
+              <w:pStyle w:val="mycodestyle"/>
+              <w:ind w:firstLineChars="150" w:firstLine="225"/>
+            </w:pPr>
+            <w:r>
+              <w:t xml:space="preserve">   #define CAT_MASK_ISMAINCL        0x00000080</w:t>
+            </w:r>
+          </w:p>
+          <w:p>
+            <w:pPr>
+              <w:pStyle w:val="mycodestyle"/>
+              <w:ind w:firstLineChars="150" w:firstLine="225"/>
+            </w:pPr>
+            <w:r>
+              <w:t xml:space="preserve">   #define CAT_MASK_AUTOASPLIT      0x00000100</w:t>
+            </w:r>
+          </w:p>
+          <w:p>
+            <w:pPr>
+              <w:pStyle w:val="mycodestyle"/>
+              <w:ind w:firstLineChars="150" w:firstLine="225"/>
+            </w:pPr>
+            <w:r>
+              <w:t xml:space="preserve">   #define CAT_MASK_AUTOREBALAN     0x00000200</w:t>
+            </w:r>
+          </w:p>
+          <w:p>
+            <w:pPr>
+              <w:pStyle w:val="mycodestyle"/>
+              <w:ind w:firstLineChars="150" w:firstLine="225"/>
+            </w:pPr>
+            <w:r>
+              <w:t xml:space="preserve">   #define CAT_MASK_AUTOINDEXID     0x00000400</w:t>
+            </w:r>
+          </w:p>
+          <w:p>
+            <w:pPr>
+              <w:pStyle w:val="mycodestyle"/>
+              <w:ind w:firstLineChars="150" w:firstLine="225"/>
+            </w:pPr>
+            <w:r>
+              <w:t xml:space="preserve">   #define CAT_MASK_COMPRESSIONTYPE 0x00000800</w:t>
+            </w:r>
+          </w:p>
+          <w:p>
+            <w:pPr>
+              <w:pStyle w:val="mycodestyle"/>
+              <w:ind w:firstLineChars="150" w:firstLine="225"/>
+            </w:pPr>
+            <w:r>
+              <w:t xml:space="preserve">   #define CAT_MASK_CAPPED          0x00001000</w:t>
+            </w:r>
+          </w:p>
+          <w:p>
+            <w:pPr>
+              <w:pStyle w:val="mycodestyle"/>
+              <w:ind w:firstLineChars="150" w:firstLine="225"/>
+            </w:pPr>
+            <w:r>
+              <w:t xml:space="preserve">   #define CAT_MASK_CLMAXRECNUM     0x00002000</w:t>
+            </w:r>
+          </w:p>
+          <w:p>
+            <w:pPr>
+              <w:pStyle w:val="mycodestyle"/>
+              <w:ind w:firstLineChars="150" w:firstLine="225"/>
+            </w:pPr>
+            <w:r>
+              <w:t xml:space="preserve">   #define CAT_MASK_CLMAXSIZE       0x00004000</w:t>
+            </w:r>
+          </w:p>
+          <w:p>
+            <w:pPr>
+              <w:pStyle w:val="mycodestyle"/>
+              <w:ind w:firstLineChars="150" w:firstLine="225"/>
+            </w:pPr>
+            <w:r>
+              <w:t xml:space="preserve">   #define CAT_MASK_CLOVERWRITE     0x00008000</w:t>
+            </w:r>
+          </w:p>
+          <w:p>
+            <w:pPr>
+              <w:pStyle w:val="mycodestyle"/>
+              <w:ind w:firstLineChars="150" w:firstLine="225"/>
+              <w:rPr>
+                <w:color w:val="FF0000"/>
+              </w:rPr>
+            </w:pPr>
+            <w:r>
+              <w:t xml:space="preserve">  </w:t>
+            </w:r>
+            <w:r>
+              <w:rPr>
+                <w:color w:val="FF0000"/>
+              </w:rPr>
+              <w:t xml:space="preserve"> #define CAT_MASK_STRICKDATAMODE  0x00010000</w:t>
+            </w:r>
+          </w:p>
+          <w:p>
+            <w:pPr>
+              <w:pStyle w:val="mycodestyle"/>
+              <w:ind w:firstLineChars="150" w:firstLine="225"/>
             </w:pPr>
           </w:p>
           <w:p>
@@ -2853,6 +3416,29 @@
             <w:r>
               <w:t>} ;</w:t>
             </w:r>
+          </w:p>
+        </w:tc>
+      </w:tr>
+      <w:tr>
+        <w:trPr>
+          <w:trHeight w:val="72"/>
+        </w:trPr>
+        <w:tc>
+          <w:tcPr>
+            <w:tcW w:w="7319" w:type="dxa"/>
+            <w:tcBorders>
+              <w:top w:val="nil"/>
+              <w:left w:val="nil"/>
+              <w:bottom w:val="nil"/>
+              <w:right w:val="nil"/>
+            </w:tcBorders>
+            <w:shd w:val="clear" w:color="auto" w:fill="BFBFBF" w:themeFill="background1" w:themeFillShade="BF"/>
+          </w:tcPr>
+          <w:p>
+            <w:pPr>
+              <w:pStyle w:val="mycodestyle"/>
+              <w:jc w:val="both"/>
+            </w:pPr>
           </w:p>
         </w:tc>
       </w:tr>
@@ -2948,6 +3534,7 @@
         <w:rPr>
           <w:rFonts w:hint="eastAsia"/>
         </w:rPr>
+        <w:lastRenderedPageBreak/>
         <w:t>提取参数并验证</w:t>
       </w:r>
       <w:r>
@@ -3029,7 +3616,6 @@
         <w:rPr>
           <w:rFonts w:hint="eastAsia"/>
         </w:rPr>
-        <w:lastRenderedPageBreak/>
         <w:t>溢出优化处理</w:t>
       </w:r>
     </w:p>
@@ -3076,7 +3662,13 @@
         <w:rPr>
           <w:rFonts w:hint="eastAsia"/>
         </w:rPr>
-        <w:t>处理流程</w:t>
+        <w:t>流程</w:t>
+      </w:r>
+      <w:r>
+        <w:rPr>
+          <w:rFonts w:hint="eastAsia"/>
+        </w:rPr>
+        <w:t>改动</w:t>
       </w:r>
     </w:p>
     <w:p>
@@ -3089,9 +3681,9 @@
         </w:rPr>
         <w:drawing>
           <wp:inline distT="0" distB="0" distL="0" distR="0">
-            <wp:extent cx="5274310" cy="3091888"/>
+            <wp:extent cx="5274310" cy="3081375"/>
             <wp:effectExtent l="19050" t="0" r="2540" b="0"/>
-            <wp:docPr id="16" name="Picture 7" descr="E:\work\uml\_6MQIB~0\_P1GQA~A\选择符的流程改动.png"/>
+            <wp:docPr id="1" name="Picture 1" descr="E:\work\uml\_6MQIB~0\选择符的流程改动.png"/>
             <wp:cNvGraphicFramePr>
               <a:graphicFrameLocks xmlns:a="http://schemas.openxmlformats.org/drawingml/2006/main" noChangeAspect="1"/>
             </wp:cNvGraphicFramePr>
@@ -3099,7 +3691,7 @@
               <a:graphicData uri="http://schemas.openxmlformats.org/drawingml/2006/picture">
                 <pic:pic xmlns:pic="http://schemas.openxmlformats.org/drawingml/2006/picture">
                   <pic:nvPicPr>
-                    <pic:cNvPr id="0" name="Picture 7" descr="E:\work\uml\_6MQIB~0\_P1GQA~A\选择符的流程改动.png"/>
+                    <pic:cNvPr id="0" name="Picture 1" descr="E:\work\uml\_6MQIB~0\选择符的流程改动.png"/>
                     <pic:cNvPicPr>
                       <a:picLocks noChangeAspect="1" noChangeArrowheads="1"/>
                     </pic:cNvPicPr>
@@ -3114,7 +3706,7 @@
                   <pic:spPr bwMode="auto">
                     <a:xfrm>
                       <a:off x="0" y="0"/>
-                      <a:ext cx="5274310" cy="3091888"/>
+                      <a:ext cx="5274310" cy="3081375"/>
                     </a:xfrm>
                     <a:prstGeom prst="rect">
                       <a:avLst/>
@@ -3154,15 +3746,27 @@
         <w:rPr>
           <w:rFonts w:hint="eastAsia"/>
         </w:rPr>
-        <w:t>流程改动</w:t>
-      </w:r>
-    </w:p>
-    <w:p>
-      <w:r>
-        <w:rPr>
-          <w:rFonts w:hint="eastAsia"/>
-        </w:rPr>
-        <w:t>选择符处理流程改动在数据节点上，主要包含两个方面：</w:t>
+        <w:t>改动</w:t>
+      </w:r>
+      <w:r>
+        <w:rPr>
+          <w:rFonts w:hint="eastAsia"/>
+        </w:rPr>
+        <w:t>说明</w:t>
+      </w:r>
+    </w:p>
+    <w:p>
+      <w:r>
+        <w:rPr>
+          <w:rFonts w:hint="eastAsia"/>
+        </w:rPr>
+        <w:t>选择符处理流程改动在数据节点上，主要包含三</w:t>
+      </w:r>
+      <w:r>
+        <w:rPr>
+          <w:rFonts w:hint="eastAsia"/>
+        </w:rPr>
+        <w:t>个方面：</w:t>
       </w:r>
     </w:p>
     <w:p>
@@ -3173,48 +3777,63 @@
           <w:numId w:val="9"/>
         </w:numPr>
         <w:ind w:firstLineChars="0"/>
-      </w:pPr>
-      <w:r>
-        <w:rPr>
-          <w:rFonts w:hint="eastAsia"/>
-        </w:rPr>
-        <w:t>可配置方案的修改：在参数解析生成</w:t>
-      </w:r>
-      <w:r>
-        <w:rPr>
-          <w:rFonts w:hint="eastAsia"/>
-        </w:rPr>
-        <w:t>action</w:t>
-      </w:r>
-      <w:r>
-        <w:rPr>
-          <w:rFonts w:hint="eastAsia"/>
-        </w:rPr>
-        <w:t>列表过程中，将</w:t>
-      </w:r>
-      <w:r>
-        <w:rPr>
-          <w:rFonts w:hint="eastAsia"/>
-        </w:rPr>
-        <w:t>IsStrickDataMode</w:t>
-      </w:r>
-      <w:r>
-        <w:rPr>
-          <w:rFonts w:hint="eastAsia"/>
-        </w:rPr>
-        <w:t>传递</w:t>
-      </w:r>
-      <w:r>
-        <w:rPr>
-          <w:rFonts w:hint="eastAsia"/>
-        </w:rPr>
-        <w:t>action</w:t>
-      </w:r>
-      <w:r>
-        <w:rPr>
-          <w:rFonts w:hint="eastAsia"/>
-        </w:rPr>
-        <w:t>上；</w:t>
+        <w:rPr>
+          <w:rFonts w:hint="eastAsia"/>
+        </w:rPr>
+      </w:pPr>
+      <w:r>
+        <w:rPr>
+          <w:rFonts w:hint="eastAsia"/>
+        </w:rPr>
+        <w:t>rtnContextData</w:t>
+      </w:r>
+      <w:r>
+        <w:rPr>
+          <w:rFonts w:hint="eastAsia"/>
+        </w:rPr>
+        <w:t>：获取</w:t>
+      </w:r>
+      <w:r>
+        <w:rPr>
+          <w:rFonts w:hint="eastAsia"/>
+        </w:rPr>
+        <w:t>StrickDataMode</w:t>
+      </w:r>
+      <w:r>
+        <w:rPr>
+          <w:rFonts w:hint="eastAsia"/>
+        </w:rPr>
+        <w:t>属性，如果为</w:t>
+      </w:r>
+      <w:r>
+        <w:rPr>
+          <w:rFonts w:hint="eastAsia"/>
+        </w:rPr>
+        <w:t>TRUE</w:t>
+      </w:r>
+      <w:r>
+        <w:rPr>
+          <w:rFonts w:hint="eastAsia"/>
+        </w:rPr>
+        <w:t>，则每次</w:t>
+      </w:r>
+      <w:r>
+        <w:rPr>
+          <w:rFonts w:hint="eastAsia"/>
+        </w:rPr>
+        <w:t>selectAndAppend</w:t>
+      </w:r>
+      <w:r>
+        <w:rPr>
+          <w:rFonts w:hint="eastAsia"/>
+        </w:rPr>
+        <w:t>后需要判断运算是否溢出</w:t>
+      </w:r>
+      <w:r>
+        <w:rPr>
+          <w:rFonts w:hint="eastAsia"/>
+        </w:rPr>
+        <w:t>；</w:t>
       </w:r>
     </w:p>
     <w:p>
@@ -3230,6 +3849,28 @@
         <w:rPr>
           <w:rFonts w:hint="eastAsia"/>
         </w:rPr>
+        <w:t>selector</w:t>
+      </w:r>
+      <w:r>
+        <w:rPr>
+          <w:rFonts w:hint="eastAsia"/>
+        </w:rPr>
+        <w:t>处理过程中屏蔽溢出情况；</w:t>
+      </w:r>
+    </w:p>
+    <w:p>
+      <w:pPr>
+        <w:pStyle w:val="ListParagraph"/>
+        <w:numPr>
+          <w:ilvl w:val="0"/>
+          <w:numId w:val="9"/>
+        </w:numPr>
+        <w:ind w:firstLineChars="0"/>
+      </w:pPr>
+      <w:r>
+        <w:rPr>
+          <w:rFonts w:hint="eastAsia"/>
+        </w:rPr>
         <w:t>溢出检查的改动：对底层数值运算增加</w:t>
       </w:r>
       <w:r>
@@ -3297,7 +3938,13 @@
         <w:rPr>
           <w:rFonts w:hint="eastAsia"/>
         </w:rPr>
-        <w:t>处理流程</w:t>
+        <w:t>流程</w:t>
+      </w:r>
+      <w:r>
+        <w:rPr>
+          <w:rFonts w:hint="eastAsia"/>
+        </w:rPr>
+        <w:t>改动</w:t>
       </w:r>
     </w:p>
     <w:p>
@@ -3312,9 +3959,9 @@
         </w:rPr>
         <w:drawing>
           <wp:inline distT="0" distB="0" distL="0" distR="0">
-            <wp:extent cx="5274310" cy="3744231"/>
+            <wp:extent cx="5274310" cy="3034215"/>
             <wp:effectExtent l="19050" t="0" r="2540" b="0"/>
-            <wp:docPr id="14" name="Picture 5" descr="E:\work\uml\_6MQIB~0\匹配符的流程改动.png"/>
+            <wp:docPr id="2" name="Picture 2" descr="E:\work\uml\_6MQIB~0\匹配符的流程改动.png"/>
             <wp:cNvGraphicFramePr>
               <a:graphicFrameLocks xmlns:a="http://schemas.openxmlformats.org/drawingml/2006/main" noChangeAspect="1"/>
             </wp:cNvGraphicFramePr>
@@ -3322,7 +3969,7 @@
               <a:graphicData uri="http://schemas.openxmlformats.org/drawingml/2006/picture">
                 <pic:pic xmlns:pic="http://schemas.openxmlformats.org/drawingml/2006/picture">
                   <pic:nvPicPr>
-                    <pic:cNvPr id="0" name="Picture 5" descr="E:\work\uml\_6MQIB~0\匹配符的流程改动.png"/>
+                    <pic:cNvPr id="0" name="Picture 2" descr="E:\work\uml\_6MQIB~0\匹配符的流程改动.png"/>
                     <pic:cNvPicPr>
                       <a:picLocks noChangeAspect="1" noChangeArrowheads="1"/>
                     </pic:cNvPicPr>
@@ -3337,7 +3984,7 @@
                   <pic:spPr bwMode="auto">
                     <a:xfrm>
                       <a:off x="0" y="0"/>
-                      <a:ext cx="5274310" cy="3744231"/>
+                      <a:ext cx="5274310" cy="3034215"/>
                     </a:xfrm>
                     <a:prstGeom prst="rect">
                       <a:avLst/>
@@ -3446,10 +4093,53 @@
         <w:rPr>
           <w:rFonts w:hint="eastAsia"/>
         </w:rPr>
-        <w:t>流程改动</w:t>
-      </w:r>
-    </w:p>
-    <w:p>
+        <w:t>改动说明</w:t>
+      </w:r>
+    </w:p>
+    <w:p>
+      <w:pPr>
+        <w:rPr>
+          <w:rFonts w:hint="eastAsia"/>
+        </w:rPr>
+      </w:pPr>
+      <w:r>
+        <w:rPr>
+          <w:rFonts w:hint="eastAsia"/>
+        </w:rPr>
+        <w:t>1</w:t>
+      </w:r>
+      <w:r>
+        <w:rPr>
+          <w:rFonts w:hint="eastAsia"/>
+        </w:rPr>
+        <w:t>）</w:t>
+      </w:r>
+      <w:r>
+        <w:rPr>
+          <w:rFonts w:hint="eastAsia"/>
+        </w:rPr>
+        <w:t>mthMatchFunc</w:t>
+      </w:r>
+      <w:r>
+        <w:rPr>
+          <w:rFonts w:hint="eastAsia"/>
+        </w:rPr>
+        <w:t>：屏蔽溢出情况的错误；</w:t>
+      </w:r>
+    </w:p>
+    <w:p>
+      <w:r>
+        <w:rPr>
+          <w:rFonts w:hint="eastAsia"/>
+        </w:rPr>
+        <w:t>2</w:t>
+      </w:r>
+      <w:r>
+        <w:rPr>
+          <w:rFonts w:hint="eastAsia"/>
+        </w:rPr>
+        <w:t>）</w:t>
+      </w:r>
       <w:r>
         <w:rPr>
           <w:rFonts w:hint="eastAsia"/>
@@ -3490,7 +4180,6 @@
         <w:rPr>
           <w:rFonts w:hint="eastAsia"/>
         </w:rPr>
-        <w:lastRenderedPageBreak/>
         <w:t>2</w:t>
       </w:r>
       <w:r>
@@ -3526,7 +4215,13 @@
         <w:rPr>
           <w:rFonts w:hint="eastAsia"/>
         </w:rPr>
-        <w:t>处理流程</w:t>
+        <w:t>流程</w:t>
+      </w:r>
+      <w:r>
+        <w:rPr>
+          <w:rFonts w:hint="eastAsia"/>
+        </w:rPr>
+        <w:t>改动</w:t>
       </w:r>
     </w:p>
     <w:p>
@@ -3539,9 +4234,9 @@
         </w:rPr>
         <w:drawing>
           <wp:inline distT="0" distB="0" distL="0" distR="0">
-            <wp:extent cx="5274310" cy="2967479"/>
+            <wp:extent cx="5274310" cy="2887159"/>
             <wp:effectExtent l="19050" t="0" r="2540" b="0"/>
-            <wp:docPr id="15" name="Picture 6" descr="E:\work\uml\_6MQIB~0\更新符的流程改动.png"/>
+            <wp:docPr id="3" name="Picture 3" descr="E:\work\uml\_6MQIB~0\更新符的流程改动.png"/>
             <wp:cNvGraphicFramePr>
               <a:graphicFrameLocks xmlns:a="http://schemas.openxmlformats.org/drawingml/2006/main" noChangeAspect="1"/>
             </wp:cNvGraphicFramePr>
@@ -3549,7 +4244,7 @@
               <a:graphicData uri="http://schemas.openxmlformats.org/drawingml/2006/picture">
                 <pic:pic xmlns:pic="http://schemas.openxmlformats.org/drawingml/2006/picture">
                   <pic:nvPicPr>
-                    <pic:cNvPr id="0" name="Picture 6" descr="E:\work\uml\_6MQIB~0\更新符的流程改动.png"/>
+                    <pic:cNvPr id="0" name="Picture 3" descr="E:\work\uml\_6MQIB~0\更新符的流程改动.png"/>
                     <pic:cNvPicPr>
                       <a:picLocks noChangeAspect="1" noChangeArrowheads="1"/>
                     </pic:cNvPicPr>
@@ -3564,7 +4259,7 @@
                   <pic:spPr bwMode="auto">
                     <a:xfrm>
                       <a:off x="0" y="0"/>
-                      <a:ext cx="5274310" cy="2967479"/>
+                      <a:ext cx="5274310" cy="2887159"/>
                     </a:xfrm>
                     <a:prstGeom prst="rect">
                       <a:avLst/>
@@ -3592,19 +4287,20 @@
         <w:rPr>
           <w:rFonts w:hint="eastAsia"/>
         </w:rPr>
+        <w:lastRenderedPageBreak/>
         <w:t>2</w:t>
       </w:r>
       <w:r>
         <w:rPr>
           <w:rFonts w:hint="eastAsia"/>
         </w:rPr>
-        <w:t xml:space="preserve">.3.2 </w:t>
-      </w:r>
-      <w:r>
-        <w:rPr>
-          <w:rFonts w:hint="eastAsia"/>
-        </w:rPr>
-        <w:t>流程改动</w:t>
+        <w:t>.3.2</w:t>
+      </w:r>
+      <w:r>
+        <w:rPr>
+          <w:rFonts w:hint="eastAsia"/>
+        </w:rPr>
+        <w:t>改动说明</w:t>
       </w:r>
     </w:p>
     <w:p>
@@ -3623,30 +4319,91 @@
           <w:numId w:val="8"/>
         </w:numPr>
         <w:ind w:firstLineChars="0"/>
-      </w:pPr>
-      <w:r>
-        <w:rPr>
-          <w:rFonts w:hint="eastAsia"/>
-        </w:rPr>
-        <w:t>rtnUpdate</w:t>
-      </w:r>
-      <w:r>
-        <w:rPr>
-          <w:rFonts w:hint="eastAsia"/>
-        </w:rPr>
-        <w:t>：获取</w:t>
-      </w:r>
-      <w:r>
-        <w:rPr>
-          <w:rFonts w:hint="eastAsia"/>
-        </w:rPr>
-        <w:t>strickDataMode</w:t>
-      </w:r>
-      <w:r>
-        <w:rPr>
-          <w:rFonts w:hint="eastAsia"/>
-        </w:rPr>
-        <w:t>信息；</w:t>
+        <w:rPr>
+          <w:rFonts w:hint="eastAsia"/>
+        </w:rPr>
+      </w:pPr>
+      <w:r>
+        <w:rPr>
+          <w:rFonts w:hint="eastAsia"/>
+        </w:rPr>
+        <w:t>updateRecord</w:t>
+      </w:r>
+      <w:r>
+        <w:rPr>
+          <w:rFonts w:hint="eastAsia"/>
+        </w:rPr>
+        <w:t>：</w:t>
+      </w:r>
+      <w:r>
+        <w:rPr>
+          <w:rFonts w:hint="eastAsia"/>
+        </w:rPr>
+        <w:t>获取</w:t>
+      </w:r>
+      <w:r>
+        <w:rPr>
+          <w:rFonts w:hint="eastAsia"/>
+        </w:rPr>
+        <w:t>StrickDataMode</w:t>
+      </w:r>
+      <w:r>
+        <w:rPr>
+          <w:rFonts w:hint="eastAsia"/>
+        </w:rPr>
+        <w:t>属性，如果为</w:t>
+      </w:r>
+      <w:r>
+        <w:rPr>
+          <w:rFonts w:hint="eastAsia"/>
+        </w:rPr>
+        <w:t>TRUE</w:t>
+      </w:r>
+      <w:r>
+        <w:rPr>
+          <w:rFonts w:hint="eastAsia"/>
+        </w:rPr>
+        <w:t>，则每次</w:t>
+      </w:r>
+      <w:r>
+        <w:rPr>
+          <w:rFonts w:hint="eastAsia"/>
+        </w:rPr>
+        <w:t>update</w:t>
+      </w:r>
+      <w:r>
+        <w:rPr>
+          <w:rFonts w:hint="eastAsia"/>
+        </w:rPr>
+        <w:t>后需要判断运算是否溢出</w:t>
+      </w:r>
+      <w:r>
+        <w:rPr>
+          <w:rFonts w:hint="eastAsia"/>
+        </w:rPr>
+        <w:t>；</w:t>
+      </w:r>
+    </w:p>
+    <w:p>
+      <w:pPr>
+        <w:pStyle w:val="ListParagraph"/>
+        <w:numPr>
+          <w:ilvl w:val="0"/>
+          <w:numId w:val="8"/>
+        </w:numPr>
+        <w:ind w:firstLineChars="0"/>
+      </w:pPr>
+      <w:r>
+        <w:rPr>
+          <w:rFonts w:hint="eastAsia"/>
+        </w:rPr>
+        <w:t>mthModifier</w:t>
+      </w:r>
+      <w:r>
+        <w:rPr>
+          <w:rFonts w:hint="eastAsia"/>
+        </w:rPr>
+        <w:t>：屏蔽溢出情况的错误；</w:t>
       </w:r>
     </w:p>
     <w:p>
@@ -4002,7 +4759,6 @@
         <w:rPr>
           <w:rFonts w:hint="eastAsia"/>
         </w:rPr>
-        <w:lastRenderedPageBreak/>
         <w:t>2</w:t>
       </w:r>
       <w:r>
@@ -4015,7 +4771,13 @@
         <w:rPr>
           <w:rFonts w:hint="eastAsia"/>
         </w:rPr>
-        <w:t>处理流程</w:t>
+        <w:t>流程</w:t>
+      </w:r>
+      <w:r>
+        <w:rPr>
+          <w:rFonts w:hint="eastAsia"/>
+        </w:rPr>
+        <w:t>改动</w:t>
       </w:r>
     </w:p>
     <w:p>
@@ -4165,6 +4927,7 @@
         <w:rPr>
           <w:rFonts w:hint="eastAsia"/>
         </w:rPr>
+        <w:lastRenderedPageBreak/>
         <w:t>2</w:t>
       </w:r>
       <w:r>
@@ -4177,7 +4940,13 @@
         <w:rPr>
           <w:rFonts w:hint="eastAsia"/>
         </w:rPr>
-        <w:t>流程改动</w:t>
+        <w:t>改动</w:t>
+      </w:r>
+      <w:r>
+        <w:rPr>
+          <w:rFonts w:hint="eastAsia"/>
+        </w:rPr>
+        <w:t>说明</w:t>
       </w:r>
     </w:p>
     <w:p>
@@ -4247,6 +5016,2009 @@
           <w:rFonts w:hint="eastAsia"/>
         </w:rPr>
         <w:t>（略）</w:t>
+      </w:r>
+    </w:p>
+    <w:p>
+      <w:pPr>
+        <w:rPr>
+          <w:rFonts w:hint="eastAsia"/>
+        </w:rPr>
+      </w:pPr>
+    </w:p>
+    <w:p>
+      <w:pPr>
+        <w:pStyle w:val="Heading3"/>
+        <w:rPr>
+          <w:rFonts w:hint="eastAsia"/>
+        </w:rPr>
+      </w:pPr>
+      <w:r>
+        <w:rPr>
+          <w:rFonts w:hint="eastAsia"/>
+        </w:rPr>
+        <w:t>溢出检查</w:t>
+      </w:r>
+    </w:p>
+    <w:p>
+      <w:pPr>
+        <w:pStyle w:val="Heading4"/>
+        <w:rPr>
+          <w:rFonts w:hint="eastAsia"/>
+        </w:rPr>
+      </w:pPr>
+      <w:r>
+        <w:rPr>
+          <w:rFonts w:hint="eastAsia"/>
+        </w:rPr>
+        <w:t xml:space="preserve">3.1  </w:t>
+      </w:r>
+      <w:r>
+        <w:rPr>
+          <w:rFonts w:hint="eastAsia"/>
+        </w:rPr>
+        <w:t>运算规则描述</w:t>
+      </w:r>
+    </w:p>
+    <w:p>
+      <w:pPr>
+        <w:rPr>
+          <w:b/>
+        </w:rPr>
+      </w:pPr>
+      <w:r>
+        <w:rPr>
+          <w:rFonts w:hint="eastAsia"/>
+          <w:b/>
+        </w:rPr>
+        <w:t>规则一：参与运算的数值类型保持一致</w:t>
+      </w:r>
+    </w:p>
+    <w:p>
+      <w:r>
+        <w:rPr>
+          <w:rFonts w:hint="eastAsia"/>
+        </w:rPr>
+        <w:t>对于运算的两个数值</w:t>
+      </w:r>
+      <w:r>
+        <w:rPr>
+          <w:rFonts w:hint="eastAsia"/>
+        </w:rPr>
+        <w:t>a</w:t>
+      </w:r>
+      <w:r>
+        <w:rPr>
+          <w:rFonts w:hint="eastAsia"/>
+        </w:rPr>
+        <w:t>和</w:t>
+      </w:r>
+      <w:r>
+        <w:rPr>
+          <w:rFonts w:hint="eastAsia"/>
+        </w:rPr>
+        <w:t>b</w:t>
+      </w:r>
+      <w:r>
+        <w:rPr>
+          <w:rFonts w:hint="eastAsia"/>
+        </w:rPr>
+        <w:t>，</w:t>
+      </w:r>
+      <w:r>
+        <w:rPr>
+          <w:rFonts w:hint="eastAsia"/>
+        </w:rPr>
+        <w:t>若</w:t>
+      </w:r>
+      <w:r>
+        <w:rPr>
+          <w:rFonts w:hint="eastAsia"/>
+        </w:rPr>
+        <w:t>a</w:t>
+      </w:r>
+      <w:r>
+        <w:rPr>
+          <w:rFonts w:hint="eastAsia"/>
+        </w:rPr>
+        <w:t>、</w:t>
+      </w:r>
+      <w:r>
+        <w:rPr>
+          <w:rFonts w:hint="eastAsia"/>
+        </w:rPr>
+        <w:t>b</w:t>
+      </w:r>
+      <w:r>
+        <w:rPr>
+          <w:rFonts w:hint="eastAsia"/>
+        </w:rPr>
+        <w:t>类型不同，</w:t>
+      </w:r>
+      <w:r>
+        <w:rPr>
+          <w:rFonts w:hint="eastAsia"/>
+        </w:rPr>
+        <w:t>将其中较低的类型先转换成高</w:t>
+      </w:r>
+      <w:r>
+        <w:rPr>
+          <w:rFonts w:hint="eastAsia"/>
+        </w:rPr>
+        <w:t>类型，保持运算两边类型一致</w:t>
+      </w:r>
+      <w:r>
+        <w:rPr>
+          <w:rFonts w:hint="eastAsia"/>
+        </w:rPr>
+        <w:t>（保证运算操作数两边都为</w:t>
+      </w:r>
+      <w:r>
+        <w:rPr>
+          <w:rFonts w:hint="eastAsia"/>
+        </w:rPr>
+        <w:t>t</w:t>
+      </w:r>
+      <w:r>
+        <w:rPr>
+          <w:rFonts w:hint="eastAsia"/>
+        </w:rPr>
+        <w:t>）</w:t>
+      </w:r>
+      <w:r>
+        <w:rPr>
+          <w:rFonts w:hint="eastAsia"/>
+        </w:rPr>
+        <w:t>，</w:t>
+      </w:r>
+      <w:r>
+        <w:rPr>
+          <w:rFonts w:hint="eastAsia"/>
+        </w:rPr>
+        <w:t>其中类型等级</w:t>
+      </w:r>
+      <w:r>
+        <w:rPr>
+          <w:rFonts w:hint="eastAsia"/>
+        </w:rPr>
+        <w:t>INT32 &lt; INT64 &lt; double &lt; decimal</w:t>
+      </w:r>
+      <w:r>
+        <w:rPr>
+          <w:rFonts w:hint="eastAsia"/>
+        </w:rPr>
+        <w:t>。</w:t>
+      </w:r>
+    </w:p>
+    <w:p/>
+    <w:p>
+      <w:pPr>
+        <w:rPr>
+          <w:b/>
+        </w:rPr>
+      </w:pPr>
+      <w:r>
+        <w:rPr>
+          <w:rFonts w:hint="eastAsia"/>
+          <w:b/>
+        </w:rPr>
+        <w:t>规则二：</w:t>
+      </w:r>
+      <w:r>
+        <w:rPr>
+          <w:rFonts w:hint="eastAsia"/>
+          <w:b/>
+        </w:rPr>
+        <w:t>运算溢出时提升类型</w:t>
+      </w:r>
+    </w:p>
+    <w:p>
+      <w:r>
+        <w:rPr>
+          <w:rFonts w:hint="eastAsia"/>
+        </w:rPr>
+        <w:t>对于数值</w:t>
+      </w:r>
+      <w:r>
+        <w:rPr>
+          <w:rFonts w:hint="eastAsia"/>
+        </w:rPr>
+        <w:t>a</w:t>
+      </w:r>
+      <w:r>
+        <w:rPr>
+          <w:rFonts w:hint="eastAsia"/>
+        </w:rPr>
+        <w:t>、</w:t>
+      </w:r>
+      <w:r>
+        <w:rPr>
+          <w:rFonts w:hint="eastAsia"/>
+        </w:rPr>
+        <w:t>b</w:t>
+      </w:r>
+      <w:r>
+        <w:rPr>
+          <w:rFonts w:hint="eastAsia"/>
+        </w:rPr>
+        <w:t>的运算，如果产生溢出，则需要提升数值</w:t>
+      </w:r>
+      <w:r>
+        <w:rPr>
+          <w:rFonts w:hint="eastAsia"/>
+        </w:rPr>
+        <w:t>a</w:t>
+      </w:r>
+      <w:r>
+        <w:rPr>
+          <w:rFonts w:hint="eastAsia"/>
+        </w:rPr>
+        <w:t>、</w:t>
+      </w:r>
+      <w:r>
+        <w:rPr>
+          <w:rFonts w:hint="eastAsia"/>
+        </w:rPr>
+        <w:t>b</w:t>
+      </w:r>
+      <w:r>
+        <w:rPr>
+          <w:rFonts w:hint="eastAsia"/>
+        </w:rPr>
+        <w:t>的数据类型，以保证运算结果的正确性。</w:t>
+      </w:r>
+    </w:p>
+    <w:p>
+      <w:r>
+        <w:rPr>
+          <w:rFonts w:hint="eastAsia"/>
+        </w:rPr>
+        <w:t>提升规则：</w:t>
+      </w:r>
+    </w:p>
+    <w:p>
+      <w:pPr>
+        <w:pStyle w:val="ListParagraph"/>
+        <w:numPr>
+          <w:ilvl w:val="0"/>
+          <w:numId w:val="13"/>
+        </w:numPr>
+        <w:ind w:firstLineChars="0"/>
+      </w:pPr>
+      <w:r>
+        <w:rPr>
+          <w:rFonts w:hint="eastAsia"/>
+        </w:rPr>
+        <w:t>若</w:t>
+      </w:r>
+      <w:r>
+        <w:rPr>
+          <w:rFonts w:hint="eastAsia"/>
+        </w:rPr>
+        <w:t>t</w:t>
+      </w:r>
+      <w:r>
+        <w:rPr>
+          <w:rFonts w:hint="eastAsia"/>
+        </w:rPr>
+        <w:t>为</w:t>
+      </w:r>
+      <w:r>
+        <w:rPr>
+          <w:rFonts w:hint="eastAsia"/>
+        </w:rPr>
+        <w:t>INT32</w:t>
+      </w:r>
+      <w:r>
+        <w:rPr>
+          <w:rFonts w:hint="eastAsia"/>
+        </w:rPr>
+        <w:t>，则提升为</w:t>
+      </w:r>
+      <w:r>
+        <w:rPr>
+          <w:rFonts w:hint="eastAsia"/>
+        </w:rPr>
+        <w:t>INT64</w:t>
+      </w:r>
+      <w:r>
+        <w:rPr>
+          <w:rFonts w:hint="eastAsia"/>
+        </w:rPr>
+        <w:t>；</w:t>
+      </w:r>
+    </w:p>
+    <w:p>
+      <w:pPr>
+        <w:pStyle w:val="ListParagraph"/>
+        <w:numPr>
+          <w:ilvl w:val="0"/>
+          <w:numId w:val="13"/>
+        </w:numPr>
+        <w:ind w:firstLineChars="0"/>
+      </w:pPr>
+      <w:r>
+        <w:rPr>
+          <w:rFonts w:hint="eastAsia"/>
+        </w:rPr>
+        <w:t>若</w:t>
+      </w:r>
+      <w:r>
+        <w:rPr>
+          <w:rFonts w:hint="eastAsia"/>
+        </w:rPr>
+        <w:t>t</w:t>
+      </w:r>
+      <w:r>
+        <w:rPr>
+          <w:rFonts w:hint="eastAsia"/>
+        </w:rPr>
+        <w:t>为</w:t>
+      </w:r>
+      <w:r>
+        <w:rPr>
+          <w:rFonts w:hint="eastAsia"/>
+        </w:rPr>
+        <w:t>INT64</w:t>
+      </w:r>
+      <w:r>
+        <w:rPr>
+          <w:rFonts w:hint="eastAsia"/>
+        </w:rPr>
+        <w:t>，则提升为</w:t>
+      </w:r>
+      <w:r>
+        <w:rPr>
+          <w:rFonts w:hint="eastAsia"/>
+        </w:rPr>
+        <w:t>decimal;</w:t>
+      </w:r>
+    </w:p>
+    <w:p/>
+    <w:p>
+      <w:r>
+        <w:rPr>
+          <w:rFonts w:hint="eastAsia"/>
+        </w:rPr>
+        <w:t>另：</w:t>
+      </w:r>
+      <w:r>
+        <w:rPr>
+          <w:rFonts w:hint="eastAsia"/>
+        </w:rPr>
+        <w:t>double</w:t>
+      </w:r>
+      <w:r>
+        <w:rPr>
+          <w:rFonts w:hint="eastAsia"/>
+        </w:rPr>
+        <w:t>、</w:t>
+      </w:r>
+      <w:r>
+        <w:rPr>
+          <w:rFonts w:hint="eastAsia"/>
+        </w:rPr>
+        <w:t>decimal</w:t>
+      </w:r>
+      <w:r>
+        <w:rPr>
+          <w:rFonts w:hint="eastAsia"/>
+        </w:rPr>
+        <w:t>的处理：</w:t>
+      </w:r>
+    </w:p>
+    <w:p>
+      <w:r>
+        <w:rPr>
+          <w:rFonts w:hint="eastAsia"/>
+        </w:rPr>
+        <w:t>d</w:t>
+      </w:r>
+      <w:r>
+        <w:rPr>
+          <w:rFonts w:hint="eastAsia"/>
+        </w:rPr>
+        <w:t>ouble</w:t>
+      </w:r>
+      <w:r>
+        <w:rPr>
+          <w:rFonts w:hint="eastAsia"/>
+        </w:rPr>
+        <w:t>：</w:t>
+      </w:r>
+      <w:r>
+        <w:rPr>
+          <w:rFonts w:hint="eastAsia"/>
+        </w:rPr>
+        <w:t>不作考虑和处理。</w:t>
+      </w:r>
+    </w:p>
+    <w:p>
+      <w:pPr>
+        <w:rPr>
+          <w:rFonts w:hint="eastAsia"/>
+        </w:rPr>
+      </w:pPr>
+      <w:r>
+        <w:rPr>
+          <w:rFonts w:hint="eastAsia"/>
+        </w:rPr>
+        <w:t>decimal</w:t>
+      </w:r>
+      <w:r>
+        <w:rPr>
+          <w:rFonts w:hint="eastAsia"/>
+        </w:rPr>
+        <w:t>，已经是最高级的类型，不会提升，</w:t>
+      </w:r>
+      <w:r>
+        <w:rPr>
+          <w:rFonts w:hint="eastAsia"/>
+        </w:rPr>
+        <w:t>decimal</w:t>
+      </w:r>
+      <w:r>
+        <w:rPr>
+          <w:rFonts w:hint="eastAsia"/>
+        </w:rPr>
+        <w:t>运算默认为不会溢出，因此不作考虑。</w:t>
+      </w:r>
+    </w:p>
+    <w:p>
+      <w:pPr>
+        <w:rPr>
+          <w:rFonts w:hint="eastAsia"/>
+        </w:rPr>
+      </w:pPr>
+    </w:p>
+    <w:p>
+      <w:pPr>
+        <w:pStyle w:val="Heading4"/>
+        <w:rPr>
+          <w:rFonts w:hint="eastAsia"/>
+        </w:rPr>
+      </w:pPr>
+      <w:r>
+        <w:rPr>
+          <w:rFonts w:hint="eastAsia"/>
+        </w:rPr>
+        <w:t xml:space="preserve">3.2  </w:t>
+      </w:r>
+      <w:r>
+        <w:rPr>
+          <w:rFonts w:hint="eastAsia"/>
+        </w:rPr>
+        <w:t>溢出检查方案</w:t>
+      </w:r>
+    </w:p>
+    <w:p>
+      <w:pPr>
+        <w:pStyle w:val="Heading6"/>
+        <w:rPr>
+          <w:rFonts w:hint="eastAsia"/>
+        </w:rPr>
+      </w:pPr>
+      <w:r>
+        <w:rPr>
+          <w:rFonts w:hint="eastAsia"/>
+        </w:rPr>
+        <w:t>3.2.1  INT32</w:t>
+      </w:r>
+    </w:p>
+    <w:p>
+      <w:pPr>
+        <w:pStyle w:val="ListParagraph"/>
+        <w:ind w:left="762" w:firstLineChars="0" w:firstLine="0"/>
+      </w:pPr>
+      <w:r>
+        <w:rPr>
+          <w:rFonts w:hint="eastAsia"/>
+        </w:rPr>
+        <w:t>当操作上都是</w:t>
+      </w:r>
+      <w:r>
+        <w:rPr>
+          <w:rFonts w:hint="eastAsia"/>
+        </w:rPr>
+        <w:t>INT32</w:t>
+      </w:r>
+      <w:r>
+        <w:rPr>
+          <w:rFonts w:hint="eastAsia"/>
+        </w:rPr>
+        <w:t>时，直接都转换为</w:t>
+      </w:r>
+      <w:r>
+        <w:rPr>
+          <w:rFonts w:hint="eastAsia"/>
+        </w:rPr>
+        <w:t>INT64</w:t>
+      </w:r>
+      <w:r>
+        <w:rPr>
+          <w:rFonts w:hint="eastAsia"/>
+        </w:rPr>
+        <w:t>参与运算，对于结果</w:t>
+      </w:r>
+      <w:r>
+        <w:rPr>
+          <w:rFonts w:hint="eastAsia"/>
+        </w:rPr>
+        <w:t>result</w:t>
+      </w:r>
+      <w:r>
+        <w:rPr>
+          <w:rFonts w:hint="eastAsia"/>
+        </w:rPr>
+        <w:t>：</w:t>
+      </w:r>
+    </w:p>
+    <w:p>
+      <w:pPr>
+        <w:pStyle w:val="ListParagraph"/>
+        <w:ind w:left="762" w:firstLineChars="0" w:firstLine="0"/>
+      </w:pPr>
+      <w:r>
+        <w:rPr>
+          <w:rFonts w:hint="eastAsia"/>
+        </w:rPr>
+        <w:t>当</w:t>
+      </w:r>
+      <w:r>
+        <w:rPr>
+          <w:rFonts w:hint="eastAsia"/>
+        </w:rPr>
+        <w:t>result</w:t>
+      </w:r>
+      <w:r>
+        <w:rPr>
+          <w:rFonts w:hint="eastAsia"/>
+        </w:rPr>
+        <w:t>超出</w:t>
+      </w:r>
+      <w:r>
+        <w:rPr>
+          <w:rFonts w:hint="eastAsia"/>
+        </w:rPr>
+        <w:t>INT32</w:t>
+      </w:r>
+      <w:r>
+        <w:rPr>
+          <w:rFonts w:hint="eastAsia"/>
+        </w:rPr>
+        <w:t>边界（即</w:t>
+      </w:r>
+      <w:r>
+        <w:rPr>
+          <w:rFonts w:hint="eastAsia"/>
+        </w:rPr>
+        <w:t>result &gt; INT32_MAX || result &lt; INT32_MIN</w:t>
+      </w:r>
+      <w:r>
+        <w:rPr>
+          <w:rFonts w:hint="eastAsia"/>
+        </w:rPr>
+        <w:t>），则认为溢出，提升结果类型为</w:t>
+      </w:r>
+      <w:r>
+        <w:rPr>
+          <w:rFonts w:hint="eastAsia"/>
+        </w:rPr>
+        <w:t>INT64</w:t>
+      </w:r>
+      <w:r>
+        <w:rPr>
+          <w:rFonts w:hint="eastAsia"/>
+        </w:rPr>
+        <w:t>，否则不溢出，将结果转换为</w:t>
+      </w:r>
+      <w:r>
+        <w:rPr>
+          <w:rFonts w:hint="eastAsia"/>
+        </w:rPr>
+        <w:t>INT32</w:t>
+      </w:r>
+      <w:r>
+        <w:rPr>
+          <w:rFonts w:hint="eastAsia"/>
+        </w:rPr>
+        <w:t>表示。</w:t>
+      </w:r>
+    </w:p>
+    <w:p>
+      <w:pPr>
+        <w:rPr>
+          <w:rFonts w:hint="eastAsia"/>
+        </w:rPr>
+      </w:pPr>
+    </w:p>
+    <w:p>
+      <w:pPr>
+        <w:pStyle w:val="Heading6"/>
+        <w:rPr>
+          <w:rFonts w:hint="eastAsia"/>
+        </w:rPr>
+      </w:pPr>
+      <w:r>
+        <w:rPr>
+          <w:rFonts w:hint="eastAsia"/>
+        </w:rPr>
+        <w:lastRenderedPageBreak/>
+        <w:t>3.2.2  INT64</w:t>
+      </w:r>
+    </w:p>
+    <w:p>
+      <w:pPr>
+        <w:pStyle w:val="Heading7"/>
+        <w:rPr>
+          <w:rFonts w:hint="eastAsia"/>
+        </w:rPr>
+      </w:pPr>
+      <w:r>
+        <w:rPr>
+          <w:rFonts w:hint="eastAsia"/>
+        </w:rPr>
+        <w:t xml:space="preserve">3.2.2.1  </w:t>
+      </w:r>
+      <w:r>
+        <w:rPr>
+          <w:rFonts w:hint="eastAsia"/>
+        </w:rPr>
+        <w:t>加法</w:t>
+      </w:r>
+    </w:p>
+    <w:p>
+      <w:pPr>
+        <w:pStyle w:val="ListParagraph"/>
+        <w:ind w:left="762" w:firstLineChars="0" w:firstLine="0"/>
+        <w:rPr>
+          <w:rFonts w:hint="eastAsia"/>
+        </w:rPr>
+      </w:pPr>
+      <w:r>
+        <w:rPr>
+          <w:rFonts w:hint="eastAsia"/>
+        </w:rPr>
+        <w:t>先计算，后分析</w:t>
+      </w:r>
+    </w:p>
+    <w:tbl>
+      <w:tblPr>
+        <w:tblStyle w:val="TableGrid"/>
+        <w:tblW w:w="5200" w:type="dxa"/>
+        <w:jc w:val="center"/>
+        <w:tblInd w:w="392" w:type="dxa"/>
+        <w:tblLook w:val="04A0"/>
+      </w:tblPr>
+      <w:tblGrid>
+        <w:gridCol w:w="1201"/>
+        <w:gridCol w:w="1263"/>
+        <w:gridCol w:w="1368"/>
+        <w:gridCol w:w="1368"/>
+      </w:tblGrid>
+      <w:tr>
+        <w:trPr>
+          <w:jc w:val="center"/>
+        </w:trPr>
+        <w:tc>
+          <w:tcPr>
+            <w:tcW w:w="1201" w:type="dxa"/>
+            <w:tcBorders>
+              <w:bottom w:val="single" w:sz="4" w:space="0" w:color="000000" w:themeColor="text1"/>
+            </w:tcBorders>
+          </w:tcPr>
+          <w:p>
+            <w:pPr>
+              <w:ind w:left="0"/>
+            </w:pPr>
+          </w:p>
+        </w:tc>
+        <w:tc>
+          <w:tcPr>
+            <w:tcW w:w="1263" w:type="dxa"/>
+            <w:tcBorders>
+              <w:bottom w:val="single" w:sz="4" w:space="0" w:color="000000" w:themeColor="text1"/>
+            </w:tcBorders>
+          </w:tcPr>
+          <w:p>
+            <w:pPr>
+              <w:ind w:left="0"/>
+            </w:pPr>
+            <w:r>
+              <w:t>a&gt;0 &amp;&amp; b&gt;0</w:t>
+            </w:r>
+          </w:p>
+        </w:tc>
+        <w:tc>
+          <w:tcPr>
+            <w:tcW w:w="1368" w:type="dxa"/>
+            <w:tcBorders>
+              <w:bottom w:val="single" w:sz="4" w:space="0" w:color="000000" w:themeColor="text1"/>
+            </w:tcBorders>
+          </w:tcPr>
+          <w:p>
+            <w:pPr>
+              <w:ind w:left="0"/>
+            </w:pPr>
+            <w:r>
+              <w:t>a&lt;0 &amp;&amp; b&lt;0</w:t>
+            </w:r>
+          </w:p>
+        </w:tc>
+        <w:tc>
+          <w:tcPr>
+            <w:tcW w:w="1368" w:type="dxa"/>
+            <w:tcBorders>
+              <w:bottom w:val="single" w:sz="4" w:space="0" w:color="000000" w:themeColor="text1"/>
+            </w:tcBorders>
+          </w:tcPr>
+          <w:p>
+            <w:pPr>
+              <w:ind w:left="0"/>
+            </w:pPr>
+            <w:r>
+              <w:t>O</w:t>
+            </w:r>
+            <w:r>
+              <w:rPr>
+                <w:rFonts w:hint="eastAsia"/>
+              </w:rPr>
+              <w:t>thers</w:t>
+            </w:r>
+          </w:p>
+        </w:tc>
+      </w:tr>
+      <w:tr>
+        <w:trPr>
+          <w:jc w:val="center"/>
+        </w:trPr>
+        <w:tc>
+          <w:tcPr>
+            <w:tcW w:w="1201" w:type="dxa"/>
+            <w:tcBorders>
+              <w:top w:val="single" w:sz="4" w:space="0" w:color="000000" w:themeColor="text1"/>
+            </w:tcBorders>
+          </w:tcPr>
+          <w:p>
+            <w:pPr>
+              <w:ind w:left="0"/>
+            </w:pPr>
+          </w:p>
+        </w:tc>
+        <w:tc>
+          <w:tcPr>
+            <w:tcW w:w="1263" w:type="dxa"/>
+            <w:tcBorders>
+              <w:top w:val="single" w:sz="4" w:space="0" w:color="000000" w:themeColor="text1"/>
+            </w:tcBorders>
+          </w:tcPr>
+          <w:p>
+            <w:pPr>
+              <w:ind w:left="0"/>
+            </w:pPr>
+            <w:r>
+              <w:t>Result= a+b</w:t>
+            </w:r>
+          </w:p>
+        </w:tc>
+        <w:tc>
+          <w:tcPr>
+            <w:tcW w:w="1368" w:type="dxa"/>
+            <w:tcBorders>
+              <w:top w:val="single" w:sz="4" w:space="0" w:color="000000" w:themeColor="text1"/>
+            </w:tcBorders>
+          </w:tcPr>
+          <w:p>
+            <w:pPr>
+              <w:ind w:left="0"/>
+            </w:pPr>
+            <w:r>
+              <w:t>Result= a+b</w:t>
+            </w:r>
+          </w:p>
+        </w:tc>
+        <w:tc>
+          <w:tcPr>
+            <w:tcW w:w="1368" w:type="dxa"/>
+            <w:tcBorders>
+              <w:top w:val="single" w:sz="4" w:space="0" w:color="000000" w:themeColor="text1"/>
+            </w:tcBorders>
+          </w:tcPr>
+          <w:p>
+            <w:pPr>
+              <w:ind w:left="0"/>
+            </w:pPr>
+            <w:r>
+              <w:t>Result= a+b</w:t>
+            </w:r>
+          </w:p>
+        </w:tc>
+      </w:tr>
+      <w:tr>
+        <w:trPr>
+          <w:jc w:val="center"/>
+        </w:trPr>
+        <w:tc>
+          <w:tcPr>
+            <w:tcW w:w="1201" w:type="dxa"/>
+          </w:tcPr>
+          <w:p>
+            <w:pPr>
+              <w:ind w:left="0"/>
+            </w:pPr>
+            <w:r>
+              <w:rPr>
+                <w:rFonts w:hint="eastAsia"/>
+              </w:rPr>
+              <w:t>溢出情况</w:t>
+            </w:r>
+          </w:p>
+        </w:tc>
+        <w:tc>
+          <w:tcPr>
+            <w:tcW w:w="1263" w:type="dxa"/>
+          </w:tcPr>
+          <w:p>
+            <w:pPr>
+              <w:ind w:left="0"/>
+            </w:pPr>
+            <w:r>
+              <w:t>Result &lt;0</w:t>
+            </w:r>
+          </w:p>
+        </w:tc>
+        <w:tc>
+          <w:tcPr>
+            <w:tcW w:w="1368" w:type="dxa"/>
+          </w:tcPr>
+          <w:p>
+            <w:pPr>
+              <w:ind w:left="0"/>
+            </w:pPr>
+            <w:r>
+              <w:t>Result &gt;</w:t>
+            </w:r>
+            <w:r>
+              <w:rPr>
+                <w:rFonts w:hint="eastAsia"/>
+              </w:rPr>
+              <w:t>=</w:t>
+            </w:r>
+            <w:r>
+              <w:t>0</w:t>
+            </w:r>
+          </w:p>
+        </w:tc>
+        <w:tc>
+          <w:tcPr>
+            <w:tcW w:w="1368" w:type="dxa"/>
+          </w:tcPr>
+          <w:p>
+            <w:pPr>
+              <w:ind w:left="0"/>
+            </w:pPr>
+          </w:p>
+        </w:tc>
+      </w:tr>
+    </w:tbl>
+    <w:p>
+      <w:pPr>
+        <w:rPr>
+          <w:rFonts w:hint="eastAsia"/>
+        </w:rPr>
+      </w:pPr>
+    </w:p>
+    <w:p>
+      <w:r>
+        <w:rPr>
+          <w:noProof/>
+        </w:rPr>
+        <w:drawing>
+          <wp:inline distT="0" distB="0" distL="0" distR="0">
+            <wp:extent cx="2717947" cy="2855397"/>
+            <wp:effectExtent l="19050" t="0" r="6203" b="0"/>
+            <wp:docPr id="8" name="Picture 7" descr="E:\work\uml\_6MQIB~0\加法溢出判断.png"/>
+            <wp:cNvGraphicFramePr>
+              <a:graphicFrameLocks xmlns:a="http://schemas.openxmlformats.org/drawingml/2006/main" noChangeAspect="1"/>
+            </wp:cNvGraphicFramePr>
+            <a:graphic xmlns:a="http://schemas.openxmlformats.org/drawingml/2006/main">
+              <a:graphicData uri="http://schemas.openxmlformats.org/drawingml/2006/picture">
+                <pic:pic xmlns:pic="http://schemas.openxmlformats.org/drawingml/2006/picture">
+                  <pic:nvPicPr>
+                    <pic:cNvPr id="0" name="Picture 7" descr="E:\work\uml\_6MQIB~0\加法溢出判断.png"/>
+                    <pic:cNvPicPr>
+                      <a:picLocks noChangeAspect="1" noChangeArrowheads="1"/>
+                    </pic:cNvPicPr>
+                  </pic:nvPicPr>
+                  <pic:blipFill>
+                    <a:blip r:embed="rId13"/>
+                    <a:srcRect/>
+                    <a:stretch>
+                      <a:fillRect/>
+                    </a:stretch>
+                  </pic:blipFill>
+                  <pic:spPr bwMode="auto">
+                    <a:xfrm>
+                      <a:off x="0" y="0"/>
+                      <a:ext cx="2717997" cy="2855450"/>
+                    </a:xfrm>
+                    <a:prstGeom prst="rect">
+                      <a:avLst/>
+                    </a:prstGeom>
+                    <a:noFill/>
+                    <a:ln w="9525">
+                      <a:noFill/>
+                      <a:miter lim="800000"/>
+                      <a:headEnd/>
+                      <a:tailEnd/>
+                    </a:ln>
+                  </pic:spPr>
+                </pic:pic>
+              </a:graphicData>
+            </a:graphic>
+          </wp:inline>
+        </w:drawing>
+      </w:r>
+    </w:p>
+    <w:p>
+      <w:pPr>
+        <w:rPr>
+          <w:rFonts w:hint="eastAsia"/>
+        </w:rPr>
+      </w:pPr>
+    </w:p>
+    <w:p>
+      <w:pPr>
+        <w:pStyle w:val="Heading7"/>
+        <w:rPr>
+          <w:rFonts w:hint="eastAsia"/>
+        </w:rPr>
+      </w:pPr>
+      <w:r>
+        <w:rPr>
+          <w:rFonts w:hint="eastAsia"/>
+        </w:rPr>
+        <w:t xml:space="preserve">3.2.2.1  </w:t>
+      </w:r>
+      <w:r>
+        <w:rPr>
+          <w:rFonts w:hint="eastAsia"/>
+        </w:rPr>
+        <w:t>减法</w:t>
+      </w:r>
+    </w:p>
+    <w:tbl>
+      <w:tblPr>
+        <w:tblStyle w:val="TableGrid"/>
+        <w:tblW w:w="5200" w:type="dxa"/>
+        <w:jc w:val="center"/>
+        <w:tblInd w:w="392" w:type="dxa"/>
+        <w:tblLook w:val="04A0"/>
+      </w:tblPr>
+      <w:tblGrid>
+        <w:gridCol w:w="1201"/>
+        <w:gridCol w:w="1263"/>
+        <w:gridCol w:w="1368"/>
+        <w:gridCol w:w="1368"/>
+      </w:tblGrid>
+      <w:tr>
+        <w:trPr>
+          <w:jc w:val="center"/>
+        </w:trPr>
+        <w:tc>
+          <w:tcPr>
+            <w:tcW w:w="1201" w:type="dxa"/>
+            <w:tcBorders>
+              <w:bottom w:val="single" w:sz="4" w:space="0" w:color="000000" w:themeColor="text1"/>
+            </w:tcBorders>
+          </w:tcPr>
+          <w:p>
+            <w:pPr>
+              <w:ind w:left="0"/>
+            </w:pPr>
+          </w:p>
+        </w:tc>
+        <w:tc>
+          <w:tcPr>
+            <w:tcW w:w="1263" w:type="dxa"/>
+            <w:tcBorders>
+              <w:bottom w:val="single" w:sz="4" w:space="0" w:color="000000" w:themeColor="text1"/>
+            </w:tcBorders>
+          </w:tcPr>
+          <w:p>
+            <w:pPr>
+              <w:ind w:left="0"/>
+            </w:pPr>
+            <w:r>
+              <w:t>a&gt;0 &amp;&amp; b</w:t>
+            </w:r>
+            <w:r>
+              <w:rPr>
+                <w:rFonts w:hint="eastAsia"/>
+              </w:rPr>
+              <w:t>&lt;</w:t>
+            </w:r>
+            <w:r>
+              <w:t>0</w:t>
+            </w:r>
+          </w:p>
+        </w:tc>
+        <w:tc>
+          <w:tcPr>
+            <w:tcW w:w="1368" w:type="dxa"/>
+            <w:tcBorders>
+              <w:bottom w:val="single" w:sz="4" w:space="0" w:color="000000" w:themeColor="text1"/>
+            </w:tcBorders>
+          </w:tcPr>
+          <w:p>
+            <w:pPr>
+              <w:ind w:left="0"/>
+            </w:pPr>
+            <w:r>
+              <w:rPr>
+                <w:rFonts w:hint="eastAsia"/>
+              </w:rPr>
+              <w:t>a&lt;</w:t>
+            </w:r>
+            <w:r>
+              <w:t>0 &amp;&amp; b</w:t>
+            </w:r>
+            <w:r>
+              <w:rPr>
+                <w:rFonts w:hint="eastAsia"/>
+              </w:rPr>
+              <w:t>&gt;</w:t>
+            </w:r>
+            <w:r>
+              <w:t>0</w:t>
+            </w:r>
+          </w:p>
+        </w:tc>
+        <w:tc>
+          <w:tcPr>
+            <w:tcW w:w="1368" w:type="dxa"/>
+            <w:tcBorders>
+              <w:bottom w:val="single" w:sz="4" w:space="0" w:color="000000" w:themeColor="text1"/>
+            </w:tcBorders>
+          </w:tcPr>
+          <w:p>
+            <w:pPr>
+              <w:ind w:left="0"/>
+            </w:pPr>
+            <w:r>
+              <w:t>O</w:t>
+            </w:r>
+            <w:r>
+              <w:rPr>
+                <w:rFonts w:hint="eastAsia"/>
+              </w:rPr>
+              <w:t>thers</w:t>
+            </w:r>
+          </w:p>
+        </w:tc>
+      </w:tr>
+      <w:tr>
+        <w:trPr>
+          <w:jc w:val="center"/>
+        </w:trPr>
+        <w:tc>
+          <w:tcPr>
+            <w:tcW w:w="1201" w:type="dxa"/>
+            <w:tcBorders>
+              <w:top w:val="single" w:sz="4" w:space="0" w:color="000000" w:themeColor="text1"/>
+            </w:tcBorders>
+          </w:tcPr>
+          <w:p>
+            <w:pPr>
+              <w:ind w:left="0"/>
+            </w:pPr>
+          </w:p>
+        </w:tc>
+        <w:tc>
+          <w:tcPr>
+            <w:tcW w:w="1263" w:type="dxa"/>
+            <w:tcBorders>
+              <w:top w:val="single" w:sz="4" w:space="0" w:color="000000" w:themeColor="text1"/>
+            </w:tcBorders>
+          </w:tcPr>
+          <w:p>
+            <w:pPr>
+              <w:ind w:left="0"/>
+            </w:pPr>
+            <w:r>
+              <w:t>Result= a</w:t>
+            </w:r>
+            <w:r>
+              <w:rPr>
+                <w:rFonts w:hint="eastAsia"/>
+              </w:rPr>
+              <w:t>-</w:t>
+            </w:r>
+            <w:r>
+              <w:t>b</w:t>
+            </w:r>
+          </w:p>
+        </w:tc>
+        <w:tc>
+          <w:tcPr>
+            <w:tcW w:w="1368" w:type="dxa"/>
+            <w:tcBorders>
+              <w:top w:val="single" w:sz="4" w:space="0" w:color="000000" w:themeColor="text1"/>
+            </w:tcBorders>
+          </w:tcPr>
+          <w:p>
+            <w:pPr>
+              <w:ind w:left="0"/>
+            </w:pPr>
+            <w:r>
+              <w:t>Result= a</w:t>
+            </w:r>
+            <w:r>
+              <w:rPr>
+                <w:rFonts w:hint="eastAsia"/>
+              </w:rPr>
+              <w:t>-</w:t>
+            </w:r>
+            <w:r>
+              <w:t>b</w:t>
+            </w:r>
+          </w:p>
+        </w:tc>
+        <w:tc>
+          <w:tcPr>
+            <w:tcW w:w="1368" w:type="dxa"/>
+            <w:tcBorders>
+              <w:top w:val="single" w:sz="4" w:space="0" w:color="000000" w:themeColor="text1"/>
+            </w:tcBorders>
+          </w:tcPr>
+          <w:p>
+            <w:pPr>
+              <w:ind w:left="0"/>
+            </w:pPr>
+            <w:r>
+              <w:t>Result= a</w:t>
+            </w:r>
+            <w:r>
+              <w:rPr>
+                <w:rFonts w:hint="eastAsia"/>
+              </w:rPr>
+              <w:t>-b</w:t>
+            </w:r>
+          </w:p>
+        </w:tc>
+      </w:tr>
+      <w:tr>
+        <w:trPr>
+          <w:jc w:val="center"/>
+        </w:trPr>
+        <w:tc>
+          <w:tcPr>
+            <w:tcW w:w="1201" w:type="dxa"/>
+          </w:tcPr>
+          <w:p>
+            <w:pPr>
+              <w:ind w:left="0"/>
+            </w:pPr>
+            <w:r>
+              <w:rPr>
+                <w:rFonts w:hint="eastAsia"/>
+              </w:rPr>
+              <w:t>溢出情况</w:t>
+            </w:r>
+          </w:p>
+        </w:tc>
+        <w:tc>
+          <w:tcPr>
+            <w:tcW w:w="1263" w:type="dxa"/>
+          </w:tcPr>
+          <w:p>
+            <w:pPr>
+              <w:ind w:left="0"/>
+            </w:pPr>
+            <w:r>
+              <w:t>Result &lt;0</w:t>
+            </w:r>
+          </w:p>
+        </w:tc>
+        <w:tc>
+          <w:tcPr>
+            <w:tcW w:w="1368" w:type="dxa"/>
+          </w:tcPr>
+          <w:p>
+            <w:pPr>
+              <w:ind w:left="0"/>
+            </w:pPr>
+            <w:r>
+              <w:t>Result &gt;0</w:t>
+            </w:r>
+          </w:p>
+        </w:tc>
+        <w:tc>
+          <w:tcPr>
+            <w:tcW w:w="1368" w:type="dxa"/>
+          </w:tcPr>
+          <w:p>
+            <w:pPr>
+              <w:ind w:left="0"/>
+            </w:pPr>
+          </w:p>
+        </w:tc>
+      </w:tr>
+    </w:tbl>
+    <w:p>
+      <w:pPr>
+        <w:rPr>
+          <w:rFonts w:hint="eastAsia"/>
+        </w:rPr>
+      </w:pPr>
+      <w:r>
+        <w:rPr>
+          <w:noProof/>
+        </w:rPr>
+        <w:lastRenderedPageBreak/>
+        <w:drawing>
+          <wp:inline distT="0" distB="0" distL="0" distR="0">
+            <wp:extent cx="2735399" cy="2844177"/>
+            <wp:effectExtent l="19050" t="0" r="7801" b="0"/>
+            <wp:docPr id="7" name="Picture 6" descr="E:\work\uml\_6MQIB~0\减法溢出判断.png"/>
+            <wp:cNvGraphicFramePr>
+              <a:graphicFrameLocks xmlns:a="http://schemas.openxmlformats.org/drawingml/2006/main" noChangeAspect="1"/>
+            </wp:cNvGraphicFramePr>
+            <a:graphic xmlns:a="http://schemas.openxmlformats.org/drawingml/2006/main">
+              <a:graphicData uri="http://schemas.openxmlformats.org/drawingml/2006/picture">
+                <pic:pic xmlns:pic="http://schemas.openxmlformats.org/drawingml/2006/picture">
+                  <pic:nvPicPr>
+                    <pic:cNvPr id="0" name="Picture 6" descr="E:\work\uml\_6MQIB~0\减法溢出判断.png"/>
+                    <pic:cNvPicPr>
+                      <a:picLocks noChangeAspect="1" noChangeArrowheads="1"/>
+                    </pic:cNvPicPr>
+                  </pic:nvPicPr>
+                  <pic:blipFill>
+                    <a:blip r:embed="rId14"/>
+                    <a:srcRect/>
+                    <a:stretch>
+                      <a:fillRect/>
+                    </a:stretch>
+                  </pic:blipFill>
+                  <pic:spPr bwMode="auto">
+                    <a:xfrm>
+                      <a:off x="0" y="0"/>
+                      <a:ext cx="2736818" cy="2845652"/>
+                    </a:xfrm>
+                    <a:prstGeom prst="rect">
+                      <a:avLst/>
+                    </a:prstGeom>
+                    <a:noFill/>
+                    <a:ln w="9525">
+                      <a:noFill/>
+                      <a:miter lim="800000"/>
+                      <a:headEnd/>
+                      <a:tailEnd/>
+                    </a:ln>
+                  </pic:spPr>
+                </pic:pic>
+              </a:graphicData>
+            </a:graphic>
+          </wp:inline>
+        </w:drawing>
+      </w:r>
+    </w:p>
+    <w:p>
+      <w:pPr>
+        <w:pStyle w:val="Heading7"/>
+        <w:rPr>
+          <w:rFonts w:hint="eastAsia"/>
+        </w:rPr>
+      </w:pPr>
+      <w:r>
+        <w:rPr>
+          <w:rFonts w:hint="eastAsia"/>
+        </w:rPr>
+        <w:t xml:space="preserve">3.2.2.1  </w:t>
+      </w:r>
+      <w:r>
+        <w:rPr>
+          <w:rFonts w:hint="eastAsia"/>
+        </w:rPr>
+        <w:t>乘法</w:t>
+      </w:r>
+    </w:p>
+    <w:p>
+      <w:pPr>
+        <w:rPr>
+          <w:rFonts w:hint="eastAsia"/>
+        </w:rPr>
+      </w:pPr>
+      <w:r>
+        <w:rPr>
+          <w:rFonts w:hint="eastAsia"/>
+        </w:rPr>
+        <w:t>对于</w:t>
+      </w:r>
+      <w:r>
+        <w:rPr>
+          <w:rFonts w:hint="eastAsia"/>
+        </w:rPr>
+        <w:t>INT64</w:t>
+      </w:r>
+      <w:r>
+        <w:rPr>
+          <w:rFonts w:hint="eastAsia"/>
+        </w:rPr>
+        <w:t>位的两个数</w:t>
+      </w:r>
+      <w:r>
+        <w:rPr>
+          <w:rFonts w:hint="eastAsia"/>
+        </w:rPr>
+        <w:t>a</w:t>
+      </w:r>
+      <w:r>
+        <w:rPr>
+          <w:rFonts w:hint="eastAsia"/>
+        </w:rPr>
+        <w:t>、</w:t>
+      </w:r>
+      <w:r>
+        <w:rPr>
+          <w:rFonts w:hint="eastAsia"/>
+        </w:rPr>
+        <w:t>b</w:t>
+      </w:r>
+      <w:r>
+        <w:rPr>
+          <w:rFonts w:hint="eastAsia"/>
+        </w:rPr>
+        <w:t>，以及运算后的结果</w:t>
+      </w:r>
+      <w:r>
+        <w:rPr>
+          <w:rFonts w:hint="eastAsia"/>
+        </w:rPr>
+        <w:t>result</w:t>
+      </w:r>
+      <w:r>
+        <w:rPr>
+          <w:rFonts w:hint="eastAsia"/>
+        </w:rPr>
+        <w:t>；</w:t>
+      </w:r>
+      <w:r>
+        <w:rPr>
+          <w:rFonts w:hint="eastAsia"/>
+        </w:rPr>
+        <w:t>对被乘数</w:t>
+      </w:r>
+      <w:r>
+        <w:rPr>
+          <w:rFonts w:hint="eastAsia"/>
+        </w:rPr>
+        <w:t>b</w:t>
+      </w:r>
+      <w:r>
+        <w:rPr>
+          <w:rFonts w:hint="eastAsia"/>
+        </w:rPr>
+        <w:t>分析</w:t>
+      </w:r>
+      <w:r>
+        <w:rPr>
+          <w:rFonts w:hint="eastAsia"/>
+        </w:rPr>
+        <w:t>（其中，</w:t>
+      </w:r>
+      <w:r>
+        <w:rPr>
+          <w:rFonts w:hint="eastAsia"/>
+        </w:rPr>
+        <w:t>min</w:t>
+      </w:r>
+      <w:r>
+        <w:rPr>
+          <w:rFonts w:hint="eastAsia"/>
+        </w:rPr>
+        <w:t>表示整形的最小值</w:t>
+      </w:r>
+      <w:r>
+        <w:rPr>
+          <w:rFonts w:hint="eastAsia"/>
+        </w:rPr>
+        <w:t>-</w:t>
+      </w:r>
+      <m:oMath>
+        <m:sSup>
+          <m:sSupPr>
+            <m:ctrlPr>
+              <w:rPr>
+                <w:rFonts w:ascii="Cambria Math" w:hAnsi="Cambria Math"/>
+                <w:color w:val="00B050"/>
+              </w:rPr>
+            </m:ctrlPr>
+          </m:sSupPr>
+          <m:e>
+            <m:r>
+              <m:rPr>
+                <m:sty m:val="p"/>
+              </m:rPr>
+              <w:rPr>
+                <w:rFonts w:ascii="Cambria Math" w:hAnsi="Cambria Math"/>
+                <w:color w:val="00B050"/>
+              </w:rPr>
+              <m:t>2</m:t>
+            </m:r>
+          </m:e>
+          <m:sup>
+            <m:r>
+              <m:rPr>
+                <m:sty m:val="p"/>
+              </m:rPr>
+              <w:rPr>
+                <w:rFonts w:ascii="Cambria Math" w:hAnsi="Cambria Math"/>
+                <w:color w:val="00B050"/>
+              </w:rPr>
+              <m:t>63</m:t>
+            </m:r>
+          </m:sup>
+        </m:sSup>
+      </m:oMath>
+      <w:r>
+        <w:rPr>
+          <w:rFonts w:hint="eastAsia"/>
+        </w:rPr>
+        <w:t>）</w:t>
+      </w:r>
+      <w:r>
+        <w:rPr>
+          <w:rFonts w:hint="eastAsia"/>
+        </w:rPr>
+        <w:t>：</w:t>
+      </w:r>
+    </w:p>
+    <w:p>
+      <w:pPr>
+        <w:rPr>
+          <w:rFonts w:hint="eastAsia"/>
+        </w:rPr>
+      </w:pPr>
+      <w:r>
+        <w:rPr>
+          <w:noProof/>
+        </w:rPr>
+        <w:drawing>
+          <wp:inline distT="0" distB="0" distL="0" distR="0">
+            <wp:extent cx="2866849" cy="2249536"/>
+            <wp:effectExtent l="19050" t="0" r="0" b="0"/>
+            <wp:docPr id="4" name="Picture 4" descr="E:\work\uml\_6MQIB~0\乘法溢出判断.png"/>
+            <wp:cNvGraphicFramePr>
+              <a:graphicFrameLocks xmlns:a="http://schemas.openxmlformats.org/drawingml/2006/main" noChangeAspect="1"/>
+            </wp:cNvGraphicFramePr>
+            <a:graphic xmlns:a="http://schemas.openxmlformats.org/drawingml/2006/main">
+              <a:graphicData uri="http://schemas.openxmlformats.org/drawingml/2006/picture">
+                <pic:pic xmlns:pic="http://schemas.openxmlformats.org/drawingml/2006/picture">
+                  <pic:nvPicPr>
+                    <pic:cNvPr id="0" name="Picture 4" descr="E:\work\uml\_6MQIB~0\乘法溢出判断.png"/>
+                    <pic:cNvPicPr>
+                      <a:picLocks noChangeAspect="1" noChangeArrowheads="1"/>
+                    </pic:cNvPicPr>
+                  </pic:nvPicPr>
+                  <pic:blipFill>
+                    <a:blip r:embed="rId15"/>
+                    <a:srcRect/>
+                    <a:stretch>
+                      <a:fillRect/>
+                    </a:stretch>
+                  </pic:blipFill>
+                  <pic:spPr bwMode="auto">
+                    <a:xfrm>
+                      <a:off x="0" y="0"/>
+                      <a:ext cx="2866712" cy="2249429"/>
+                    </a:xfrm>
+                    <a:prstGeom prst="rect">
+                      <a:avLst/>
+                    </a:prstGeom>
+                    <a:noFill/>
+                    <a:ln w="9525">
+                      <a:noFill/>
+                      <a:miter lim="800000"/>
+                      <a:headEnd/>
+                      <a:tailEnd/>
+                    </a:ln>
+                  </pic:spPr>
+                </pic:pic>
+              </a:graphicData>
+            </a:graphic>
+          </wp:inline>
+        </w:drawing>
+      </w:r>
+    </w:p>
+    <w:p>
+      <w:pPr>
+        <w:rPr>
+          <w:rFonts w:hint="eastAsia"/>
+        </w:rPr>
+      </w:pPr>
+      <w:r>
+        <w:rPr>
+          <w:rFonts w:hint="eastAsia"/>
+        </w:rPr>
+        <w:t>对这些情况总结，所以得到溢出判断表达式：</w:t>
+      </w:r>
+    </w:p>
+    <w:p>
+      <w:pPr>
+        <w:ind w:left="1197" w:firstLine="63"/>
+        <w:rPr>
+          <w:rFonts w:hint="eastAsia"/>
+        </w:rPr>
+      </w:pPr>
+      <w:r>
+        <w:rPr>
+          <w:rFonts w:hint="eastAsia"/>
+        </w:rPr>
+        <w:t>b</w:t>
+      </w:r>
+      <w:r>
+        <w:t xml:space="preserve"> != 0 &amp;&amp;</w:t>
+      </w:r>
+      <w:r>
+        <w:rPr>
+          <w:rFonts w:hint="eastAsia"/>
+        </w:rPr>
+        <w:t xml:space="preserve"> </w:t>
+      </w:r>
+    </w:p>
+    <w:p>
+      <w:pPr>
+        <w:ind w:left="1197" w:firstLine="63"/>
+        <w:rPr>
+          <w:rFonts w:hint="eastAsia"/>
+        </w:rPr>
+      </w:pPr>
+      <w:r>
+        <w:t>(</w:t>
+      </w:r>
+      <w:r>
+        <w:rPr>
+          <w:rFonts w:hint="eastAsia"/>
+        </w:rPr>
+        <w:t xml:space="preserve"> </w:t>
+      </w:r>
+      <w:r>
+        <w:t>(</w:t>
+      </w:r>
+      <w:r>
+        <w:rPr>
+          <w:rFonts w:hint="eastAsia"/>
+        </w:rPr>
+        <w:t>b</w:t>
+      </w:r>
+      <w:r>
+        <w:t xml:space="preserve"> == -1 &amp;&amp; </w:t>
+      </w:r>
+      <w:r>
+        <w:rPr>
+          <w:rFonts w:hint="eastAsia"/>
+        </w:rPr>
+        <w:t>a</w:t>
+      </w:r>
+      <w:r>
+        <w:t xml:space="preserve"> &lt; 0 &amp;&amp; result &lt; 0</w:t>
+      </w:r>
+      <w:r>
+        <w:t xml:space="preserve">) || result / </w:t>
+      </w:r>
+      <w:r>
+        <w:rPr>
+          <w:rFonts w:hint="eastAsia"/>
+        </w:rPr>
+        <w:t>b</w:t>
+      </w:r>
+      <w:r>
+        <w:t xml:space="preserve"> != </w:t>
+      </w:r>
+      <w:r>
+        <w:rPr>
+          <w:rFonts w:hint="eastAsia"/>
+        </w:rPr>
+        <w:t>a</w:t>
+      </w:r>
+      <w:r>
+        <w:rPr>
+          <w:rFonts w:hint="eastAsia"/>
+        </w:rPr>
+        <w:t xml:space="preserve"> </w:t>
+      </w:r>
+      <w:r>
+        <w:t>)</w:t>
+      </w:r>
+    </w:p>
+    <w:p>
+      <w:pPr>
+        <w:rPr>
+          <w:rFonts w:hint="eastAsia"/>
+        </w:rPr>
+      </w:pPr>
+    </w:p>
+    <w:p>
+      <w:pPr>
+        <w:rPr>
+          <w:rFonts w:hint="eastAsia"/>
+        </w:rPr>
+      </w:pPr>
+      <w:r>
+        <w:rPr>
+          <w:rFonts w:hint="eastAsia"/>
+        </w:rPr>
+        <w:t>所以，乘法的溢出判断流程为：</w:t>
+      </w:r>
+    </w:p>
+    <w:p>
+      <w:pPr>
+        <w:pStyle w:val="ListParagraph"/>
+        <w:numPr>
+          <w:ilvl w:val="0"/>
+          <w:numId w:val="15"/>
+        </w:numPr>
+        <w:ind w:firstLineChars="0"/>
+        <w:rPr>
+          <w:rFonts w:hint="eastAsia"/>
+        </w:rPr>
+      </w:pPr>
+      <w:r>
+        <w:rPr>
+          <w:rFonts w:hint="eastAsia"/>
+        </w:rPr>
+        <w:t>对两数进行安全值判断，如果安全，则不溢出，否则，跳</w:t>
+      </w:r>
+      <w:r>
+        <w:rPr>
+          <w:rFonts w:hint="eastAsia"/>
+        </w:rPr>
+        <w:t>2</w:t>
+      </w:r>
+      <w:r>
+        <w:rPr>
+          <w:rFonts w:hint="eastAsia"/>
+        </w:rPr>
+        <w:t>；</w:t>
+      </w:r>
+    </w:p>
+    <w:p>
+      <w:pPr>
+        <w:pStyle w:val="ListParagraph"/>
+        <w:numPr>
+          <w:ilvl w:val="0"/>
+          <w:numId w:val="15"/>
+        </w:numPr>
+        <w:ind w:firstLineChars="0"/>
+        <w:rPr>
+          <w:rFonts w:hint="eastAsia"/>
+        </w:rPr>
+      </w:pPr>
+      <w:r>
+        <w:rPr>
+          <w:rFonts w:hint="eastAsia"/>
+        </w:rPr>
+        <w:t>根据溢出判断表达式分析是否溢出；</w:t>
+      </w:r>
+    </w:p>
+    <w:p>
+      <w:pPr>
+        <w:pStyle w:val="Heading7"/>
+        <w:rPr>
+          <w:rFonts w:hint="eastAsia"/>
+        </w:rPr>
+      </w:pPr>
+      <w:r>
+        <w:rPr>
+          <w:rFonts w:hint="eastAsia"/>
+        </w:rPr>
+        <w:t xml:space="preserve">3.2.2.1  </w:t>
+      </w:r>
+      <w:r>
+        <w:rPr>
+          <w:rFonts w:hint="eastAsia"/>
+        </w:rPr>
+        <w:t>除法</w:t>
+      </w:r>
+    </w:p>
+    <w:p>
+      <w:pPr>
+        <w:rPr>
+          <w:rFonts w:hint="eastAsia"/>
+        </w:rPr>
+      </w:pPr>
+      <w:r>
+        <w:rPr>
+          <w:rFonts w:hint="eastAsia"/>
+        </w:rPr>
+        <w:t>除法的溢出情况就只有一个中情况，</w:t>
+      </w:r>
+      <w:r>
+        <w:rPr>
+          <w:rFonts w:hint="eastAsia"/>
+        </w:rPr>
+        <w:t>-</w:t>
+      </w:r>
+      <m:oMath>
+        <m:sSup>
+          <m:sSupPr>
+            <m:ctrlPr>
+              <w:rPr>
+                <w:rFonts w:ascii="Cambria Math" w:hAnsi="Cambria Math"/>
+              </w:rPr>
+            </m:ctrlPr>
+          </m:sSupPr>
+          <m:e>
+            <m:r>
+              <m:rPr>
+                <m:sty m:val="p"/>
+              </m:rPr>
+              <w:rPr>
+                <w:rFonts w:ascii="Cambria Math" w:hAnsi="Cambria Math"/>
+              </w:rPr>
+              <m:t>2</m:t>
+            </m:r>
+          </m:e>
+          <m:sup>
+            <m:r>
+              <m:rPr>
+                <m:sty m:val="p"/>
+              </m:rPr>
+              <w:rPr>
+                <w:rFonts w:ascii="Cambria Math" w:hAnsi="Cambria Math"/>
+              </w:rPr>
+              <m:t>n-1</m:t>
+            </m:r>
+          </m:sup>
+        </m:sSup>
+      </m:oMath>
+      <w:r>
+        <w:rPr>
+          <w:rFonts w:hint="eastAsia"/>
+        </w:rPr>
+        <w:t xml:space="preserve"> / (-1)</w:t>
+      </w:r>
+    </w:p>
+    <w:p>
+      <w:pPr>
+        <w:rPr>
+          <w:rFonts w:hint="eastAsia"/>
+        </w:rPr>
+      </w:pPr>
+      <w:r>
+        <w:rPr>
+          <w:rFonts w:hint="eastAsia"/>
+        </w:rPr>
+        <w:t>所以对于两个参与除法运算的的</w:t>
+      </w:r>
+      <w:r>
+        <w:rPr>
+          <w:rFonts w:hint="eastAsia"/>
+        </w:rPr>
+        <w:t>INT64</w:t>
+      </w:r>
+      <w:r>
+        <w:rPr>
+          <w:rFonts w:hint="eastAsia"/>
+        </w:rPr>
+        <w:t>操作数</w:t>
+      </w:r>
+      <w:r>
+        <w:rPr>
+          <w:rFonts w:hint="eastAsia"/>
+        </w:rPr>
+        <w:t>a</w:t>
+      </w:r>
+      <w:r>
+        <w:rPr>
+          <w:rFonts w:hint="eastAsia"/>
+        </w:rPr>
+        <w:t>、</w:t>
+      </w:r>
+      <w:r>
+        <w:rPr>
+          <w:rFonts w:hint="eastAsia"/>
+        </w:rPr>
+        <w:t>b</w:t>
+      </w:r>
+      <w:r>
+        <w:rPr>
+          <w:rFonts w:hint="eastAsia"/>
+        </w:rPr>
+        <w:t>，其流程图：</w:t>
+      </w:r>
+    </w:p>
+    <w:p>
+      <w:pPr>
+        <w:pStyle w:val="ListParagraph"/>
+        <w:numPr>
+          <w:ilvl w:val="0"/>
+          <w:numId w:val="16"/>
+        </w:numPr>
+        <w:ind w:firstLineChars="0"/>
+        <w:rPr>
+          <w:rFonts w:hint="eastAsia"/>
+        </w:rPr>
+      </w:pPr>
+      <w:r>
+        <w:rPr>
+          <w:rFonts w:hint="eastAsia"/>
+        </w:rPr>
+        <w:t>若</w:t>
+      </w:r>
+      <w:r>
+        <w:rPr>
+          <w:rFonts w:hint="eastAsia"/>
+        </w:rPr>
+        <w:t>b</w:t>
+      </w:r>
+      <w:r>
+        <w:rPr>
+          <w:rFonts w:hint="eastAsia"/>
+        </w:rPr>
+        <w:t>为</w:t>
+      </w:r>
+      <w:r>
+        <w:rPr>
+          <w:rFonts w:hint="eastAsia"/>
+        </w:rPr>
+        <w:t>-1</w:t>
+      </w:r>
+      <w:r>
+        <w:rPr>
+          <w:rFonts w:hint="eastAsia"/>
+        </w:rPr>
+        <w:t>，跳</w:t>
+      </w:r>
+      <w:r>
+        <w:rPr>
+          <w:rFonts w:hint="eastAsia"/>
+        </w:rPr>
+        <w:t>2</w:t>
+      </w:r>
+      <w:r>
+        <w:rPr>
+          <w:rFonts w:hint="eastAsia"/>
+        </w:rPr>
+        <w:t>，否则跳</w:t>
+      </w:r>
+      <w:r>
+        <w:rPr>
+          <w:rFonts w:hint="eastAsia"/>
+        </w:rPr>
+        <w:t>3</w:t>
+      </w:r>
+      <w:r>
+        <w:rPr>
+          <w:rFonts w:hint="eastAsia"/>
+        </w:rPr>
+        <w:t>；</w:t>
+      </w:r>
+    </w:p>
+    <w:p>
+      <w:pPr>
+        <w:pStyle w:val="ListParagraph"/>
+        <w:numPr>
+          <w:ilvl w:val="0"/>
+          <w:numId w:val="16"/>
+        </w:numPr>
+        <w:ind w:firstLineChars="0"/>
+        <w:rPr>
+          <w:rFonts w:hint="eastAsia"/>
+        </w:rPr>
+      </w:pPr>
+      <w:r>
+        <w:rPr>
+          <w:rFonts w:hint="eastAsia"/>
+        </w:rPr>
+        <w:t>若</w:t>
+      </w:r>
+      <w:r>
+        <w:rPr>
+          <w:rFonts w:hint="eastAsia"/>
+        </w:rPr>
+        <w:t>a</w:t>
+      </w:r>
+      <w:r>
+        <w:rPr>
+          <w:rFonts w:hint="eastAsia"/>
+        </w:rPr>
+        <w:t>为</w:t>
+      </w:r>
+      <w:r>
+        <w:rPr>
+          <w:rFonts w:hint="eastAsia"/>
+        </w:rPr>
+        <w:t>-</w:t>
+      </w:r>
+      <m:oMath>
+        <m:sSup>
+          <m:sSupPr>
+            <m:ctrlPr>
+              <w:rPr>
+                <w:rFonts w:ascii="Cambria Math" w:hAnsi="Cambria Math"/>
+              </w:rPr>
+            </m:ctrlPr>
+          </m:sSupPr>
+          <m:e>
+            <m:r>
+              <m:rPr>
+                <m:sty m:val="p"/>
+              </m:rPr>
+              <w:rPr>
+                <w:rFonts w:ascii="Cambria Math" w:hAnsi="Cambria Math"/>
+              </w:rPr>
+              <m:t>2</m:t>
+            </m:r>
+          </m:e>
+          <m:sup>
+            <m:r>
+              <m:rPr>
+                <m:sty m:val="p"/>
+              </m:rPr>
+              <w:rPr>
+                <w:rFonts w:ascii="Cambria Math" w:hAnsi="Cambria Math"/>
+              </w:rPr>
+              <m:t>n-1</m:t>
+            </m:r>
+          </m:sup>
+        </m:sSup>
+      </m:oMath>
+      <w:r>
+        <w:rPr>
+          <w:rFonts w:hint="eastAsia"/>
+        </w:rPr>
+        <w:t>，则溢出，以</w:t>
+      </w:r>
+      <w:r>
+        <w:rPr>
+          <w:rFonts w:hint="eastAsia"/>
+        </w:rPr>
+        <w:t>decimal</w:t>
+      </w:r>
+      <w:r>
+        <w:rPr>
+          <w:rFonts w:hint="eastAsia"/>
+        </w:rPr>
+        <w:t>接收结果，否则不溢出，</w:t>
+      </w:r>
+      <w:r>
+        <w:rPr>
+          <w:rFonts w:hint="eastAsia"/>
+        </w:rPr>
+        <w:t>result = -a;</w:t>
+      </w:r>
+    </w:p>
+    <w:p>
+      <w:pPr>
+        <w:pStyle w:val="ListParagraph"/>
+        <w:numPr>
+          <w:ilvl w:val="0"/>
+          <w:numId w:val="16"/>
+        </w:numPr>
+        <w:ind w:firstLineChars="0"/>
+      </w:pPr>
+      <w:r>
+        <w:rPr>
+          <w:rFonts w:hint="eastAsia"/>
+        </w:rPr>
+        <w:lastRenderedPageBreak/>
+        <w:t>计算</w:t>
+      </w:r>
+      <w:r>
+        <w:rPr>
+          <w:rFonts w:hint="eastAsia"/>
+        </w:rPr>
+        <w:t>result = a/b</w:t>
+      </w:r>
+      <w:r>
+        <w:rPr>
+          <w:rFonts w:hint="eastAsia"/>
+        </w:rPr>
+        <w:t>；</w:t>
+      </w:r>
+      <w:r>
+        <w:t xml:space="preserve"> </w:t>
       </w:r>
     </w:p>
     <w:p>
@@ -4513,28 +7285,21 @@
                 <w:sz w:val="13"/>
                 <w:szCs w:val="13"/>
               </w:rPr>
-              <w:t>选择符</w:t>
-            </w:r>
-          </w:p>
-        </w:tc>
-        <w:tc>
-          <w:tcPr>
-            <w:tcW w:w="1701" w:type="dxa"/>
-          </w:tcPr>
-          <w:p>
-            <w:pPr>
-              <w:ind w:left="0"/>
-              <w:jc w:val="left"/>
-              <w:rPr>
+              <w:t>选择：</w:t>
+            </w:r>
+            <w:r>
+              <w:rPr>
+                <w:rFonts w:hint="eastAsia"/>
                 <w:sz w:val="13"/>
                 <w:szCs w:val="13"/>
               </w:rPr>
-            </w:pPr>
-          </w:p>
-        </w:tc>
-        <w:tc>
-          <w:tcPr>
-            <w:tcW w:w="4303" w:type="dxa"/>
+              <w:t>add</w:t>
+            </w:r>
+          </w:p>
+        </w:tc>
+        <w:tc>
+          <w:tcPr>
+            <w:tcW w:w="1701" w:type="dxa"/>
           </w:tcPr>
           <w:p>
             <w:pPr>
@@ -4547,6 +7312,21 @@
             </w:pPr>
           </w:p>
         </w:tc>
+        <w:tc>
+          <w:tcPr>
+            <w:tcW w:w="4303" w:type="dxa"/>
+          </w:tcPr>
+          <w:p>
+            <w:pPr>
+              <w:ind w:left="0"/>
+              <w:jc w:val="left"/>
+              <w:rPr>
+                <w:sz w:val="13"/>
+                <w:szCs w:val="13"/>
+              </w:rPr>
+            </w:pPr>
+          </w:p>
+        </w:tc>
       </w:tr>
       <w:tr>
         <w:tc>
@@ -4973,7 +7753,6 @@
                 <w:sz w:val="13"/>
                 <w:szCs w:val="13"/>
               </w:rPr>
-              <w:lastRenderedPageBreak/>
               <w:t>001</w:t>
             </w:r>
           </w:p>
@@ -6074,6 +8853,1349 @@
             <w:pPr>
               <w:ind w:left="0"/>
               <w:jc w:val="left"/>
+            </w:pPr>
+          </w:p>
+        </w:tc>
+      </w:tr>
+    </w:tbl>
+    <w:p/>
+    <w:p>
+      <w:pPr>
+        <w:pStyle w:val="Heading2"/>
+        <w:ind w:left="777"/>
+      </w:pPr>
+      <w:r>
+        <w:rPr>
+          <w:rFonts w:hint="eastAsia"/>
+        </w:rPr>
+        <w:lastRenderedPageBreak/>
+        <w:t>进度评估跟踪</w:t>
+      </w:r>
+    </w:p>
+    <w:tbl>
+      <w:tblPr>
+        <w:tblStyle w:val="TableGrid"/>
+        <w:tblW w:w="0" w:type="auto"/>
+        <w:tblInd w:w="357" w:type="dxa"/>
+        <w:tblLook w:val="04A0"/>
+      </w:tblPr>
+      <w:tblGrid>
+        <w:gridCol w:w="1452"/>
+        <w:gridCol w:w="588"/>
+        <w:gridCol w:w="2041"/>
+        <w:gridCol w:w="1057"/>
+        <w:gridCol w:w="985"/>
+        <w:gridCol w:w="2042"/>
+      </w:tblGrid>
+      <w:tr>
+        <w:tc>
+          <w:tcPr>
+            <w:tcW w:w="8165" w:type="dxa"/>
+            <w:gridSpan w:val="6"/>
+            <w:shd w:val="clear" w:color="auto" w:fill="D9D9D9" w:themeFill="background1" w:themeFillShade="D9"/>
+          </w:tcPr>
+          <w:p>
+            <w:pPr>
+              <w:ind w:left="0"/>
+              <w:jc w:val="center"/>
+              <w:rPr>
+                <w:sz w:val="18"/>
+                <w:szCs w:val="18"/>
+              </w:rPr>
+            </w:pPr>
+            <w:r>
+              <w:rPr>
+                <w:rFonts w:hint="eastAsia"/>
+                <w:sz w:val="18"/>
+                <w:szCs w:val="18"/>
+              </w:rPr>
+              <w:t>汇总信息</w:t>
+            </w:r>
+          </w:p>
+        </w:tc>
+      </w:tr>
+      <w:tr>
+        <w:tc>
+          <w:tcPr>
+            <w:tcW w:w="2040" w:type="dxa"/>
+            <w:gridSpan w:val="2"/>
+            <w:shd w:val="clear" w:color="auto" w:fill="FDE9D9" w:themeFill="accent6" w:themeFillTint="33"/>
+          </w:tcPr>
+          <w:p>
+            <w:pPr>
+              <w:ind w:left="0"/>
+              <w:rPr>
+                <w:sz w:val="18"/>
+                <w:szCs w:val="18"/>
+              </w:rPr>
+            </w:pPr>
+            <w:r>
+              <w:rPr>
+                <w:rFonts w:hint="eastAsia"/>
+                <w:sz w:val="18"/>
+                <w:szCs w:val="18"/>
+              </w:rPr>
+              <w:t>总工作量（</w:t>
+            </w:r>
+            <w:r>
+              <w:rPr>
+                <w:rFonts w:hint="eastAsia"/>
+                <w:sz w:val="18"/>
+                <w:szCs w:val="18"/>
+              </w:rPr>
+              <w:t>KLOC</w:t>
+            </w:r>
+            <w:r>
+              <w:rPr>
+                <w:rFonts w:hint="eastAsia"/>
+                <w:sz w:val="18"/>
+                <w:szCs w:val="18"/>
+              </w:rPr>
+              <w:t>）</w:t>
+            </w:r>
+          </w:p>
+        </w:tc>
+        <w:tc>
+          <w:tcPr>
+            <w:tcW w:w="2041" w:type="dxa"/>
+          </w:tcPr>
+          <w:p>
+            <w:pPr>
+              <w:ind w:left="0"/>
+              <w:rPr>
+                <w:sz w:val="18"/>
+                <w:szCs w:val="18"/>
+              </w:rPr>
+            </w:pPr>
+          </w:p>
+        </w:tc>
+        <w:tc>
+          <w:tcPr>
+            <w:tcW w:w="2042" w:type="dxa"/>
+            <w:gridSpan w:val="2"/>
+            <w:shd w:val="clear" w:color="auto" w:fill="FDE9D9" w:themeFill="accent6" w:themeFillTint="33"/>
+          </w:tcPr>
+          <w:p>
+            <w:pPr>
+              <w:ind w:left="0"/>
+              <w:rPr>
+                <w:sz w:val="18"/>
+                <w:szCs w:val="18"/>
+              </w:rPr>
+            </w:pPr>
+            <w:r>
+              <w:rPr>
+                <w:rFonts w:hint="eastAsia"/>
+                <w:sz w:val="18"/>
+                <w:szCs w:val="18"/>
+              </w:rPr>
+              <w:t>开发周期（人天）</w:t>
+            </w:r>
+          </w:p>
+        </w:tc>
+        <w:tc>
+          <w:tcPr>
+            <w:tcW w:w="2042" w:type="dxa"/>
+          </w:tcPr>
+          <w:p>
+            <w:pPr>
+              <w:ind w:left="0"/>
+              <w:rPr>
+                <w:sz w:val="18"/>
+                <w:szCs w:val="18"/>
+              </w:rPr>
+            </w:pPr>
+            <w:r>
+              <w:rPr>
+                <w:rFonts w:hint="eastAsia"/>
+                <w:sz w:val="18"/>
+                <w:szCs w:val="18"/>
+              </w:rPr>
+              <w:t>3</w:t>
+            </w:r>
+            <w:r>
+              <w:rPr>
+                <w:rFonts w:hint="eastAsia"/>
+                <w:sz w:val="18"/>
+                <w:szCs w:val="18"/>
+              </w:rPr>
+              <w:t>3</w:t>
+            </w:r>
+          </w:p>
+        </w:tc>
+      </w:tr>
+      <w:tr>
+        <w:tc>
+          <w:tcPr>
+            <w:tcW w:w="2040" w:type="dxa"/>
+            <w:gridSpan w:val="2"/>
+            <w:shd w:val="clear" w:color="auto" w:fill="FDE9D9" w:themeFill="accent6" w:themeFillTint="33"/>
+          </w:tcPr>
+          <w:p>
+            <w:pPr>
+              <w:ind w:left="0"/>
+              <w:rPr>
+                <w:sz w:val="18"/>
+                <w:szCs w:val="18"/>
+              </w:rPr>
+            </w:pPr>
+            <w:r>
+              <w:rPr>
+                <w:rFonts w:hint="eastAsia"/>
+                <w:sz w:val="18"/>
+                <w:szCs w:val="18"/>
+              </w:rPr>
+              <w:t>开始时间</w:t>
+            </w:r>
+          </w:p>
+        </w:tc>
+        <w:tc>
+          <w:tcPr>
+            <w:tcW w:w="2041" w:type="dxa"/>
+          </w:tcPr>
+          <w:p>
+            <w:pPr>
+              <w:ind w:left="0"/>
+              <w:rPr>
+                <w:sz w:val="18"/>
+                <w:szCs w:val="18"/>
+              </w:rPr>
+            </w:pPr>
+            <w:r>
+              <w:rPr>
+                <w:rFonts w:hint="eastAsia"/>
+                <w:sz w:val="18"/>
+                <w:szCs w:val="18"/>
+              </w:rPr>
+              <w:t>2017-07</w:t>
+            </w:r>
+            <w:r>
+              <w:rPr>
+                <w:rFonts w:hint="eastAsia"/>
+                <w:sz w:val="18"/>
+                <w:szCs w:val="18"/>
+              </w:rPr>
+              <w:t>-</w:t>
+            </w:r>
+            <w:r>
+              <w:rPr>
+                <w:rFonts w:hint="eastAsia"/>
+                <w:sz w:val="18"/>
+                <w:szCs w:val="18"/>
+              </w:rPr>
+              <w:t>1</w:t>
+            </w:r>
+            <w:r>
+              <w:rPr>
+                <w:rFonts w:hint="eastAsia"/>
+                <w:sz w:val="18"/>
+                <w:szCs w:val="18"/>
+              </w:rPr>
+              <w:t>0</w:t>
+            </w:r>
+          </w:p>
+        </w:tc>
+        <w:tc>
+          <w:tcPr>
+            <w:tcW w:w="2042" w:type="dxa"/>
+            <w:gridSpan w:val="2"/>
+            <w:shd w:val="clear" w:color="auto" w:fill="FDE9D9" w:themeFill="accent6" w:themeFillTint="33"/>
+          </w:tcPr>
+          <w:p>
+            <w:pPr>
+              <w:ind w:left="0"/>
+              <w:rPr>
+                <w:sz w:val="18"/>
+                <w:szCs w:val="18"/>
+              </w:rPr>
+            </w:pPr>
+            <w:r>
+              <w:rPr>
+                <w:rFonts w:hint="eastAsia"/>
+                <w:sz w:val="18"/>
+                <w:szCs w:val="18"/>
+              </w:rPr>
+              <w:t>结束时间</w:t>
+            </w:r>
+          </w:p>
+        </w:tc>
+        <w:tc>
+          <w:tcPr>
+            <w:tcW w:w="2042" w:type="dxa"/>
+          </w:tcPr>
+          <w:p>
+            <w:pPr>
+              <w:ind w:left="0"/>
+              <w:rPr>
+                <w:sz w:val="18"/>
+                <w:szCs w:val="18"/>
+              </w:rPr>
+            </w:pPr>
+            <w:r>
+              <w:rPr>
+                <w:rFonts w:hint="eastAsia"/>
+                <w:sz w:val="18"/>
+                <w:szCs w:val="18"/>
+              </w:rPr>
+              <w:t>2017-0</w:t>
+            </w:r>
+            <w:r>
+              <w:rPr>
+                <w:rFonts w:hint="eastAsia"/>
+                <w:sz w:val="18"/>
+                <w:szCs w:val="18"/>
+              </w:rPr>
+              <w:t>8-31</w:t>
+            </w:r>
+          </w:p>
+        </w:tc>
+      </w:tr>
+      <w:tr>
+        <w:tc>
+          <w:tcPr>
+            <w:tcW w:w="8165" w:type="dxa"/>
+            <w:gridSpan w:val="6"/>
+            <w:shd w:val="clear" w:color="auto" w:fill="D9D9D9" w:themeFill="background1" w:themeFillShade="D9"/>
+          </w:tcPr>
+          <w:p>
+            <w:pPr>
+              <w:ind w:left="0"/>
+              <w:jc w:val="center"/>
+              <w:rPr>
+                <w:sz w:val="18"/>
+                <w:szCs w:val="18"/>
+              </w:rPr>
+            </w:pPr>
+            <w:r>
+              <w:rPr>
+                <w:rFonts w:hint="eastAsia"/>
+                <w:sz w:val="18"/>
+                <w:szCs w:val="18"/>
+              </w:rPr>
+              <w:t>周计划</w:t>
+            </w:r>
+          </w:p>
+        </w:tc>
+      </w:tr>
+      <w:tr>
+        <w:tc>
+          <w:tcPr>
+            <w:tcW w:w="1452" w:type="dxa"/>
+            <w:shd w:val="clear" w:color="auto" w:fill="D9D9D9" w:themeFill="background1" w:themeFillShade="D9"/>
+          </w:tcPr>
+          <w:p>
+            <w:pPr>
+              <w:ind w:left="0"/>
+              <w:jc w:val="center"/>
+              <w:rPr>
+                <w:sz w:val="18"/>
+                <w:szCs w:val="18"/>
+              </w:rPr>
+            </w:pPr>
+            <w:r>
+              <w:rPr>
+                <w:rFonts w:hint="eastAsia"/>
+                <w:sz w:val="18"/>
+                <w:szCs w:val="18"/>
+              </w:rPr>
+              <w:t>时间（</w:t>
+            </w:r>
+            <w:r>
+              <w:rPr>
+                <w:rFonts w:hint="eastAsia"/>
+                <w:sz w:val="18"/>
+                <w:szCs w:val="18"/>
+              </w:rPr>
+              <w:t>天</w:t>
+            </w:r>
+            <w:r>
+              <w:rPr>
+                <w:rFonts w:hint="eastAsia"/>
+                <w:sz w:val="18"/>
+                <w:szCs w:val="18"/>
+              </w:rPr>
+              <w:t>）</w:t>
+            </w:r>
+          </w:p>
+        </w:tc>
+        <w:tc>
+          <w:tcPr>
+            <w:tcW w:w="3686" w:type="dxa"/>
+            <w:gridSpan w:val="3"/>
+            <w:shd w:val="clear" w:color="auto" w:fill="D9D9D9" w:themeFill="background1" w:themeFillShade="D9"/>
+          </w:tcPr>
+          <w:p>
+            <w:pPr>
+              <w:ind w:left="0"/>
+              <w:jc w:val="center"/>
+              <w:rPr>
+                <w:sz w:val="18"/>
+                <w:szCs w:val="18"/>
+              </w:rPr>
+            </w:pPr>
+            <w:r>
+              <w:rPr>
+                <w:rFonts w:hint="eastAsia"/>
+                <w:sz w:val="18"/>
+                <w:szCs w:val="18"/>
+              </w:rPr>
+              <w:t>计划</w:t>
+            </w:r>
+          </w:p>
+        </w:tc>
+        <w:tc>
+          <w:tcPr>
+            <w:tcW w:w="3027" w:type="dxa"/>
+            <w:gridSpan w:val="2"/>
+            <w:shd w:val="clear" w:color="auto" w:fill="D9D9D9" w:themeFill="background1" w:themeFillShade="D9"/>
+          </w:tcPr>
+          <w:p>
+            <w:pPr>
+              <w:ind w:left="0"/>
+              <w:jc w:val="center"/>
+              <w:rPr>
+                <w:sz w:val="18"/>
+                <w:szCs w:val="18"/>
+              </w:rPr>
+            </w:pPr>
+            <w:r>
+              <w:rPr>
+                <w:rFonts w:hint="eastAsia"/>
+                <w:sz w:val="18"/>
+                <w:szCs w:val="18"/>
+              </w:rPr>
+              <w:t>完成情况</w:t>
+            </w:r>
+          </w:p>
+        </w:tc>
+      </w:tr>
+      <w:tr>
+        <w:tc>
+          <w:tcPr>
+            <w:tcW w:w="1452" w:type="dxa"/>
+          </w:tcPr>
+          <w:p>
+            <w:pPr>
+              <w:ind w:left="0"/>
+              <w:rPr>
+                <w:sz w:val="18"/>
+                <w:szCs w:val="18"/>
+              </w:rPr>
+            </w:pPr>
+            <w:r>
+              <w:rPr>
+                <w:rFonts w:hint="eastAsia"/>
+                <w:sz w:val="18"/>
+                <w:szCs w:val="18"/>
+              </w:rPr>
+              <w:t>2</w:t>
+            </w:r>
+          </w:p>
+        </w:tc>
+        <w:tc>
+          <w:tcPr>
+            <w:tcW w:w="3686" w:type="dxa"/>
+            <w:gridSpan w:val="3"/>
+          </w:tcPr>
+          <w:p>
+            <w:pPr>
+              <w:ind w:left="0"/>
+              <w:rPr>
+                <w:sz w:val="18"/>
+                <w:szCs w:val="18"/>
+              </w:rPr>
+            </w:pPr>
+            <w:r>
+              <w:rPr>
+                <w:rFonts w:hint="eastAsia"/>
+                <w:sz w:val="18"/>
+                <w:szCs w:val="18"/>
+              </w:rPr>
+              <w:t>了解</w:t>
+            </w:r>
+            <w:r>
+              <w:rPr>
+                <w:rFonts w:hint="eastAsia"/>
+                <w:sz w:val="18"/>
+                <w:szCs w:val="18"/>
+              </w:rPr>
+              <w:t>sequoiadb</w:t>
+            </w:r>
+            <w:r>
+              <w:rPr>
+                <w:rFonts w:hint="eastAsia"/>
+                <w:sz w:val="18"/>
+                <w:szCs w:val="18"/>
+              </w:rPr>
+              <w:t>中的操作符</w:t>
+            </w:r>
+          </w:p>
+        </w:tc>
+        <w:tc>
+          <w:tcPr>
+            <w:tcW w:w="3027" w:type="dxa"/>
+            <w:gridSpan w:val="2"/>
+          </w:tcPr>
+          <w:p>
+            <w:pPr>
+              <w:ind w:left="0"/>
+              <w:rPr>
+                <w:sz w:val="18"/>
+                <w:szCs w:val="18"/>
+              </w:rPr>
+            </w:pPr>
+            <w:r>
+              <w:rPr>
+                <w:rFonts w:hint="eastAsia"/>
+                <w:sz w:val="18"/>
+                <w:szCs w:val="18"/>
+              </w:rPr>
+              <w:t>已完成</w:t>
+            </w:r>
+          </w:p>
+        </w:tc>
+      </w:tr>
+      <w:tr>
+        <w:tc>
+          <w:tcPr>
+            <w:tcW w:w="1452" w:type="dxa"/>
+          </w:tcPr>
+          <w:p>
+            <w:pPr>
+              <w:ind w:left="0"/>
+              <w:rPr>
+                <w:rFonts w:hint="eastAsia"/>
+                <w:sz w:val="18"/>
+                <w:szCs w:val="18"/>
+              </w:rPr>
+            </w:pPr>
+            <w:r>
+              <w:rPr>
+                <w:rFonts w:hint="eastAsia"/>
+                <w:sz w:val="18"/>
+                <w:szCs w:val="18"/>
+              </w:rPr>
+              <w:t>5</w:t>
+            </w:r>
+          </w:p>
+        </w:tc>
+        <w:tc>
+          <w:tcPr>
+            <w:tcW w:w="3686" w:type="dxa"/>
+            <w:gridSpan w:val="3"/>
+          </w:tcPr>
+          <w:p>
+            <w:pPr>
+              <w:ind w:left="0"/>
+              <w:rPr>
+                <w:rFonts w:hint="eastAsia"/>
+                <w:sz w:val="18"/>
+                <w:szCs w:val="18"/>
+              </w:rPr>
+            </w:pPr>
+            <w:r>
+              <w:rPr>
+                <w:rFonts w:hint="eastAsia"/>
+                <w:sz w:val="18"/>
+                <w:szCs w:val="18"/>
+              </w:rPr>
+              <w:t>溢出检查方案设计</w:t>
+            </w:r>
+            <w:r>
+              <w:rPr>
+                <w:rFonts w:hint="eastAsia"/>
+                <w:sz w:val="18"/>
+                <w:szCs w:val="18"/>
+              </w:rPr>
+              <w:t>+</w:t>
+            </w:r>
+            <w:r>
+              <w:rPr>
+                <w:rFonts w:hint="eastAsia"/>
+                <w:sz w:val="18"/>
+                <w:szCs w:val="18"/>
+              </w:rPr>
+              <w:t>性能分析</w:t>
+            </w:r>
+            <w:r>
+              <w:rPr>
+                <w:rFonts w:hint="eastAsia"/>
+                <w:sz w:val="18"/>
+                <w:szCs w:val="18"/>
+              </w:rPr>
+              <w:t>+</w:t>
+            </w:r>
+            <w:r>
+              <w:rPr>
+                <w:rFonts w:hint="eastAsia"/>
+                <w:sz w:val="18"/>
+                <w:szCs w:val="18"/>
+              </w:rPr>
+              <w:t>整理评审</w:t>
+            </w:r>
+          </w:p>
+        </w:tc>
+        <w:tc>
+          <w:tcPr>
+            <w:tcW w:w="3027" w:type="dxa"/>
+            <w:gridSpan w:val="2"/>
+          </w:tcPr>
+          <w:p>
+            <w:pPr>
+              <w:ind w:left="0"/>
+              <w:rPr>
+                <w:rFonts w:hint="eastAsia"/>
+                <w:sz w:val="18"/>
+                <w:szCs w:val="18"/>
+              </w:rPr>
+            </w:pPr>
+            <w:r>
+              <w:rPr>
+                <w:rFonts w:hint="eastAsia"/>
+                <w:sz w:val="18"/>
+                <w:szCs w:val="18"/>
+              </w:rPr>
+              <w:t>已完成</w:t>
+            </w:r>
+          </w:p>
+        </w:tc>
+      </w:tr>
+      <w:tr>
+        <w:tc>
+          <w:tcPr>
+            <w:tcW w:w="1452" w:type="dxa"/>
+          </w:tcPr>
+          <w:p>
+            <w:pPr>
+              <w:ind w:left="0"/>
+              <w:rPr>
+                <w:rFonts w:hint="eastAsia"/>
+                <w:sz w:val="18"/>
+                <w:szCs w:val="18"/>
+              </w:rPr>
+            </w:pPr>
+            <w:r>
+              <w:rPr>
+                <w:rFonts w:hint="eastAsia"/>
+                <w:sz w:val="18"/>
+                <w:szCs w:val="18"/>
+              </w:rPr>
+              <w:t>07-19</w:t>
+            </w:r>
+            <w:r>
+              <w:rPr>
+                <w:sz w:val="18"/>
+                <w:szCs w:val="18"/>
+              </w:rPr>
+              <w:t>—</w:t>
+            </w:r>
+            <w:r>
+              <w:rPr>
+                <w:rFonts w:hint="eastAsia"/>
+                <w:sz w:val="18"/>
+                <w:szCs w:val="18"/>
+              </w:rPr>
+              <w:t>07-26</w:t>
+            </w:r>
+          </w:p>
+        </w:tc>
+        <w:tc>
+          <w:tcPr>
+            <w:tcW w:w="3686" w:type="dxa"/>
+            <w:gridSpan w:val="3"/>
+          </w:tcPr>
+          <w:p>
+            <w:pPr>
+              <w:ind w:left="0"/>
+              <w:rPr>
+                <w:sz w:val="18"/>
+                <w:szCs w:val="18"/>
+              </w:rPr>
+            </w:pPr>
+          </w:p>
+        </w:tc>
+        <w:tc>
+          <w:tcPr>
+            <w:tcW w:w="3027" w:type="dxa"/>
+            <w:gridSpan w:val="2"/>
+          </w:tcPr>
+          <w:p>
+            <w:pPr>
+              <w:ind w:left="0"/>
+              <w:rPr>
+                <w:rFonts w:hint="eastAsia"/>
+                <w:sz w:val="18"/>
+                <w:szCs w:val="18"/>
+              </w:rPr>
+            </w:pPr>
+            <w:r>
+              <w:rPr>
+                <w:rFonts w:hint="eastAsia"/>
+                <w:sz w:val="18"/>
+                <w:szCs w:val="18"/>
+              </w:rPr>
+              <w:t>暂停：</w:t>
+            </w:r>
+            <w:r>
+              <w:rPr>
+                <w:rFonts w:hint="eastAsia"/>
+                <w:sz w:val="18"/>
+                <w:szCs w:val="18"/>
+              </w:rPr>
+              <w:t>trace</w:t>
+            </w:r>
+            <w:r>
+              <w:rPr>
+                <w:rFonts w:hint="eastAsia"/>
+                <w:sz w:val="18"/>
+                <w:szCs w:val="18"/>
+              </w:rPr>
+              <w:t>提测后处理测试反馈的</w:t>
+            </w:r>
+            <w:r>
+              <w:rPr>
+                <w:rFonts w:hint="eastAsia"/>
+                <w:sz w:val="18"/>
+                <w:szCs w:val="18"/>
+              </w:rPr>
+              <w:t>bug</w:t>
+            </w:r>
+          </w:p>
+        </w:tc>
+      </w:tr>
+      <w:tr>
+        <w:tc>
+          <w:tcPr>
+            <w:tcW w:w="1452" w:type="dxa"/>
+          </w:tcPr>
+          <w:p>
+            <w:pPr>
+              <w:ind w:left="0"/>
+              <w:rPr>
+                <w:sz w:val="18"/>
+                <w:szCs w:val="18"/>
+              </w:rPr>
+            </w:pPr>
+            <w:r>
+              <w:rPr>
+                <w:rFonts w:hint="eastAsia"/>
+                <w:sz w:val="18"/>
+                <w:szCs w:val="18"/>
+              </w:rPr>
+              <w:t>5</w:t>
+            </w:r>
+          </w:p>
+        </w:tc>
+        <w:tc>
+          <w:tcPr>
+            <w:tcW w:w="3686" w:type="dxa"/>
+            <w:gridSpan w:val="3"/>
+          </w:tcPr>
+          <w:p>
+            <w:pPr>
+              <w:ind w:left="0"/>
+              <w:rPr>
+                <w:rFonts w:hint="eastAsia"/>
+                <w:sz w:val="18"/>
+                <w:szCs w:val="18"/>
+              </w:rPr>
+            </w:pPr>
+            <w:r>
+              <w:rPr>
+                <w:sz w:val="18"/>
+                <w:szCs w:val="18"/>
+              </w:rPr>
+              <w:t>S</w:t>
+            </w:r>
+            <w:r>
+              <w:rPr>
+                <w:rFonts w:hint="eastAsia"/>
+                <w:sz w:val="18"/>
+                <w:szCs w:val="18"/>
+              </w:rPr>
+              <w:t>equoiadb</w:t>
+            </w:r>
+            <w:r>
+              <w:rPr>
+                <w:rFonts w:hint="eastAsia"/>
+                <w:sz w:val="18"/>
+                <w:szCs w:val="18"/>
+              </w:rPr>
+              <w:t>中的数值运算处理流程</w:t>
+            </w:r>
+            <w:r>
+              <w:rPr>
+                <w:rFonts w:hint="eastAsia"/>
+                <w:sz w:val="18"/>
+                <w:szCs w:val="18"/>
+              </w:rPr>
+              <w:t>（选择</w:t>
+            </w:r>
+            <w:r>
+              <w:rPr>
+                <w:rFonts w:hint="eastAsia"/>
+                <w:sz w:val="18"/>
+                <w:szCs w:val="18"/>
+              </w:rPr>
+              <w:t>符</w:t>
+            </w:r>
+            <w:r>
+              <w:rPr>
+                <w:rFonts w:hint="eastAsia"/>
+                <w:sz w:val="18"/>
+                <w:szCs w:val="18"/>
+              </w:rPr>
+              <w:t>、</w:t>
+            </w:r>
+            <w:r>
+              <w:rPr>
+                <w:rFonts w:hint="eastAsia"/>
+                <w:sz w:val="18"/>
+                <w:szCs w:val="18"/>
+              </w:rPr>
+              <w:t>匹配符、更新符）</w:t>
+            </w:r>
+          </w:p>
+        </w:tc>
+        <w:tc>
+          <w:tcPr>
+            <w:tcW w:w="3027" w:type="dxa"/>
+            <w:gridSpan w:val="2"/>
+          </w:tcPr>
+          <w:p>
+            <w:pPr>
+              <w:ind w:left="0"/>
+              <w:rPr>
+                <w:rFonts w:hint="eastAsia"/>
+                <w:sz w:val="18"/>
+                <w:szCs w:val="18"/>
+              </w:rPr>
+            </w:pPr>
+            <w:r>
+              <w:rPr>
+                <w:rFonts w:hint="eastAsia"/>
+                <w:sz w:val="18"/>
+                <w:szCs w:val="18"/>
+              </w:rPr>
+              <w:t>已完成</w:t>
+            </w:r>
+          </w:p>
+        </w:tc>
+      </w:tr>
+      <w:tr>
+        <w:tc>
+          <w:tcPr>
+            <w:tcW w:w="1452" w:type="dxa"/>
+          </w:tcPr>
+          <w:p>
+            <w:pPr>
+              <w:ind w:left="0"/>
+              <w:rPr>
+                <w:sz w:val="18"/>
+                <w:szCs w:val="18"/>
+              </w:rPr>
+            </w:pPr>
+            <w:r>
+              <w:rPr>
+                <w:rFonts w:hint="eastAsia"/>
+                <w:sz w:val="18"/>
+                <w:szCs w:val="18"/>
+              </w:rPr>
+              <w:t>5</w:t>
+            </w:r>
+          </w:p>
+        </w:tc>
+        <w:tc>
+          <w:tcPr>
+            <w:tcW w:w="3686" w:type="dxa"/>
+            <w:gridSpan w:val="3"/>
+          </w:tcPr>
+          <w:p>
+            <w:pPr>
+              <w:ind w:left="0"/>
+              <w:rPr>
+                <w:rFonts w:hint="eastAsia"/>
+                <w:sz w:val="18"/>
+                <w:szCs w:val="18"/>
+              </w:rPr>
+            </w:pPr>
+            <w:r>
+              <w:rPr>
+                <w:rFonts w:hint="eastAsia"/>
+                <w:sz w:val="18"/>
+                <w:szCs w:val="18"/>
+              </w:rPr>
+              <w:t>了解数据库各种应用场景处理逻辑：</w:t>
+            </w:r>
+          </w:p>
+          <w:p>
+            <w:pPr>
+              <w:ind w:left="0"/>
+              <w:rPr>
+                <w:rFonts w:hint="eastAsia"/>
+                <w:sz w:val="18"/>
+                <w:szCs w:val="18"/>
+              </w:rPr>
+            </w:pPr>
+            <w:r>
+              <w:rPr>
+                <w:rFonts w:hint="eastAsia"/>
+                <w:sz w:val="18"/>
+                <w:szCs w:val="18"/>
+              </w:rPr>
+              <w:t>独立模式、内置</w:t>
+            </w:r>
+            <w:r>
+              <w:rPr>
+                <w:rFonts w:hint="eastAsia"/>
+                <w:sz w:val="18"/>
+                <w:szCs w:val="18"/>
+              </w:rPr>
+              <w:t>sql</w:t>
+            </w:r>
+            <w:r>
+              <w:rPr>
+                <w:rFonts w:hint="eastAsia"/>
+                <w:sz w:val="18"/>
+                <w:szCs w:val="18"/>
+              </w:rPr>
+              <w:t>、聚集操作、主子表、</w:t>
+            </w:r>
+            <w:r>
+              <w:rPr>
+                <w:rFonts w:hint="eastAsia"/>
+                <w:sz w:val="18"/>
+                <w:szCs w:val="18"/>
+              </w:rPr>
+              <w:t>join</w:t>
+            </w:r>
+            <w:r>
+              <w:rPr>
+                <w:rFonts w:hint="eastAsia"/>
+                <w:sz w:val="18"/>
+                <w:szCs w:val="18"/>
+              </w:rPr>
+              <w:t>；</w:t>
+            </w:r>
+          </w:p>
+        </w:tc>
+        <w:tc>
+          <w:tcPr>
+            <w:tcW w:w="3027" w:type="dxa"/>
+            <w:gridSpan w:val="2"/>
+          </w:tcPr>
+          <w:p>
+            <w:pPr>
+              <w:ind w:left="0"/>
+              <w:rPr>
+                <w:rFonts w:hint="eastAsia"/>
+                <w:sz w:val="18"/>
+                <w:szCs w:val="18"/>
+              </w:rPr>
+            </w:pPr>
+            <w:r>
+              <w:rPr>
+                <w:rFonts w:hint="eastAsia"/>
+                <w:sz w:val="18"/>
+                <w:szCs w:val="18"/>
+              </w:rPr>
+              <w:t>已完成</w:t>
+            </w:r>
+          </w:p>
+        </w:tc>
+      </w:tr>
+      <w:tr>
+        <w:tc>
+          <w:tcPr>
+            <w:tcW w:w="1452" w:type="dxa"/>
+          </w:tcPr>
+          <w:p>
+            <w:pPr>
+              <w:ind w:left="0"/>
+              <w:rPr>
+                <w:sz w:val="18"/>
+                <w:szCs w:val="18"/>
+              </w:rPr>
+            </w:pPr>
+            <w:r>
+              <w:rPr>
+                <w:rFonts w:hint="eastAsia"/>
+                <w:sz w:val="18"/>
+                <w:szCs w:val="18"/>
+              </w:rPr>
+              <w:t>5</w:t>
+            </w:r>
+          </w:p>
+        </w:tc>
+        <w:tc>
+          <w:tcPr>
+            <w:tcW w:w="3686" w:type="dxa"/>
+            <w:gridSpan w:val="3"/>
+          </w:tcPr>
+          <w:p>
+            <w:pPr>
+              <w:ind w:left="0"/>
+              <w:rPr>
+                <w:sz w:val="18"/>
+                <w:szCs w:val="18"/>
+              </w:rPr>
+            </w:pPr>
+            <w:r>
+              <w:rPr>
+                <w:rFonts w:hint="eastAsia"/>
+                <w:sz w:val="18"/>
+                <w:szCs w:val="18"/>
+              </w:rPr>
+              <w:t>可配置方案</w:t>
+            </w:r>
+            <w:r>
+              <w:rPr>
+                <w:rFonts w:hint="eastAsia"/>
+                <w:sz w:val="18"/>
+                <w:szCs w:val="18"/>
+              </w:rPr>
+              <w:t>考虑</w:t>
+            </w:r>
+            <w:r>
+              <w:rPr>
+                <w:rFonts w:hint="eastAsia"/>
+                <w:sz w:val="18"/>
+                <w:szCs w:val="18"/>
+              </w:rPr>
+              <w:t>+</w:t>
+            </w:r>
+            <w:r>
+              <w:rPr>
+                <w:rFonts w:hint="eastAsia"/>
+                <w:sz w:val="18"/>
+                <w:szCs w:val="18"/>
+              </w:rPr>
+              <w:t>文档编写</w:t>
+            </w:r>
+            <w:r>
+              <w:rPr>
+                <w:rFonts w:hint="eastAsia"/>
+                <w:sz w:val="18"/>
+                <w:szCs w:val="18"/>
+              </w:rPr>
+              <w:t>+</w:t>
+            </w:r>
+            <w:r>
+              <w:rPr>
+                <w:rFonts w:hint="eastAsia"/>
+                <w:sz w:val="18"/>
+                <w:szCs w:val="18"/>
+              </w:rPr>
+              <w:t>方案选型评审</w:t>
+            </w:r>
+          </w:p>
+        </w:tc>
+        <w:tc>
+          <w:tcPr>
+            <w:tcW w:w="3027" w:type="dxa"/>
+            <w:gridSpan w:val="2"/>
+          </w:tcPr>
+          <w:p>
+            <w:pPr>
+              <w:ind w:left="0"/>
+              <w:rPr>
+                <w:sz w:val="18"/>
+                <w:szCs w:val="18"/>
+              </w:rPr>
+            </w:pPr>
+            <w:r>
+              <w:rPr>
+                <w:rFonts w:hint="eastAsia"/>
+                <w:sz w:val="18"/>
+                <w:szCs w:val="18"/>
+              </w:rPr>
+              <w:t>已完成</w:t>
+            </w:r>
+          </w:p>
+        </w:tc>
+      </w:tr>
+      <w:tr>
+        <w:tc>
+          <w:tcPr>
+            <w:tcW w:w="1452" w:type="dxa"/>
+          </w:tcPr>
+          <w:p>
+            <w:pPr>
+              <w:ind w:left="0"/>
+              <w:rPr>
+                <w:sz w:val="18"/>
+                <w:szCs w:val="18"/>
+              </w:rPr>
+            </w:pPr>
+            <w:r>
+              <w:rPr>
+                <w:rFonts w:hint="eastAsia"/>
+                <w:sz w:val="18"/>
+                <w:szCs w:val="18"/>
+              </w:rPr>
+              <w:t>4</w:t>
+            </w:r>
+          </w:p>
+        </w:tc>
+        <w:tc>
+          <w:tcPr>
+            <w:tcW w:w="3686" w:type="dxa"/>
+            <w:gridSpan w:val="3"/>
+          </w:tcPr>
+          <w:p>
+            <w:pPr>
+              <w:ind w:left="0"/>
+              <w:rPr>
+                <w:rFonts w:hint="eastAsia"/>
+                <w:sz w:val="18"/>
+                <w:szCs w:val="18"/>
+              </w:rPr>
+            </w:pPr>
+            <w:r>
+              <w:rPr>
+                <w:sz w:val="18"/>
+                <w:szCs w:val="18"/>
+              </w:rPr>
+              <w:t>S</w:t>
+            </w:r>
+            <w:r>
+              <w:rPr>
+                <w:rFonts w:hint="eastAsia"/>
+                <w:sz w:val="18"/>
+                <w:szCs w:val="18"/>
+              </w:rPr>
+              <w:t>tory-</w:t>
+            </w:r>
+            <w:r>
+              <w:rPr>
+                <w:rFonts w:hint="eastAsia"/>
+                <w:sz w:val="18"/>
+                <w:szCs w:val="18"/>
+              </w:rPr>
+              <w:t>溢出优化方案整理</w:t>
+            </w:r>
+          </w:p>
+        </w:tc>
+        <w:tc>
+          <w:tcPr>
+            <w:tcW w:w="3027" w:type="dxa"/>
+            <w:gridSpan w:val="2"/>
+          </w:tcPr>
+          <w:p>
+            <w:pPr>
+              <w:ind w:left="0"/>
+              <w:rPr>
+                <w:rFonts w:hint="eastAsia"/>
+                <w:sz w:val="18"/>
+                <w:szCs w:val="18"/>
+              </w:rPr>
+            </w:pPr>
+            <w:r>
+              <w:rPr>
+                <w:rFonts w:hint="eastAsia"/>
+                <w:sz w:val="18"/>
+                <w:szCs w:val="18"/>
+              </w:rPr>
+              <w:t>已完成</w:t>
+            </w:r>
+          </w:p>
+        </w:tc>
+      </w:tr>
+      <w:tr>
+        <w:tc>
+          <w:tcPr>
+            <w:tcW w:w="1452" w:type="dxa"/>
+          </w:tcPr>
+          <w:p>
+            <w:pPr>
+              <w:ind w:left="0"/>
+              <w:rPr>
+                <w:sz w:val="18"/>
+                <w:szCs w:val="18"/>
+              </w:rPr>
+            </w:pPr>
+            <w:r>
+              <w:rPr>
+                <w:rFonts w:hint="eastAsia"/>
+                <w:sz w:val="18"/>
+                <w:szCs w:val="18"/>
+              </w:rPr>
+              <w:t>3</w:t>
+            </w:r>
+          </w:p>
+        </w:tc>
+        <w:tc>
+          <w:tcPr>
+            <w:tcW w:w="3686" w:type="dxa"/>
+            <w:gridSpan w:val="3"/>
+          </w:tcPr>
+          <w:p>
+            <w:pPr>
+              <w:ind w:left="0"/>
+              <w:rPr>
+                <w:sz w:val="18"/>
+                <w:szCs w:val="18"/>
+              </w:rPr>
+            </w:pPr>
+            <w:r>
+              <w:rPr>
+                <w:rFonts w:hint="eastAsia"/>
+                <w:sz w:val="18"/>
+                <w:szCs w:val="18"/>
+              </w:rPr>
+              <w:t>代码编写</w:t>
+            </w:r>
+          </w:p>
+        </w:tc>
+        <w:tc>
+          <w:tcPr>
+            <w:tcW w:w="3027" w:type="dxa"/>
+            <w:gridSpan w:val="2"/>
+          </w:tcPr>
+          <w:p>
+            <w:pPr>
+              <w:ind w:left="0"/>
+              <w:rPr>
+                <w:sz w:val="18"/>
+                <w:szCs w:val="18"/>
+              </w:rPr>
+            </w:pPr>
+          </w:p>
+        </w:tc>
+      </w:tr>
+      <w:tr>
+        <w:tc>
+          <w:tcPr>
+            <w:tcW w:w="1452" w:type="dxa"/>
+          </w:tcPr>
+          <w:p>
+            <w:pPr>
+              <w:ind w:left="0"/>
+              <w:rPr>
+                <w:sz w:val="18"/>
+                <w:szCs w:val="18"/>
+              </w:rPr>
+            </w:pPr>
+            <w:r>
+              <w:rPr>
+                <w:rFonts w:hint="eastAsia"/>
+                <w:sz w:val="18"/>
+                <w:szCs w:val="18"/>
+              </w:rPr>
+              <w:t>3</w:t>
+            </w:r>
+          </w:p>
+        </w:tc>
+        <w:tc>
+          <w:tcPr>
+            <w:tcW w:w="3686" w:type="dxa"/>
+            <w:gridSpan w:val="3"/>
+          </w:tcPr>
+          <w:p>
+            <w:pPr>
+              <w:ind w:left="0"/>
+              <w:rPr>
+                <w:rFonts w:hint="eastAsia"/>
+                <w:sz w:val="18"/>
+                <w:szCs w:val="18"/>
+              </w:rPr>
+            </w:pPr>
+            <w:r>
+              <w:rPr>
+                <w:rFonts w:hint="eastAsia"/>
+                <w:sz w:val="18"/>
+                <w:szCs w:val="18"/>
+              </w:rPr>
+              <w:t>自测</w:t>
+            </w:r>
+            <w:r>
+              <w:rPr>
+                <w:rFonts w:hint="eastAsia"/>
+                <w:sz w:val="18"/>
+                <w:szCs w:val="18"/>
+              </w:rPr>
+              <w:t>，以及跑用例</w:t>
+            </w:r>
+          </w:p>
+        </w:tc>
+        <w:tc>
+          <w:tcPr>
+            <w:tcW w:w="3027" w:type="dxa"/>
+            <w:gridSpan w:val="2"/>
+          </w:tcPr>
+          <w:p>
+            <w:pPr>
+              <w:ind w:left="0"/>
+              <w:rPr>
+                <w:rFonts w:hint="eastAsia"/>
+                <w:sz w:val="18"/>
+                <w:szCs w:val="18"/>
+              </w:rPr>
+            </w:pPr>
+          </w:p>
+        </w:tc>
+      </w:tr>
+      <w:tr>
+        <w:tc>
+          <w:tcPr>
+            <w:tcW w:w="1452" w:type="dxa"/>
+          </w:tcPr>
+          <w:p>
+            <w:pPr>
+              <w:ind w:left="0"/>
+              <w:rPr>
+                <w:rFonts w:hint="eastAsia"/>
+                <w:sz w:val="18"/>
+                <w:szCs w:val="18"/>
+              </w:rPr>
+            </w:pPr>
+            <w:r>
+              <w:rPr>
+                <w:rFonts w:hint="eastAsia"/>
+                <w:sz w:val="18"/>
+                <w:szCs w:val="18"/>
+              </w:rPr>
+              <w:t>1</w:t>
+            </w:r>
+          </w:p>
+        </w:tc>
+        <w:tc>
+          <w:tcPr>
+            <w:tcW w:w="3686" w:type="dxa"/>
+            <w:gridSpan w:val="3"/>
+          </w:tcPr>
+          <w:p>
+            <w:pPr>
+              <w:ind w:left="0"/>
+              <w:rPr>
+                <w:rFonts w:hint="eastAsia"/>
+                <w:sz w:val="18"/>
+                <w:szCs w:val="18"/>
+              </w:rPr>
+            </w:pPr>
+            <w:r>
+              <w:rPr>
+                <w:rFonts w:hint="eastAsia"/>
+                <w:sz w:val="18"/>
+                <w:szCs w:val="18"/>
+              </w:rPr>
+              <w:t>代码提交，相关文档整理，提测</w:t>
+            </w:r>
+          </w:p>
+        </w:tc>
+        <w:tc>
+          <w:tcPr>
+            <w:tcW w:w="3027" w:type="dxa"/>
+            <w:gridSpan w:val="2"/>
+          </w:tcPr>
+          <w:p>
+            <w:pPr>
+              <w:ind w:left="0"/>
+              <w:rPr>
+                <w:rFonts w:hint="eastAsia"/>
+                <w:sz w:val="18"/>
+                <w:szCs w:val="18"/>
+              </w:rPr>
             </w:pPr>
           </w:p>
         </w:tc>
@@ -6132,10 +10254,10 @@
 <file path=word/numbering.xml><?xml version="1.0" encoding="utf-8"?>
 <w:numbering xmlns:ve="http://schemas.openxmlformats.org/markup-compatibility/2006" xmlns:o="urn:schemas-microsoft-com:office:office" xmlns:r="http://schemas.openxmlformats.org/officeDocument/2006/relationships" xmlns:m="http://schemas.openxmlformats.org/officeDocument/2006/math" xmlns:v="urn:schemas-microsoft-com:vml" xmlns:wp="http://schemas.openxmlformats.org/drawingml/2006/wordprocessingDrawing" xmlns:w10="urn:schemas-microsoft-com:office:word" xmlns:w="http://schemas.openxmlformats.org/wordprocessingml/2006/main" xmlns:wne="http://schemas.microsoft.com/office/word/2006/wordml">
   <w:abstractNum w:abstractNumId="0">
-    <w:nsid w:val="0FAE3589"/>
+    <w:nsid w:val="0ECC5218"/>
     <w:multiLevelType w:val="hybridMultilevel"/>
-    <w:tmpl w:val="37C602FC"/>
-    <w:lvl w:ilvl="0" w:tplc="6852A4DC">
+    <w:tmpl w:val="DF1E2C9E"/>
+    <w:lvl w:ilvl="0" w:tplc="0F9E8E92">
       <w:start w:val="1"/>
       <w:numFmt w:val="decimal"/>
       <w:lvlText w:val="%1）"/>
@@ -6221,6 +10343,95 @@
     </w:lvl>
   </w:abstractNum>
   <w:abstractNum w:abstractNumId="1">
+    <w:nsid w:val="0FAE3589"/>
+    <w:multiLevelType w:val="hybridMultilevel"/>
+    <w:tmpl w:val="37C602FC"/>
+    <w:lvl w:ilvl="0" w:tplc="6852A4DC">
+      <w:start w:val="1"/>
+      <w:numFmt w:val="decimal"/>
+      <w:lvlText w:val="%1）"/>
+      <w:lvlJc w:val="left"/>
+      <w:pPr>
+        <w:ind w:left="717" w:hanging="360"/>
+      </w:pPr>
+      <w:rPr>
+        <w:rFonts w:hint="default"/>
+      </w:rPr>
+    </w:lvl>
+    <w:lvl w:ilvl="1" w:tplc="04090019" w:tentative="1">
+      <w:start w:val="1"/>
+      <w:numFmt w:val="lowerLetter"/>
+      <w:lvlText w:val="%2)"/>
+      <w:lvlJc w:val="left"/>
+      <w:pPr>
+        <w:ind w:left="1197" w:hanging="420"/>
+      </w:pPr>
+    </w:lvl>
+    <w:lvl w:ilvl="2" w:tplc="0409001B" w:tentative="1">
+      <w:start w:val="1"/>
+      <w:numFmt w:val="lowerRoman"/>
+      <w:lvlText w:val="%3."/>
+      <w:lvlJc w:val="right"/>
+      <w:pPr>
+        <w:ind w:left="1617" w:hanging="420"/>
+      </w:pPr>
+    </w:lvl>
+    <w:lvl w:ilvl="3" w:tplc="0409000F" w:tentative="1">
+      <w:start w:val="1"/>
+      <w:numFmt w:val="decimal"/>
+      <w:lvlText w:val="%4."/>
+      <w:lvlJc w:val="left"/>
+      <w:pPr>
+        <w:ind w:left="2037" w:hanging="420"/>
+      </w:pPr>
+    </w:lvl>
+    <w:lvl w:ilvl="4" w:tplc="04090019" w:tentative="1">
+      <w:start w:val="1"/>
+      <w:numFmt w:val="lowerLetter"/>
+      <w:lvlText w:val="%5)"/>
+      <w:lvlJc w:val="left"/>
+      <w:pPr>
+        <w:ind w:left="2457" w:hanging="420"/>
+      </w:pPr>
+    </w:lvl>
+    <w:lvl w:ilvl="5" w:tplc="0409001B" w:tentative="1">
+      <w:start w:val="1"/>
+      <w:numFmt w:val="lowerRoman"/>
+      <w:lvlText w:val="%6."/>
+      <w:lvlJc w:val="right"/>
+      <w:pPr>
+        <w:ind w:left="2877" w:hanging="420"/>
+      </w:pPr>
+    </w:lvl>
+    <w:lvl w:ilvl="6" w:tplc="0409000F" w:tentative="1">
+      <w:start w:val="1"/>
+      <w:numFmt w:val="decimal"/>
+      <w:lvlText w:val="%7."/>
+      <w:lvlJc w:val="left"/>
+      <w:pPr>
+        <w:ind w:left="3297" w:hanging="420"/>
+      </w:pPr>
+    </w:lvl>
+    <w:lvl w:ilvl="7" w:tplc="04090019" w:tentative="1">
+      <w:start w:val="1"/>
+      <w:numFmt w:val="lowerLetter"/>
+      <w:lvlText w:val="%8)"/>
+      <w:lvlJc w:val="left"/>
+      <w:pPr>
+        <w:ind w:left="3717" w:hanging="420"/>
+      </w:pPr>
+    </w:lvl>
+    <w:lvl w:ilvl="8" w:tplc="0409001B" w:tentative="1">
+      <w:start w:val="1"/>
+      <w:numFmt w:val="lowerRoman"/>
+      <w:lvlText w:val="%9."/>
+      <w:lvlJc w:val="right"/>
+      <w:pPr>
+        <w:ind w:left="4137" w:hanging="420"/>
+      </w:pPr>
+    </w:lvl>
+  </w:abstractNum>
+  <w:abstractNum w:abstractNumId="2">
     <w:nsid w:val="10E977F6"/>
     <w:multiLevelType w:val="multilevel"/>
     <w:tmpl w:val="C8F0325A"/>
@@ -6349,7 +10560,96 @@
       </w:rPr>
     </w:lvl>
   </w:abstractNum>
-  <w:abstractNum w:abstractNumId="2">
+  <w:abstractNum w:abstractNumId="3">
+    <w:nsid w:val="19627DE7"/>
+    <w:multiLevelType w:val="hybridMultilevel"/>
+    <w:tmpl w:val="79729E32"/>
+    <w:lvl w:ilvl="0" w:tplc="F6F6BFF4">
+      <w:start w:val="1"/>
+      <w:numFmt w:val="decimal"/>
+      <w:lvlText w:val="%1）"/>
+      <w:lvlJc w:val="left"/>
+      <w:pPr>
+        <w:ind w:left="717" w:hanging="360"/>
+      </w:pPr>
+      <w:rPr>
+        <w:rFonts w:hint="default"/>
+      </w:rPr>
+    </w:lvl>
+    <w:lvl w:ilvl="1" w:tplc="04090019" w:tentative="1">
+      <w:start w:val="1"/>
+      <w:numFmt w:val="lowerLetter"/>
+      <w:lvlText w:val="%2)"/>
+      <w:lvlJc w:val="left"/>
+      <w:pPr>
+        <w:ind w:left="1197" w:hanging="420"/>
+      </w:pPr>
+    </w:lvl>
+    <w:lvl w:ilvl="2" w:tplc="0409001B" w:tentative="1">
+      <w:start w:val="1"/>
+      <w:numFmt w:val="lowerRoman"/>
+      <w:lvlText w:val="%3."/>
+      <w:lvlJc w:val="right"/>
+      <w:pPr>
+        <w:ind w:left="1617" w:hanging="420"/>
+      </w:pPr>
+    </w:lvl>
+    <w:lvl w:ilvl="3" w:tplc="0409000F" w:tentative="1">
+      <w:start w:val="1"/>
+      <w:numFmt w:val="decimal"/>
+      <w:lvlText w:val="%4."/>
+      <w:lvlJc w:val="left"/>
+      <w:pPr>
+        <w:ind w:left="2037" w:hanging="420"/>
+      </w:pPr>
+    </w:lvl>
+    <w:lvl w:ilvl="4" w:tplc="04090019" w:tentative="1">
+      <w:start w:val="1"/>
+      <w:numFmt w:val="lowerLetter"/>
+      <w:lvlText w:val="%5)"/>
+      <w:lvlJc w:val="left"/>
+      <w:pPr>
+        <w:ind w:left="2457" w:hanging="420"/>
+      </w:pPr>
+    </w:lvl>
+    <w:lvl w:ilvl="5" w:tplc="0409001B" w:tentative="1">
+      <w:start w:val="1"/>
+      <w:numFmt w:val="lowerRoman"/>
+      <w:lvlText w:val="%6."/>
+      <w:lvlJc w:val="right"/>
+      <w:pPr>
+        <w:ind w:left="2877" w:hanging="420"/>
+      </w:pPr>
+    </w:lvl>
+    <w:lvl w:ilvl="6" w:tplc="0409000F" w:tentative="1">
+      <w:start w:val="1"/>
+      <w:numFmt w:val="decimal"/>
+      <w:lvlText w:val="%7."/>
+      <w:lvlJc w:val="left"/>
+      <w:pPr>
+        <w:ind w:left="3297" w:hanging="420"/>
+      </w:pPr>
+    </w:lvl>
+    <w:lvl w:ilvl="7" w:tplc="04090019" w:tentative="1">
+      <w:start w:val="1"/>
+      <w:numFmt w:val="lowerLetter"/>
+      <w:lvlText w:val="%8)"/>
+      <w:lvlJc w:val="left"/>
+      <w:pPr>
+        <w:ind w:left="3717" w:hanging="420"/>
+      </w:pPr>
+    </w:lvl>
+    <w:lvl w:ilvl="8" w:tplc="0409001B" w:tentative="1">
+      <w:start w:val="1"/>
+      <w:numFmt w:val="lowerRoman"/>
+      <w:lvlText w:val="%9."/>
+      <w:lvlJc w:val="right"/>
+      <w:pPr>
+        <w:ind w:left="4137" w:hanging="420"/>
+      </w:pPr>
+    </w:lvl>
+  </w:abstractNum>
+  <w:abstractNum w:abstractNumId="4">
     <w:nsid w:val="22501AA3"/>
     <w:multiLevelType w:val="hybridMultilevel"/>
     <w:tmpl w:val="1B2A9E7A"/>
@@ -6436,17 +10736,17 @@
       </w:pPr>
     </w:lvl>
   </w:abstractNum>
-  <w:abstractNum w:abstractNumId="3">
-    <w:nsid w:val="41EB1FB8"/>
+  <w:abstractNum w:abstractNumId="5">
+    <w:nsid w:val="34196248"/>
     <w:multiLevelType w:val="hybridMultilevel"/>
-    <w:tmpl w:val="3CF011A0"/>
-    <w:lvl w:ilvl="0" w:tplc="28E64DFC">
+    <w:tmpl w:val="A9BAC8F4"/>
+    <w:lvl w:ilvl="0" w:tplc="48066A8A">
       <w:start w:val="1"/>
       <w:numFmt w:val="decimal"/>
-      <w:lvlText w:val="%1."/>
+      <w:lvlText w:val="%1）"/>
       <w:lvlJc w:val="left"/>
       <w:pPr>
-        <w:ind w:left="360" w:hanging="360"/>
+        <w:ind w:left="717" w:hanging="360"/>
       </w:pPr>
       <w:rPr>
         <w:rFonts w:hint="default"/>
@@ -6458,7 +10758,7 @@
       <w:lvlText w:val="%2)"/>
       <w:lvlJc w:val="left"/>
       <w:pPr>
-        <w:ind w:left="840" w:hanging="420"/>
+        <w:ind w:left="1197" w:hanging="420"/>
       </w:pPr>
     </w:lvl>
     <w:lvl w:ilvl="2" w:tplc="0409001B" w:tentative="1">
@@ -6467,7 +10767,7 @@
       <w:lvlText w:val="%3."/>
       <w:lvlJc w:val="right"/>
       <w:pPr>
-        <w:ind w:left="1260" w:hanging="420"/>
+        <w:ind w:left="1617" w:hanging="420"/>
       </w:pPr>
     </w:lvl>
     <w:lvl w:ilvl="3" w:tplc="0409000F" w:tentative="1">
@@ -6476,7 +10776,7 @@
       <w:lvlText w:val="%4."/>
       <w:lvlJc w:val="left"/>
       <w:pPr>
-        <w:ind w:left="1680" w:hanging="420"/>
+        <w:ind w:left="2037" w:hanging="420"/>
       </w:pPr>
     </w:lvl>
     <w:lvl w:ilvl="4" w:tplc="04090019" w:tentative="1">
@@ -6485,7 +10785,7 @@
       <w:lvlText w:val="%5)"/>
       <w:lvlJc w:val="left"/>
       <w:pPr>
-        <w:ind w:left="2100" w:hanging="420"/>
+        <w:ind w:left="2457" w:hanging="420"/>
       </w:pPr>
     </w:lvl>
     <w:lvl w:ilvl="5" w:tplc="0409001B" w:tentative="1">
@@ -6494,7 +10794,7 @@
       <w:lvlText w:val="%6."/>
       <w:lvlJc w:val="right"/>
       <w:pPr>
-        <w:ind w:left="2520" w:hanging="420"/>
+        <w:ind w:left="2877" w:hanging="420"/>
       </w:pPr>
     </w:lvl>
     <w:lvl w:ilvl="6" w:tplc="0409000F" w:tentative="1">
@@ -6503,7 +10803,7 @@
       <w:lvlText w:val="%7."/>
       <w:lvlJc w:val="left"/>
       <w:pPr>
-        <w:ind w:left="2940" w:hanging="420"/>
+        <w:ind w:left="3297" w:hanging="420"/>
       </w:pPr>
     </w:lvl>
     <w:lvl w:ilvl="7" w:tplc="04090019" w:tentative="1">
@@ -6512,7 +10812,7 @@
       <w:lvlText w:val="%8)"/>
       <w:lvlJc w:val="left"/>
       <w:pPr>
-        <w:ind w:left="3360" w:hanging="420"/>
+        <w:ind w:left="3717" w:hanging="420"/>
       </w:pPr>
     </w:lvl>
     <w:lvl w:ilvl="8" w:tplc="0409001B" w:tentative="1">
@@ -6521,21 +10821,21 @@
       <w:lvlText w:val="%9."/>
       <w:lvlJc w:val="right"/>
       <w:pPr>
-        <w:ind w:left="3780" w:hanging="420"/>
+        <w:ind w:left="4137" w:hanging="420"/>
       </w:pPr>
     </w:lvl>
   </w:abstractNum>
-  <w:abstractNum w:abstractNumId="4">
-    <w:nsid w:val="465D19F0"/>
+  <w:abstractNum w:abstractNumId="6">
+    <w:nsid w:val="3C181FF9"/>
     <w:multiLevelType w:val="hybridMultilevel"/>
-    <w:tmpl w:val="0A54BBC8"/>
-    <w:lvl w:ilvl="0" w:tplc="B5CAB5A4">
+    <w:tmpl w:val="4D48208E"/>
+    <w:lvl w:ilvl="0" w:tplc="3E76A408">
       <w:start w:val="1"/>
       <w:numFmt w:val="decimal"/>
-      <w:lvlText w:val="%1）"/>
+      <w:lvlText w:val="%1."/>
       <w:lvlJc w:val="left"/>
       <w:pPr>
-        <w:ind w:left="1794" w:hanging="360"/>
+        <w:ind w:left="717" w:hanging="360"/>
       </w:pPr>
       <w:rPr>
         <w:rFonts w:hint="default"/>
@@ -6547,7 +10847,7 @@
       <w:lvlText w:val="%2)"/>
       <w:lvlJc w:val="left"/>
       <w:pPr>
-        <w:ind w:left="2274" w:hanging="420"/>
+        <w:ind w:left="1197" w:hanging="420"/>
       </w:pPr>
     </w:lvl>
     <w:lvl w:ilvl="2" w:tplc="0409001B" w:tentative="1">
@@ -6556,7 +10856,7 @@
       <w:lvlText w:val="%3."/>
       <w:lvlJc w:val="right"/>
       <w:pPr>
-        <w:ind w:left="2694" w:hanging="420"/>
+        <w:ind w:left="1617" w:hanging="420"/>
       </w:pPr>
     </w:lvl>
     <w:lvl w:ilvl="3" w:tplc="0409000F" w:tentative="1">
@@ -6565,7 +10865,7 @@
       <w:lvlText w:val="%4."/>
       <w:lvlJc w:val="left"/>
       <w:pPr>
-        <w:ind w:left="3114" w:hanging="420"/>
+        <w:ind w:left="2037" w:hanging="420"/>
       </w:pPr>
     </w:lvl>
     <w:lvl w:ilvl="4" w:tplc="04090019" w:tentative="1">
@@ -6574,7 +10874,7 @@
       <w:lvlText w:val="%5)"/>
       <w:lvlJc w:val="left"/>
       <w:pPr>
-        <w:ind w:left="3534" w:hanging="420"/>
+        <w:ind w:left="2457" w:hanging="420"/>
       </w:pPr>
     </w:lvl>
     <w:lvl w:ilvl="5" w:tplc="0409001B" w:tentative="1">
@@ -6583,7 +10883,7 @@
       <w:lvlText w:val="%6."/>
       <w:lvlJc w:val="right"/>
       <w:pPr>
-        <w:ind w:left="3954" w:hanging="420"/>
+        <w:ind w:left="2877" w:hanging="420"/>
       </w:pPr>
     </w:lvl>
     <w:lvl w:ilvl="6" w:tplc="0409000F" w:tentative="1">
@@ -6592,7 +10892,7 @@
       <w:lvlText w:val="%7."/>
       <w:lvlJc w:val="left"/>
       <w:pPr>
-        <w:ind w:left="4374" w:hanging="420"/>
+        <w:ind w:left="3297" w:hanging="420"/>
       </w:pPr>
     </w:lvl>
     <w:lvl w:ilvl="7" w:tplc="04090019" w:tentative="1">
@@ -6601,7 +10901,7 @@
       <w:lvlText w:val="%8)"/>
       <w:lvlJc w:val="left"/>
       <w:pPr>
-        <w:ind w:left="4794" w:hanging="420"/>
+        <w:ind w:left="3717" w:hanging="420"/>
       </w:pPr>
     </w:lvl>
     <w:lvl w:ilvl="8" w:tplc="0409001B" w:tentative="1">
@@ -6610,11 +10910,189 @@
       <w:lvlText w:val="%9."/>
       <w:lvlJc w:val="right"/>
       <w:pPr>
-        <w:ind w:left="5214" w:hanging="420"/>
+        <w:ind w:left="4137" w:hanging="420"/>
       </w:pPr>
     </w:lvl>
   </w:abstractNum>
-  <w:abstractNum w:abstractNumId="5">
+  <w:abstractNum w:abstractNumId="7">
+    <w:nsid w:val="41EB1FB8"/>
+    <w:multiLevelType w:val="hybridMultilevel"/>
+    <w:tmpl w:val="3CF011A0"/>
+    <w:lvl w:ilvl="0" w:tplc="28E64DFC">
+      <w:start w:val="1"/>
+      <w:numFmt w:val="decimal"/>
+      <w:lvlText w:val="%1."/>
+      <w:lvlJc w:val="left"/>
+      <w:pPr>
+        <w:ind w:left="360" w:hanging="360"/>
+      </w:pPr>
+      <w:rPr>
+        <w:rFonts w:hint="default"/>
+      </w:rPr>
+    </w:lvl>
+    <w:lvl w:ilvl="1" w:tplc="04090019" w:tentative="1">
+      <w:start w:val="1"/>
+      <w:numFmt w:val="lowerLetter"/>
+      <w:lvlText w:val="%2)"/>
+      <w:lvlJc w:val="left"/>
+      <w:pPr>
+        <w:ind w:left="840" w:hanging="420"/>
+      </w:pPr>
+    </w:lvl>
+    <w:lvl w:ilvl="2" w:tplc="0409001B" w:tentative="1">
+      <w:start w:val="1"/>
+      <w:numFmt w:val="lowerRoman"/>
+      <w:lvlText w:val="%3."/>
+      <w:lvlJc w:val="right"/>
+      <w:pPr>
+        <w:ind w:left="1260" w:hanging="420"/>
+      </w:pPr>
+    </w:lvl>
+    <w:lvl w:ilvl="3" w:tplc="0409000F" w:tentative="1">
+      <w:start w:val="1"/>
+      <w:numFmt w:val="decimal"/>
+      <w:lvlText w:val="%4."/>
+      <w:lvlJc w:val="left"/>
+      <w:pPr>
+        <w:ind w:left="1680" w:hanging="420"/>
+      </w:pPr>
+    </w:lvl>
+    <w:lvl w:ilvl="4" w:tplc="04090019" w:tentative="1">
+      <w:start w:val="1"/>
+      <w:numFmt w:val="lowerLetter"/>
+      <w:lvlText w:val="%5)"/>
+      <w:lvlJc w:val="left"/>
+      <w:pPr>
+        <w:ind w:left="2100" w:hanging="420"/>
+      </w:pPr>
+    </w:lvl>
+    <w:lvl w:ilvl="5" w:tplc="0409001B" w:tentative="1">
+      <w:start w:val="1"/>
+      <w:numFmt w:val="lowerRoman"/>
+      <w:lvlText w:val="%6."/>
+      <w:lvlJc w:val="right"/>
+      <w:pPr>
+        <w:ind w:left="2520" w:hanging="420"/>
+      </w:pPr>
+    </w:lvl>
+    <w:lvl w:ilvl="6" w:tplc="0409000F" w:tentative="1">
+      <w:start w:val="1"/>
+      <w:numFmt w:val="decimal"/>
+      <w:lvlText w:val="%7."/>
+      <w:lvlJc w:val="left"/>
+      <w:pPr>
+        <w:ind w:left="2940" w:hanging="420"/>
+      </w:pPr>
+    </w:lvl>
+    <w:lvl w:ilvl="7" w:tplc="04090019" w:tentative="1">
+      <w:start w:val="1"/>
+      <w:numFmt w:val="lowerLetter"/>
+      <w:lvlText w:val="%8)"/>
+      <w:lvlJc w:val="left"/>
+      <w:pPr>
+        <w:ind w:left="3360" w:hanging="420"/>
+      </w:pPr>
+    </w:lvl>
+    <w:lvl w:ilvl="8" w:tplc="0409001B" w:tentative="1">
+      <w:start w:val="1"/>
+      <w:numFmt w:val="lowerRoman"/>
+      <w:lvlText w:val="%9."/>
+      <w:lvlJc w:val="right"/>
+      <w:pPr>
+        <w:ind w:left="3780" w:hanging="420"/>
+      </w:pPr>
+    </w:lvl>
+  </w:abstractNum>
+  <w:abstractNum w:abstractNumId="8">
+    <w:nsid w:val="465D19F0"/>
+    <w:multiLevelType w:val="hybridMultilevel"/>
+    <w:tmpl w:val="0A54BBC8"/>
+    <w:lvl w:ilvl="0" w:tplc="B5CAB5A4">
+      <w:start w:val="1"/>
+      <w:numFmt w:val="decimal"/>
+      <w:lvlText w:val="%1）"/>
+      <w:lvlJc w:val="left"/>
+      <w:pPr>
+        <w:ind w:left="1794" w:hanging="360"/>
+      </w:pPr>
+      <w:rPr>
+        <w:rFonts w:hint="default"/>
+      </w:rPr>
+    </w:lvl>
+    <w:lvl w:ilvl="1" w:tplc="04090019" w:tentative="1">
+      <w:start w:val="1"/>
+      <w:numFmt w:val="lowerLetter"/>
+      <w:lvlText w:val="%2)"/>
+      <w:lvlJc w:val="left"/>
+      <w:pPr>
+        <w:ind w:left="2274" w:hanging="420"/>
+      </w:pPr>
+    </w:lvl>
+    <w:lvl w:ilvl="2" w:tplc="0409001B" w:tentative="1">
+      <w:start w:val="1"/>
+      <w:numFmt w:val="lowerRoman"/>
+      <w:lvlText w:val="%3."/>
+      <w:lvlJc w:val="right"/>
+      <w:pPr>
+        <w:ind w:left="2694" w:hanging="420"/>
+      </w:pPr>
+    </w:lvl>
+    <w:lvl w:ilvl="3" w:tplc="0409000F" w:tentative="1">
+      <w:start w:val="1"/>
+      <w:numFmt w:val="decimal"/>
+      <w:lvlText w:val="%4."/>
+      <w:lvlJc w:val="left"/>
+      <w:pPr>
+        <w:ind w:left="3114" w:hanging="420"/>
+      </w:pPr>
+    </w:lvl>
+    <w:lvl w:ilvl="4" w:tplc="04090019" w:tentative="1">
+      <w:start w:val="1"/>
+      <w:numFmt w:val="lowerLetter"/>
+      <w:lvlText w:val="%5)"/>
+      <w:lvlJc w:val="left"/>
+      <w:pPr>
+        <w:ind w:left="3534" w:hanging="420"/>
+      </w:pPr>
+    </w:lvl>
+    <w:lvl w:ilvl="5" w:tplc="0409001B" w:tentative="1">
+      <w:start w:val="1"/>
+      <w:numFmt w:val="lowerRoman"/>
+      <w:lvlText w:val="%6."/>
+      <w:lvlJc w:val="right"/>
+      <w:pPr>
+        <w:ind w:left="3954" w:hanging="420"/>
+      </w:pPr>
+    </w:lvl>
+    <w:lvl w:ilvl="6" w:tplc="0409000F" w:tentative="1">
+      <w:start w:val="1"/>
+      <w:numFmt w:val="decimal"/>
+      <w:lvlText w:val="%7."/>
+      <w:lvlJc w:val="left"/>
+      <w:pPr>
+        <w:ind w:left="4374" w:hanging="420"/>
+      </w:pPr>
+    </w:lvl>
+    <w:lvl w:ilvl="7" w:tplc="04090019" w:tentative="1">
+      <w:start w:val="1"/>
+      <w:numFmt w:val="lowerLetter"/>
+      <w:lvlText w:val="%8)"/>
+      <w:lvlJc w:val="left"/>
+      <w:pPr>
+        <w:ind w:left="4794" w:hanging="420"/>
+      </w:pPr>
+    </w:lvl>
+    <w:lvl w:ilvl="8" w:tplc="0409001B" w:tentative="1">
+      <w:start w:val="1"/>
+      <w:numFmt w:val="lowerRoman"/>
+      <w:lvlText w:val="%9."/>
+      <w:lvlJc w:val="right"/>
+      <w:pPr>
+        <w:ind w:left="5214" w:hanging="420"/>
+      </w:pPr>
+    </w:lvl>
+  </w:abstractNum>
+  <w:abstractNum w:abstractNumId="9">
     <w:nsid w:val="589E00D2"/>
     <w:multiLevelType w:val="multilevel"/>
     <w:tmpl w:val="E6AE5FCA"/>
@@ -6733,7 +11211,7 @@
       </w:rPr>
     </w:lvl>
   </w:abstractNum>
-  <w:abstractNum w:abstractNumId="6">
+  <w:abstractNum w:abstractNumId="10">
     <w:nsid w:val="5EA40A26"/>
     <w:multiLevelType w:val="hybridMultilevel"/>
     <w:tmpl w:val="D8CC8E34"/>
@@ -6822,7 +11300,7 @@
       </w:pPr>
     </w:lvl>
   </w:abstractNum>
-  <w:abstractNum w:abstractNumId="7">
+  <w:abstractNum w:abstractNumId="11">
     <w:nsid w:val="666A4F87"/>
     <w:multiLevelType w:val="hybridMultilevel"/>
     <w:tmpl w:val="908A6A36"/>
@@ -6911,7 +11389,7 @@
       </w:pPr>
     </w:lvl>
   </w:abstractNum>
-  <w:abstractNum w:abstractNumId="8">
+  <w:abstractNum w:abstractNumId="12">
     <w:nsid w:val="7A073746"/>
     <w:multiLevelType w:val="hybridMultilevel"/>
     <w:tmpl w:val="62E66864"/>
@@ -7000,32 +11478,145 @@
       </w:pPr>
     </w:lvl>
   </w:abstractNum>
+  <w:abstractNum w:abstractNumId="13">
+    <w:nsid w:val="7EE57858"/>
+    <w:multiLevelType w:val="hybridMultilevel"/>
+    <w:tmpl w:val="996EAF80"/>
+    <w:lvl w:ilvl="0" w:tplc="B5367298">
+      <w:start w:val="1"/>
+      <w:numFmt w:val="decimal"/>
+      <w:lvlText w:val="%1）"/>
+      <w:lvlJc w:val="left"/>
+      <w:pPr>
+        <w:ind w:left="1122" w:hanging="360"/>
+      </w:pPr>
+      <w:rPr>
+        <w:rFonts w:hint="default"/>
+      </w:rPr>
+    </w:lvl>
+    <w:lvl w:ilvl="1" w:tplc="04090019" w:tentative="1">
+      <w:start w:val="1"/>
+      <w:numFmt w:val="lowerLetter"/>
+      <w:lvlText w:val="%2)"/>
+      <w:lvlJc w:val="left"/>
+      <w:pPr>
+        <w:ind w:left="1602" w:hanging="420"/>
+      </w:pPr>
+    </w:lvl>
+    <w:lvl w:ilvl="2" w:tplc="0409001B" w:tentative="1">
+      <w:start w:val="1"/>
+      <w:numFmt w:val="lowerRoman"/>
+      <w:lvlText w:val="%3."/>
+      <w:lvlJc w:val="right"/>
+      <w:pPr>
+        <w:ind w:left="2022" w:hanging="420"/>
+      </w:pPr>
+    </w:lvl>
+    <w:lvl w:ilvl="3" w:tplc="0409000F" w:tentative="1">
+      <w:start w:val="1"/>
+      <w:numFmt w:val="decimal"/>
+      <w:lvlText w:val="%4."/>
+      <w:lvlJc w:val="left"/>
+      <w:pPr>
+        <w:ind w:left="2442" w:hanging="420"/>
+      </w:pPr>
+    </w:lvl>
+    <w:lvl w:ilvl="4" w:tplc="04090019" w:tentative="1">
+      <w:start w:val="1"/>
+      <w:numFmt w:val="lowerLetter"/>
+      <w:lvlText w:val="%5)"/>
+      <w:lvlJc w:val="left"/>
+      <w:pPr>
+        <w:ind w:left="2862" w:hanging="420"/>
+      </w:pPr>
+    </w:lvl>
+    <w:lvl w:ilvl="5" w:tplc="0409001B" w:tentative="1">
+      <w:start w:val="1"/>
+      <w:numFmt w:val="lowerRoman"/>
+      <w:lvlText w:val="%6."/>
+      <w:lvlJc w:val="right"/>
+      <w:pPr>
+        <w:ind w:left="3282" w:hanging="420"/>
+      </w:pPr>
+    </w:lvl>
+    <w:lvl w:ilvl="6" w:tplc="0409000F" w:tentative="1">
+      <w:start w:val="1"/>
+      <w:numFmt w:val="decimal"/>
+      <w:lvlText w:val="%7."/>
+      <w:lvlJc w:val="left"/>
+      <w:pPr>
+        <w:ind w:left="3702" w:hanging="420"/>
+      </w:pPr>
+    </w:lvl>
+    <w:lvl w:ilvl="7" w:tplc="04090019" w:tentative="1">
+      <w:start w:val="1"/>
+      <w:numFmt w:val="lowerLetter"/>
+      <w:lvlText w:val="%8)"/>
+      <w:lvlJc w:val="left"/>
+      <w:pPr>
+        <w:ind w:left="4122" w:hanging="420"/>
+      </w:pPr>
+    </w:lvl>
+    <w:lvl w:ilvl="8" w:tplc="0409001B" w:tentative="1">
+      <w:start w:val="1"/>
+      <w:numFmt w:val="lowerRoman"/>
+      <w:lvlText w:val="%9."/>
+      <w:lvlJc w:val="right"/>
+      <w:pPr>
+        <w:ind w:left="4542" w:hanging="420"/>
+      </w:pPr>
+    </w:lvl>
+  </w:abstractNum>
   <w:num w:numId="1">
+    <w:abstractNumId w:val="4"/>
+  </w:num>
+  <w:num w:numId="2">
+    <w:abstractNumId w:val="9"/>
+  </w:num>
+  <w:num w:numId="3">
+    <w:abstractNumId w:val="7"/>
+  </w:num>
+  <w:num w:numId="4">
+    <w:abstractNumId w:val="1"/>
+  </w:num>
+  <w:num w:numId="5">
+    <w:abstractNumId w:val="12"/>
+  </w:num>
+  <w:num w:numId="6">
+    <w:abstractNumId w:val="8"/>
+  </w:num>
+  <w:num w:numId="7">
     <w:abstractNumId w:val="2"/>
   </w:num>
-  <w:num w:numId="2">
+  <w:num w:numId="8">
+    <w:abstractNumId w:val="10"/>
+  </w:num>
+  <w:num w:numId="9">
+    <w:abstractNumId w:val="11"/>
+  </w:num>
+  <w:num w:numId="10">
+    <w:abstractNumId w:val="6"/>
+  </w:num>
+  <w:num w:numId="11">
+    <w:abstractNumId w:val="4"/>
+    <w:lvlOverride w:ilvl="0">
+      <w:startOverride w:val="1"/>
+    </w:lvlOverride>
+  </w:num>
+  <w:num w:numId="12">
+    <w:abstractNumId w:val="4"/>
+  </w:num>
+  <w:num w:numId="13">
     <w:abstractNumId w:val="5"/>
   </w:num>
-  <w:num w:numId="3">
+  <w:num w:numId="14">
+    <w:abstractNumId w:val="13"/>
+  </w:num>
+  <w:num w:numId="15">
     <w:abstractNumId w:val="3"/>
   </w:num>
-  <w:num w:numId="4">
+  <w:num w:numId="16">
     <w:abstractNumId w:val="0"/>
-  </w:num>
-  <w:num w:numId="5">
-    <w:abstractNumId w:val="8"/>
-  </w:num>
-  <w:num w:numId="6">
-    <w:abstractNumId w:val="4"/>
-  </w:num>
-  <w:num w:numId="7">
-    <w:abstractNumId w:val="1"/>
-  </w:num>
-  <w:num w:numId="8">
-    <w:abstractNumId w:val="6"/>
-  </w:num>
-  <w:num w:numId="9">
-    <w:abstractNumId w:val="7"/>
   </w:num>
   <w:numIdMacAtCleanup w:val="9"/>
 </w:numbering>
@@ -7235,7 +11826,6 @@
         <w:numId w:val="1"/>
       </w:numPr>
       <w:spacing w:before="260" w:after="260" w:line="416" w:lineRule="auto"/>
-      <w:ind w:left="777"/>
       <w:outlineLvl w:val="1"/>
     </w:pPr>
     <w:rPr>
@@ -7333,6 +11923,28 @@
     </w:pPr>
     <w:rPr>
       <w:rFonts w:asciiTheme="majorHAnsi" w:eastAsiaTheme="majorEastAsia" w:hAnsiTheme="majorHAnsi" w:cstheme="majorBidi"/>
+      <w:b/>
+      <w:bCs/>
+      <w:sz w:val="24"/>
+      <w:szCs w:val="24"/>
+    </w:rPr>
+  </w:style>
+  <w:style w:type="paragraph" w:styleId="Heading7">
+    <w:name w:val="heading 7"/>
+    <w:basedOn w:val="Normal"/>
+    <w:next w:val="Normal"/>
+    <w:link w:val="Heading7Char"/>
+    <w:uiPriority w:val="9"/>
+    <w:unhideWhenUsed/>
+    <w:qFormat/>
+    <w:rsid w:val="00D5088B"/>
+    <w:pPr>
+      <w:keepNext/>
+      <w:keepLines/>
+      <w:spacing w:before="240" w:after="64" w:line="320" w:lineRule="auto"/>
+      <w:outlineLvl w:val="6"/>
+    </w:pPr>
+    <w:rPr>
       <w:b/>
       <w:bCs/>
       <w:sz w:val="24"/>
@@ -7768,6 +12380,19 @@
       <w:iCs/>
     </w:rPr>
   </w:style>
+  <w:style w:type="character" w:customStyle="1" w:styleId="Heading7Char">
+    <w:name w:val="Heading 7 Char"/>
+    <w:basedOn w:val="DefaultParagraphFont"/>
+    <w:link w:val="Heading7"/>
+    <w:uiPriority w:val="9"/>
+    <w:rsid w:val="00D5088B"/>
+    <w:rPr>
+      <w:b/>
+      <w:bCs/>
+      <w:sz w:val="24"/>
+      <w:szCs w:val="24"/>
+    </w:rPr>
+  </w:style>
 </w:styles>
 </file>
 

--- a/internal_doc/03.开发设计/数值运算溢出时类型提升/story-数值溢出处理优化方案.docx
+++ b/internal_doc/03.开发设计/数值运算溢出时类型提升/story-数值溢出处理优化方案.docx
@@ -138,6 +138,18 @@
             <w:pPr>
               <w:ind w:left="0"/>
             </w:pPr>
+            <w:r>
+              <w:rPr>
+                <w:rFonts w:hint="eastAsia"/>
+              </w:rPr>
+              <w:t>2017-08-18-</w:t>
+            </w:r>
+            <w:r>
+              <w:rPr>
+                <w:rFonts w:hint="eastAsia"/>
+              </w:rPr>
+              <w:t>黄安生</w:t>
+            </w:r>
           </w:p>
         </w:tc>
         <w:tc>
@@ -148,6 +160,12 @@
             <w:pPr>
               <w:ind w:left="0"/>
             </w:pPr>
+            <w:r>
+              <w:rPr>
+                <w:rFonts w:hint="eastAsia"/>
+              </w:rPr>
+              <w:t>根据评审结果，细节修改整理</w:t>
+            </w:r>
           </w:p>
         </w:tc>
       </w:tr>
@@ -251,13 +269,19 @@
         <w:rPr>
           <w:rFonts w:hint="eastAsia"/>
         </w:rPr>
-        <w:t>IsStrickType</w:t>
-      </w:r>
-      <w:r>
-        <w:rPr>
-          <w:rFonts w:hint="eastAsia"/>
-        </w:rPr>
-        <w:t>Mode</w:t>
+        <w:t>IsStrick</w:t>
+      </w:r>
+      <w:r>
+        <w:rPr>
+          <w:rFonts w:hint="eastAsia"/>
+        </w:rPr>
+        <w:t>Data</w:t>
+      </w:r>
+      <w:r>
+        <w:rPr>
+          <w:rFonts w:hint="eastAsia"/>
+        </w:rPr>
+        <w:t>Type</w:t>
       </w:r>
       <w:r>
         <w:rPr>
@@ -815,7 +839,14 @@
                 <w:rFonts w:hint="eastAsia"/>
                 <w:color w:val="FF0000"/>
               </w:rPr>
-              <w:t>StrickDataMode</w:t>
+              <w:t>StrickData</w:t>
+            </w:r>
+            <w:r>
+              <w:rPr>
+                <w:rFonts w:hint="eastAsia"/>
+                <w:color w:val="FF0000"/>
+              </w:rPr>
+              <w:t>Type</w:t>
             </w:r>
           </w:p>
         </w:tc>
@@ -849,7 +880,14 @@
       </w:tr>
     </w:tbl>
     <w:p/>
-    <w:p/>
+    <w:p>
+      <w:r>
+        <w:rPr>
+          <w:rFonts w:hint="eastAsia"/>
+        </w:rPr>
+        <w:t>另：不支持该属性的修改；</w:t>
+      </w:r>
+    </w:p>
     <w:p/>
     <w:p>
       <w:pPr>
@@ -878,9 +916,6 @@
           <w:numId w:val="10"/>
         </w:numPr>
         <w:ind w:firstLineChars="0"/>
-        <w:rPr>
-          <w:rFonts w:hint="eastAsia"/>
-        </w:rPr>
       </w:pPr>
       <w:r>
         <w:t>S</w:t>
@@ -1162,9 +1197,6 @@
           <w:numId w:val="10"/>
         </w:numPr>
         <w:ind w:firstLineChars="0"/>
-        <w:rPr>
-          <w:rFonts w:hint="eastAsia"/>
-        </w:rPr>
       </w:pPr>
       <w:r>
         <w:t>S</w:t>
@@ -1312,7 +1344,7 @@
         <w:rPr>
           <w:rFonts w:hint="eastAsia"/>
         </w:rPr>
-        <w:t>StrickDataMode</w:t>
+        <w:t>IsStrickDataType</w:t>
       </w:r>
       <w:r>
         <w:rPr>
@@ -1499,7 +1531,7 @@
                 <w:rFonts w:hint="eastAsia"/>
                 <w:color w:val="FF0000"/>
               </w:rPr>
-              <w:t>STRICKDATAMODE</w:t>
+              <w:t>STRICKDATATYPE</w:t>
             </w:r>
             <w:r>
               <w:rPr>
@@ -2121,7 +2153,7 @@
         <w:rPr>
           <w:rFonts w:hint="eastAsia"/>
         </w:rPr>
-        <w:t>StrickDataMode</w:t>
+        <w:t>IsStrickDataType</w:t>
       </w:r>
       <w:r>
         <w:rPr>
@@ -2317,7 +2349,7 @@
                 <w:rFonts w:hint="eastAsia"/>
                 <w:color w:val="FF0000"/>
               </w:rPr>
-              <w:t>STRICKDATAMODE</w:t>
+              <w:t>STRICKDATATYPE</w:t>
             </w:r>
             <w:r>
               <w:rPr>
@@ -3153,7 +3185,20 @@
               <w:rPr>
                 <w:color w:val="FF0000"/>
               </w:rPr>
-              <w:t xml:space="preserve"> #define CAT_MASK_STRICKDATAMODE  0x00010000</w:t>
+              <w:t xml:space="preserve"> #define CAT_MASK_STRICKDATA</w:t>
+            </w:r>
+            <w:r>
+              <w:rPr>
+                <w:rFonts w:hint="eastAsia"/>
+                <w:color w:val="FF0000"/>
+              </w:rPr>
+              <w:t>TYPE</w:t>
+            </w:r>
+            <w:r>
+              <w:rPr>
+                <w:color w:val="FF0000"/>
+              </w:rPr>
+              <w:t xml:space="preserve">  0x00010000</w:t>
             </w:r>
           </w:p>
           <w:p>
@@ -3777,9 +3822,6 @@
           <w:numId w:val="9"/>
         </w:numPr>
         <w:ind w:firstLineChars="0"/>
-        <w:rPr>
-          <w:rFonts w:hint="eastAsia"/>
-        </w:rPr>
       </w:pPr>
       <w:r>
         <w:rPr>
@@ -3797,7 +3839,7 @@
         <w:rPr>
           <w:rFonts w:hint="eastAsia"/>
         </w:rPr>
-        <w:t>StrickDataMode</w:t>
+        <w:t>IsStrickDataType</w:t>
       </w:r>
       <w:r>
         <w:rPr>
@@ -4097,11 +4139,6 @@
       </w:r>
     </w:p>
     <w:p>
-      <w:pPr>
-        <w:rPr>
-          <w:rFonts w:hint="eastAsia"/>
-        </w:rPr>
-      </w:pPr>
       <w:r>
         <w:rPr>
           <w:rFonts w:hint="eastAsia"/>
@@ -4319,9 +4356,6 @@
           <w:numId w:val="8"/>
         </w:numPr>
         <w:ind w:firstLineChars="0"/>
-        <w:rPr>
-          <w:rFonts w:hint="eastAsia"/>
-        </w:rPr>
       </w:pPr>
       <w:r>
         <w:rPr>
@@ -4345,7 +4379,7 @@
         <w:rPr>
           <w:rFonts w:hint="eastAsia"/>
         </w:rPr>
-        <w:t>StrickDataMode</w:t>
+        <w:t>IsStrickDataType</w:t>
       </w:r>
       <w:r>
         <w:rPr>
@@ -5018,19 +5052,10 @@
         <w:t>（略）</w:t>
       </w:r>
     </w:p>
-    <w:p>
-      <w:pPr>
-        <w:rPr>
-          <w:rFonts w:hint="eastAsia"/>
-        </w:rPr>
-      </w:pPr>
-    </w:p>
+    <w:p/>
     <w:p>
       <w:pPr>
         <w:pStyle w:val="Heading3"/>
-        <w:rPr>
-          <w:rFonts w:hint="eastAsia"/>
-        </w:rPr>
       </w:pPr>
       <w:r>
         <w:rPr>
@@ -5042,9 +5067,6 @@
     <w:p>
       <w:pPr>
         <w:pStyle w:val="Heading4"/>
-        <w:rPr>
-          <w:rFonts w:hint="eastAsia"/>
-        </w:rPr>
       </w:pPr>
       <w:r>
         <w:rPr>
@@ -5433,11 +5455,6 @@
       </w:r>
     </w:p>
     <w:p>
-      <w:pPr>
-        <w:rPr>
-          <w:rFonts w:hint="eastAsia"/>
-        </w:rPr>
-      </w:pPr>
       <w:r>
         <w:rPr>
           <w:rFonts w:hint="eastAsia"/>
@@ -5463,19 +5480,10 @@
         <w:t>运算默认为不会溢出，因此不作考虑。</w:t>
       </w:r>
     </w:p>
-    <w:p>
-      <w:pPr>
-        <w:rPr>
-          <w:rFonts w:hint="eastAsia"/>
-        </w:rPr>
-      </w:pPr>
-    </w:p>
+    <w:p/>
     <w:p>
       <w:pPr>
         <w:pStyle w:val="Heading4"/>
-        <w:rPr>
-          <w:rFonts w:hint="eastAsia"/>
-        </w:rPr>
       </w:pPr>
       <w:r>
         <w:rPr>
@@ -5493,9 +5501,6 @@
     <w:p>
       <w:pPr>
         <w:pStyle w:val="Heading6"/>
-        <w:rPr>
-          <w:rFonts w:hint="eastAsia"/>
-        </w:rPr>
       </w:pPr>
       <w:r>
         <w:rPr>
@@ -5624,19 +5629,10 @@
         <w:t>表示。</w:t>
       </w:r>
     </w:p>
-    <w:p>
-      <w:pPr>
-        <w:rPr>
-          <w:rFonts w:hint="eastAsia"/>
-        </w:rPr>
-      </w:pPr>
-    </w:p>
+    <w:p/>
     <w:p>
       <w:pPr>
         <w:pStyle w:val="Heading6"/>
-        <w:rPr>
-          <w:rFonts w:hint="eastAsia"/>
-        </w:rPr>
       </w:pPr>
       <w:r>
         <w:rPr>
@@ -5649,9 +5645,6 @@
     <w:p>
       <w:pPr>
         <w:pStyle w:val="Heading7"/>
-        <w:rPr>
-          <w:rFonts w:hint="eastAsia"/>
-        </w:rPr>
       </w:pPr>
       <w:r>
         <w:rPr>
@@ -5670,9 +5663,6 @@
       <w:pPr>
         <w:pStyle w:val="ListParagraph"/>
         <w:ind w:left="762" w:firstLineChars="0" w:firstLine="0"/>
-        <w:rPr>
-          <w:rFonts w:hint="eastAsia"/>
-        </w:rPr>
       </w:pPr>
       <w:r>
         <w:rPr>
@@ -5900,13 +5890,7 @@
         </w:tc>
       </w:tr>
     </w:tbl>
-    <w:p>
-      <w:pPr>
-        <w:rPr>
-          <w:rFonts w:hint="eastAsia"/>
-        </w:rPr>
-      </w:pPr>
-    </w:p>
+    <w:p/>
     <w:p>
       <w:r>
         <w:rPr>
@@ -5959,19 +5943,10 @@
         </w:drawing>
       </w:r>
     </w:p>
-    <w:p>
-      <w:pPr>
-        <w:rPr>
-          <w:rFonts w:hint="eastAsia"/>
-        </w:rPr>
-      </w:pPr>
-    </w:p>
+    <w:p/>
     <w:p>
       <w:pPr>
         <w:pStyle w:val="Heading7"/>
-        <w:rPr>
-          <w:rFonts w:hint="eastAsia"/>
-        </w:rPr>
       </w:pPr>
       <w:r>
         <w:rPr>
@@ -6245,11 +6220,6 @@
       </w:tr>
     </w:tbl>
     <w:p>
-      <w:pPr>
-        <w:rPr>
-          <w:rFonts w:hint="eastAsia"/>
-        </w:rPr>
-      </w:pPr>
       <w:r>
         <w:rPr>
           <w:noProof/>
@@ -6305,9 +6275,6 @@
     <w:p>
       <w:pPr>
         <w:pStyle w:val="Heading7"/>
-        <w:rPr>
-          <w:rFonts w:hint="eastAsia"/>
-        </w:rPr>
       </w:pPr>
       <w:r>
         <w:rPr>
@@ -6323,11 +6290,6 @@
       </w:r>
     </w:p>
     <w:p>
-      <w:pPr>
-        <w:rPr>
-          <w:rFonts w:hint="eastAsia"/>
-        </w:rPr>
-      </w:pPr>
       <w:r>
         <w:rPr>
           <w:rFonts w:hint="eastAsia"/>
@@ -6474,11 +6436,6 @@
       </w:r>
     </w:p>
     <w:p>
-      <w:pPr>
-        <w:rPr>
-          <w:rFonts w:hint="eastAsia"/>
-        </w:rPr>
-      </w:pPr>
       <w:r>
         <w:rPr>
           <w:noProof/>
@@ -6531,11 +6488,6 @@
       </w:r>
     </w:p>
     <w:p>
-      <w:pPr>
-        <w:rPr>
-          <w:rFonts w:hint="eastAsia"/>
-        </w:rPr>
-      </w:pPr>
       <w:r>
         <w:rPr>
           <w:rFonts w:hint="eastAsia"/>
@@ -6546,9 +6498,6 @@
     <w:p>
       <w:pPr>
         <w:ind w:left="1197" w:firstLine="63"/>
-        <w:rPr>
-          <w:rFonts w:hint="eastAsia"/>
-        </w:rPr>
       </w:pPr>
       <w:r>
         <w:rPr>
@@ -6569,9 +6518,6 @@
     <w:p>
       <w:pPr>
         <w:ind w:left="1197" w:firstLine="63"/>
-        <w:rPr>
-          <w:rFonts w:hint="eastAsia"/>
-        </w:rPr>
       </w:pPr>
       <w:r>
         <w:t>(</w:t>
@@ -6631,19 +6577,8 @@
         <w:t>)</w:t>
       </w:r>
     </w:p>
-    <w:p>
-      <w:pPr>
-        <w:rPr>
-          <w:rFonts w:hint="eastAsia"/>
-        </w:rPr>
-      </w:pPr>
-    </w:p>
-    <w:p>
-      <w:pPr>
-        <w:rPr>
-          <w:rFonts w:hint="eastAsia"/>
-        </w:rPr>
-      </w:pPr>
+    <w:p/>
+    <w:p>
       <w:r>
         <w:rPr>
           <w:rFonts w:hint="eastAsia"/>
@@ -6659,9 +6594,6 @@
           <w:numId w:val="15"/>
         </w:numPr>
         <w:ind w:firstLineChars="0"/>
-        <w:rPr>
-          <w:rFonts w:hint="eastAsia"/>
-        </w:rPr>
       </w:pPr>
       <w:r>
         <w:rPr>
@@ -6690,9 +6622,6 @@
           <w:numId w:val="15"/>
         </w:numPr>
         <w:ind w:firstLineChars="0"/>
-        <w:rPr>
-          <w:rFonts w:hint="eastAsia"/>
-        </w:rPr>
       </w:pPr>
       <w:r>
         <w:rPr>
@@ -6704,9 +6633,6 @@
     <w:p>
       <w:pPr>
         <w:pStyle w:val="Heading7"/>
-        <w:rPr>
-          <w:rFonts w:hint="eastAsia"/>
-        </w:rPr>
       </w:pPr>
       <w:r>
         <w:rPr>
@@ -6722,11 +6648,6 @@
       </w:r>
     </w:p>
     <w:p>
-      <w:pPr>
-        <w:rPr>
-          <w:rFonts w:hint="eastAsia"/>
-        </w:rPr>
-      </w:pPr>
       <w:r>
         <w:rPr>
           <w:rFonts w:hint="eastAsia"/>
@@ -6780,11 +6701,6 @@
       </w:r>
     </w:p>
     <w:p>
-      <w:pPr>
-        <w:rPr>
-          <w:rFonts w:hint="eastAsia"/>
-        </w:rPr>
-      </w:pPr>
       <w:r>
         <w:rPr>
           <w:rFonts w:hint="eastAsia"/>
@@ -6836,9 +6752,6 @@
           <w:numId w:val="16"/>
         </w:numPr>
         <w:ind w:firstLineChars="0"/>
-        <w:rPr>
-          <w:rFonts w:hint="eastAsia"/>
-        </w:rPr>
       </w:pPr>
       <w:r>
         <w:rPr>
@@ -6903,9 +6816,6 @@
           <w:numId w:val="16"/>
         </w:numPr>
         <w:ind w:firstLineChars="0"/>
-        <w:rPr>
-          <w:rFonts w:hint="eastAsia"/>
-        </w:rPr>
       </w:pPr>
       <w:r>
         <w:rPr>
@@ -7034,6 +6944,162 @@
     </w:p>
     <w:p>
       <w:pPr>
+        <w:pStyle w:val="ListParagraph"/>
+        <w:ind w:left="717" w:firstLineChars="0" w:firstLine="0"/>
+        <w:jc w:val="left"/>
+        <w:rPr>
+          <w:rFonts w:hint="eastAsia"/>
+        </w:rPr>
+      </w:pPr>
+      <w:r>
+        <w:rPr>
+          <w:rFonts w:hint="eastAsia"/>
+        </w:rPr>
+        <w:t>测试环境：</w:t>
+      </w:r>
+    </w:p>
+    <w:p>
+      <w:pPr>
+        <w:pStyle w:val="ListParagraph"/>
+        <w:numPr>
+          <w:ilvl w:val="0"/>
+          <w:numId w:val="17"/>
+        </w:numPr>
+        <w:ind w:firstLineChars="0"/>
+        <w:jc w:val="left"/>
+        <w:rPr>
+          <w:rFonts w:hint="eastAsia"/>
+        </w:rPr>
+      </w:pPr>
+      <w:r>
+        <w:rPr>
+          <w:rFonts w:hint="eastAsia"/>
+        </w:rPr>
+        <w:t>建表：</w:t>
+      </w:r>
+      <w:r>
+        <w:t>D</w:t>
+      </w:r>
+      <w:r>
+        <w:rPr>
+          <w:rFonts w:hint="eastAsia"/>
+        </w:rPr>
+        <w:t>b.cs.creteCL(</w:t>
+      </w:r>
+      <w:r>
+        <w:t>“</w:t>
+      </w:r>
+      <w:r>
+        <w:rPr>
+          <w:rFonts w:hint="eastAsia"/>
+        </w:rPr>
+        <w:t>c1</w:t>
+      </w:r>
+      <w:r>
+        <w:t>”</w:t>
+      </w:r>
+      <w:r>
+        <w:rPr>
+          <w:rFonts w:hint="eastAsia"/>
+        </w:rPr>
+        <w:t>)</w:t>
+      </w:r>
+      <w:r>
+        <w:rPr>
+          <w:rFonts w:hint="eastAsia"/>
+        </w:rPr>
+        <w:t>；</w:t>
+      </w:r>
+    </w:p>
+    <w:p>
+      <w:pPr>
+        <w:pStyle w:val="ListParagraph"/>
+        <w:numPr>
+          <w:ilvl w:val="0"/>
+          <w:numId w:val="17"/>
+        </w:numPr>
+        <w:ind w:firstLineChars="0"/>
+        <w:jc w:val="left"/>
+        <w:rPr>
+          <w:rFonts w:hint="eastAsia"/>
+        </w:rPr>
+      </w:pPr>
+      <w:r>
+        <w:rPr>
+          <w:rFonts w:hint="eastAsia"/>
+        </w:rPr>
+        <w:t>插入数据：</w:t>
+      </w:r>
+    </w:p>
+    <w:p>
+      <w:pPr>
+        <w:pStyle w:val="ListParagraph"/>
+        <w:ind w:left="717" w:firstLineChars="0" w:firstLine="0"/>
+        <w:jc w:val="left"/>
+        <w:rPr>
+          <w:rFonts w:hint="eastAsia"/>
+        </w:rPr>
+      </w:pPr>
+      <w:r>
+        <w:rPr>
+          <w:rFonts w:hint="eastAsia"/>
+        </w:rPr>
+        <w:t>db.cs.cl.insert({a:</w:t>
+      </w:r>
+      <w:r>
+        <w:t xml:space="preserve"> 214748364</w:t>
+      </w:r>
+      <w:r>
+        <w:rPr>
+          <w:rFonts w:hint="eastAsia"/>
+        </w:rPr>
+        <w:t>7</w:t>
+      </w:r>
+      <w:r>
+        <w:rPr>
+          <w:rFonts w:hint="eastAsia"/>
+        </w:rPr>
+        <w:t>})</w:t>
+      </w:r>
+    </w:p>
+    <w:p>
+      <w:pPr>
+        <w:pStyle w:val="ListParagraph"/>
+        <w:ind w:left="717" w:firstLineChars="0" w:firstLine="0"/>
+        <w:jc w:val="left"/>
+        <w:rPr>
+          <w:rFonts w:hint="eastAsia"/>
+        </w:rPr>
+      </w:pPr>
+      <w:r>
+        <w:rPr>
+          <w:rFonts w:hint="eastAsia"/>
+        </w:rPr>
+        <w:t>db.cs.cl.insert({a:</w:t>
+      </w:r>
+      <w:r>
+        <w:t xml:space="preserve"> </w:t>
+      </w:r>
+      <w:r>
+        <w:rPr>
+          <w:rFonts w:hint="eastAsia"/>
+        </w:rPr>
+        <w:t>-</w:t>
+      </w:r>
+      <w:r>
+        <w:t>2147483648</w:t>
+      </w:r>
+      <w:r>
+        <w:rPr>
+          <w:rFonts w:hint="eastAsia"/>
+        </w:rPr>
+        <w:t>})</w:t>
+      </w:r>
+    </w:p>
+    <w:p>
+      <w:pPr>
+        <w:pStyle w:val="ListParagraph"/>
+        <w:ind w:left="717" w:firstLineChars="0" w:firstLine="0"/>
         <w:jc w:val="left"/>
       </w:pPr>
     </w:p>
@@ -7045,15 +7111,15 @@
         <w:tblLook w:val="04A0"/>
       </w:tblPr>
       <w:tblGrid>
-        <w:gridCol w:w="813"/>
-        <w:gridCol w:w="1455"/>
-        <w:gridCol w:w="1701"/>
-        <w:gridCol w:w="4303"/>
+        <w:gridCol w:w="743"/>
+        <w:gridCol w:w="1343"/>
+        <w:gridCol w:w="2461"/>
+        <w:gridCol w:w="3725"/>
       </w:tblGrid>
       <w:tr>
         <w:tc>
           <w:tcPr>
-            <w:tcW w:w="813" w:type="dxa"/>
+            <w:tcW w:w="743" w:type="dxa"/>
             <w:shd w:val="clear" w:color="auto" w:fill="BFBFBF" w:themeFill="background1" w:themeFillShade="BF"/>
           </w:tcPr>
           <w:p>
@@ -7079,7 +7145,7 @@
         </w:tc>
         <w:tc>
           <w:tcPr>
-            <w:tcW w:w="1455" w:type="dxa"/>
+            <w:tcW w:w="1343" w:type="dxa"/>
             <w:shd w:val="clear" w:color="auto" w:fill="BFBFBF" w:themeFill="background1" w:themeFillShade="BF"/>
           </w:tcPr>
           <w:p>
@@ -7105,7 +7171,7 @@
         </w:tc>
         <w:tc>
           <w:tcPr>
-            <w:tcW w:w="1701" w:type="dxa"/>
+            <w:tcW w:w="2461" w:type="dxa"/>
             <w:shd w:val="clear" w:color="auto" w:fill="BFBFBF" w:themeFill="background1" w:themeFillShade="BF"/>
           </w:tcPr>
           <w:p>
@@ -7131,7 +7197,7 @@
         </w:tc>
         <w:tc>
           <w:tcPr>
-            <w:tcW w:w="4303" w:type="dxa"/>
+            <w:tcW w:w="3725" w:type="dxa"/>
             <w:shd w:val="clear" w:color="auto" w:fill="BFBFBF" w:themeFill="background1" w:themeFillShade="BF"/>
           </w:tcPr>
           <w:p>
@@ -7159,7 +7225,7 @@
       <w:tr>
         <w:tc>
           <w:tcPr>
-            <w:tcW w:w="813" w:type="dxa"/>
+            <w:tcW w:w="743" w:type="dxa"/>
           </w:tcPr>
           <w:p>
             <w:pPr>
@@ -7182,7 +7248,7 @@
         </w:tc>
         <w:tc>
           <w:tcPr>
-            <w:tcW w:w="1455" w:type="dxa"/>
+            <w:tcW w:w="1343" w:type="dxa"/>
           </w:tcPr>
           <w:p>
             <w:pPr>
@@ -7209,26 +7275,19 @@
               </w:rPr>
               <w:t>规则</w:t>
             </w:r>
-          </w:p>
-        </w:tc>
-        <w:tc>
-          <w:tcPr>
-            <w:tcW w:w="1701" w:type="dxa"/>
-          </w:tcPr>
-          <w:p>
-            <w:pPr>
-              <w:ind w:left="0"/>
-              <w:jc w:val="left"/>
-              <w:rPr>
+            <w:r>
+              <w:rPr>
+                <w:rFonts w:hint="eastAsia"/>
                 <w:sz w:val="13"/>
                 <w:szCs w:val="13"/>
               </w:rPr>
-            </w:pPr>
-          </w:p>
-        </w:tc>
-        <w:tc>
-          <w:tcPr>
-            <w:tcW w:w="4303" w:type="dxa"/>
+              <w:t>测试</w:t>
+            </w:r>
+          </w:p>
+        </w:tc>
+        <w:tc>
+          <w:tcPr>
+            <w:tcW w:w="2461" w:type="dxa"/>
           </w:tcPr>
           <w:p>
             <w:pPr>
@@ -7239,13 +7298,104 @@
                 <w:szCs w:val="13"/>
               </w:rPr>
             </w:pPr>
+            <w:r>
+              <w:rPr>
+                <w:sz w:val="13"/>
+                <w:szCs w:val="13"/>
+              </w:rPr>
+              <w:t>D</w:t>
+            </w:r>
+            <w:r>
+              <w:rPr>
+                <w:rFonts w:hint="eastAsia"/>
+                <w:sz w:val="13"/>
+                <w:szCs w:val="13"/>
+              </w:rPr>
+              <w:t>b.cs.creteCL(</w:t>
+            </w:r>
+            <w:r>
+              <w:rPr>
+                <w:sz w:val="13"/>
+                <w:szCs w:val="13"/>
+              </w:rPr>
+              <w:t>“</w:t>
+            </w:r>
+            <w:r>
+              <w:rPr>
+                <w:rFonts w:hint="eastAsia"/>
+                <w:sz w:val="13"/>
+                <w:szCs w:val="13"/>
+              </w:rPr>
+              <w:t>c2</w:t>
+            </w:r>
+            <w:r>
+              <w:rPr>
+                <w:sz w:val="13"/>
+                <w:szCs w:val="13"/>
+              </w:rPr>
+              <w:t>”</w:t>
+            </w:r>
+            <w:r>
+              <w:rPr>
+                <w:rFonts w:hint="eastAsia"/>
+                <w:sz w:val="13"/>
+                <w:szCs w:val="13"/>
+              </w:rPr>
+              <w:t>,{IsStrickDataType:true})</w:t>
+            </w:r>
+          </w:p>
+        </w:tc>
+        <w:tc>
+          <w:tcPr>
+            <w:tcW w:w="3725" w:type="dxa"/>
+          </w:tcPr>
+          <w:p>
+            <w:pPr>
+              <w:ind w:left="0"/>
+              <w:jc w:val="left"/>
+              <w:rPr>
+                <w:sz w:val="13"/>
+                <w:szCs w:val="13"/>
+              </w:rPr>
+            </w:pPr>
+            <w:r>
+              <w:rPr>
+                <w:sz w:val="13"/>
+                <w:szCs w:val="13"/>
+              </w:rPr>
+              <w:t>D</w:t>
+            </w:r>
+            <w:r>
+              <w:rPr>
+                <w:rFonts w:hint="eastAsia"/>
+                <w:sz w:val="13"/>
+                <w:szCs w:val="13"/>
+              </w:rPr>
+              <w:t>b.snapshot(8)</w:t>
+            </w:r>
+            <w:r>
+              <w:rPr>
+                <w:rFonts w:hint="eastAsia"/>
+                <w:sz w:val="13"/>
+                <w:szCs w:val="13"/>
+              </w:rPr>
+              <w:t>查看该属性</w:t>
+            </w:r>
+            <w:r>
+              <w:rPr>
+                <w:rFonts w:hint="eastAsia"/>
+                <w:sz w:val="13"/>
+                <w:szCs w:val="13"/>
+              </w:rPr>
+              <w:t>添加成功</w:t>
+            </w:r>
           </w:p>
         </w:tc>
       </w:tr>
       <w:tr>
         <w:tc>
           <w:tcPr>
-            <w:tcW w:w="813" w:type="dxa"/>
+            <w:tcW w:w="743" w:type="dxa"/>
           </w:tcPr>
           <w:p>
             <w:pPr>
@@ -7268,7 +7418,7 @@
         </w:tc>
         <w:tc>
           <w:tcPr>
-            <w:tcW w:w="1455" w:type="dxa"/>
+            <w:tcW w:w="1343" w:type="dxa"/>
           </w:tcPr>
           <w:p>
             <w:pPr>
@@ -7285,7 +7435,7 @@
                 <w:sz w:val="13"/>
                 <w:szCs w:val="13"/>
               </w:rPr>
-              <w:t>选择：</w:t>
+              <w:t>选择</w:t>
             </w:r>
             <w:r>
               <w:rPr>
@@ -7293,13 +7443,13 @@
                 <w:sz w:val="13"/>
                 <w:szCs w:val="13"/>
               </w:rPr>
-              <w:t>add</w:t>
-            </w:r>
-          </w:p>
-        </w:tc>
-        <w:tc>
-          <w:tcPr>
-            <w:tcW w:w="1701" w:type="dxa"/>
+              <w:t>符</w:t>
+            </w:r>
+          </w:p>
+        </w:tc>
+        <w:tc>
+          <w:tcPr>
+            <w:tcW w:w="2461" w:type="dxa"/>
           </w:tcPr>
           <w:p>
             <w:pPr>
@@ -7310,28 +7460,91 @@
                 <w:szCs w:val="13"/>
               </w:rPr>
             </w:pPr>
-          </w:p>
-        </w:tc>
-        <w:tc>
-          <w:tcPr>
-            <w:tcW w:w="4303" w:type="dxa"/>
-          </w:tcPr>
-          <w:p>
-            <w:pPr>
-              <w:ind w:left="0"/>
-              <w:jc w:val="left"/>
+            <w:r>
               <w:rPr>
                 <w:sz w:val="13"/>
                 <w:szCs w:val="13"/>
               </w:rPr>
-            </w:pPr>
+              <w:t>D</w:t>
+            </w:r>
+            <w:r>
+              <w:rPr>
+                <w:rFonts w:hint="eastAsia"/>
+                <w:sz w:val="13"/>
+                <w:szCs w:val="13"/>
+              </w:rPr>
+              <w:t>b.cs.cl.find</w:t>
+            </w:r>
+            <w:r>
+              <w:rPr>
+                <w:rFonts w:hint="eastAsia"/>
+                <w:sz w:val="13"/>
+                <w:szCs w:val="13"/>
+              </w:rPr>
+              <w:t>（</w:t>
+            </w:r>
+            <w:r>
+              <w:rPr>
+                <w:rFonts w:hint="eastAsia"/>
+                <w:sz w:val="13"/>
+                <w:szCs w:val="13"/>
+              </w:rPr>
+              <w:t>{}</w:t>
+            </w:r>
+            <w:r>
+              <w:rPr>
+                <w:rFonts w:hint="eastAsia"/>
+                <w:sz w:val="13"/>
+                <w:szCs w:val="13"/>
+              </w:rPr>
+              <w:t>，</w:t>
+            </w:r>
+            <w:r>
+              <w:rPr>
+                <w:rFonts w:hint="eastAsia"/>
+                <w:sz w:val="13"/>
+                <w:szCs w:val="13"/>
+              </w:rPr>
+              <w:t>{a:{$add:1}}</w:t>
+            </w:r>
+            <w:r>
+              <w:rPr>
+                <w:rFonts w:hint="eastAsia"/>
+                <w:sz w:val="13"/>
+                <w:szCs w:val="13"/>
+              </w:rPr>
+              <w:t>）</w:t>
+            </w:r>
+          </w:p>
+        </w:tc>
+        <w:tc>
+          <w:tcPr>
+            <w:tcW w:w="3725" w:type="dxa"/>
+          </w:tcPr>
+          <w:p>
+            <w:pPr>
+              <w:ind w:left="0"/>
+              <w:jc w:val="left"/>
+              <w:rPr>
+                <w:sz w:val="13"/>
+                <w:szCs w:val="13"/>
+              </w:rPr>
+            </w:pPr>
+            <w:r>
+              <w:rPr>
+                <w:rFonts w:hint="eastAsia"/>
+                <w:sz w:val="13"/>
+                <w:szCs w:val="13"/>
+              </w:rPr>
+              <w:t>第一条记录正确</w:t>
+            </w:r>
           </w:p>
         </w:tc>
       </w:tr>
       <w:tr>
         <w:tc>
           <w:tcPr>
-            <w:tcW w:w="813" w:type="dxa"/>
+            <w:tcW w:w="743" w:type="dxa"/>
           </w:tcPr>
           <w:p>
             <w:pPr>
@@ -7354,7 +7567,7 @@
         </w:tc>
         <w:tc>
           <w:tcPr>
-            <w:tcW w:w="1455" w:type="dxa"/>
+            <w:tcW w:w="1343" w:type="dxa"/>
           </w:tcPr>
           <w:p>
             <w:pPr>
@@ -7377,7 +7590,7 @@
         </w:tc>
         <w:tc>
           <w:tcPr>
-            <w:tcW w:w="1701" w:type="dxa"/>
+            <w:tcW w:w="2461" w:type="dxa"/>
           </w:tcPr>
           <w:p>
             <w:pPr>
@@ -7388,28 +7601,68 @@
                 <w:szCs w:val="13"/>
               </w:rPr>
             </w:pPr>
-          </w:p>
-        </w:tc>
-        <w:tc>
-          <w:tcPr>
-            <w:tcW w:w="4303" w:type="dxa"/>
-          </w:tcPr>
-          <w:p>
-            <w:pPr>
-              <w:ind w:left="0"/>
-              <w:jc w:val="left"/>
-              <w:rPr>
+            <w:r>
+              <w:rPr>
+                <w:rFonts w:hint="eastAsia"/>
                 <w:sz w:val="13"/>
                 <w:szCs w:val="13"/>
               </w:rPr>
-            </w:pPr>
+              <w:t>db.cs.cl.update</w:t>
+            </w:r>
+            <w:r>
+              <w:rPr>
+                <w:rFonts w:hint="eastAsia"/>
+                <w:sz w:val="13"/>
+                <w:szCs w:val="13"/>
+              </w:rPr>
+              <w:t>（</w:t>
+            </w:r>
+            <w:r>
+              <w:rPr>
+                <w:rFonts w:hint="eastAsia"/>
+                <w:sz w:val="13"/>
+                <w:szCs w:val="13"/>
+              </w:rPr>
+              <w:t>{$inc:{a:2}}</w:t>
+            </w:r>
+            <w:r>
+              <w:rPr>
+                <w:rFonts w:hint="eastAsia"/>
+                <w:sz w:val="13"/>
+                <w:szCs w:val="13"/>
+              </w:rPr>
+              <w:t>）</w:t>
+            </w:r>
+          </w:p>
+        </w:tc>
+        <w:tc>
+          <w:tcPr>
+            <w:tcW w:w="3725" w:type="dxa"/>
+          </w:tcPr>
+          <w:p>
+            <w:pPr>
+              <w:ind w:left="0"/>
+              <w:jc w:val="left"/>
+              <w:rPr>
+                <w:sz w:val="13"/>
+                <w:szCs w:val="13"/>
+              </w:rPr>
+            </w:pPr>
+            <w:r>
+              <w:rPr>
+                <w:rFonts w:hint="eastAsia"/>
+                <w:sz w:val="13"/>
+                <w:szCs w:val="13"/>
+              </w:rPr>
+              <w:t>第一条记录正确</w:t>
+            </w:r>
           </w:p>
         </w:tc>
       </w:tr>
       <w:tr>
         <w:tc>
           <w:tcPr>
-            <w:tcW w:w="813" w:type="dxa"/>
+            <w:tcW w:w="743" w:type="dxa"/>
           </w:tcPr>
           <w:p>
             <w:pPr>
@@ -7432,7 +7685,7 @@
         </w:tc>
         <w:tc>
           <w:tcPr>
-            <w:tcW w:w="1455" w:type="dxa"/>
+            <w:tcW w:w="1343" w:type="dxa"/>
           </w:tcPr>
           <w:p>
             <w:pPr>
@@ -7455,7 +7708,7 @@
         </w:tc>
         <w:tc>
           <w:tcPr>
-            <w:tcW w:w="1701" w:type="dxa"/>
+            <w:tcW w:w="2461" w:type="dxa"/>
           </w:tcPr>
           <w:p>
             <w:pPr>
@@ -7466,28 +7719,115 @@
                 <w:szCs w:val="13"/>
               </w:rPr>
             </w:pPr>
-          </w:p>
-        </w:tc>
-        <w:tc>
-          <w:tcPr>
-            <w:tcW w:w="4303" w:type="dxa"/>
-          </w:tcPr>
-          <w:p>
-            <w:pPr>
-              <w:ind w:left="0"/>
-              <w:jc w:val="left"/>
-              <w:rPr>
+            <w:r>
+              <w:rPr>
+                <w:rFonts w:hint="eastAsia"/>
                 <w:sz w:val="13"/>
                 <w:szCs w:val="13"/>
               </w:rPr>
-            </w:pPr>
+              <w:t>db.cs.cl.find</w:t>
+            </w:r>
+            <w:r>
+              <w:rPr>
+                <w:rFonts w:hint="eastAsia"/>
+                <w:sz w:val="13"/>
+                <w:szCs w:val="13"/>
+              </w:rPr>
+              <w:t>（</w:t>
+            </w:r>
+            <w:r>
+              <w:rPr>
+                <w:rFonts w:hint="eastAsia"/>
+                <w:sz w:val="13"/>
+                <w:szCs w:val="13"/>
+              </w:rPr>
+              <w:t>{a:{$</w:t>
+            </w:r>
+            <w:r>
+              <w:rPr>
+                <w:rFonts w:hint="eastAsia"/>
+                <w:sz w:val="13"/>
+                <w:szCs w:val="13"/>
+              </w:rPr>
+              <w:t xml:space="preserve"> multiply</w:t>
+            </w:r>
+            <w:r>
+              <w:rPr>
+                <w:rFonts w:hint="eastAsia"/>
+                <w:sz w:val="13"/>
+                <w:szCs w:val="13"/>
+              </w:rPr>
+              <w:t>:</w:t>
+            </w:r>
+            <w:r>
+              <w:rPr>
+                <w:rFonts w:hint="eastAsia"/>
+                <w:sz w:val="13"/>
+                <w:szCs w:val="13"/>
+              </w:rPr>
+              <w:t>-</w:t>
+            </w:r>
+            <w:r>
+              <w:rPr>
+                <w:rFonts w:hint="eastAsia"/>
+                <w:sz w:val="13"/>
+                <w:szCs w:val="13"/>
+              </w:rPr>
+              <w:t xml:space="preserve">1, $et: </w:t>
+            </w:r>
+            <w:r>
+              <w:rPr>
+                <w:sz w:val="13"/>
+                <w:szCs w:val="13"/>
+              </w:rPr>
+              <w:t>2147483648</w:t>
+            </w:r>
+            <w:r>
+              <w:rPr>
+                <w:rFonts w:hint="eastAsia"/>
+                <w:sz w:val="13"/>
+                <w:szCs w:val="13"/>
+              </w:rPr>
+              <w:t>}}</w:t>
+            </w:r>
+            <w:r>
+              <w:rPr>
+                <w:rFonts w:hint="eastAsia"/>
+                <w:sz w:val="13"/>
+                <w:szCs w:val="13"/>
+              </w:rPr>
+              <w:t>）</w:t>
+            </w:r>
+          </w:p>
+        </w:tc>
+        <w:tc>
+          <w:tcPr>
+            <w:tcW w:w="3725" w:type="dxa"/>
+          </w:tcPr>
+          <w:p>
+            <w:pPr>
+              <w:ind w:left="0"/>
+              <w:jc w:val="left"/>
+              <w:rPr>
+                <w:sz w:val="13"/>
+                <w:szCs w:val="13"/>
+              </w:rPr>
+            </w:pPr>
+            <w:r>
+              <w:rPr>
+                <w:rFonts w:hint="eastAsia"/>
+                <w:sz w:val="13"/>
+                <w:szCs w:val="13"/>
+              </w:rPr>
+              <w:t>输出有结果</w:t>
+            </w:r>
           </w:p>
         </w:tc>
       </w:tr>
       <w:tr>
         <w:tc>
           <w:tcPr>
-            <w:tcW w:w="813" w:type="dxa"/>
+            <w:tcW w:w="743" w:type="dxa"/>
           </w:tcPr>
           <w:p>
             <w:pPr>
@@ -7510,7 +7850,7 @@
         </w:tc>
         <w:tc>
           <w:tcPr>
-            <w:tcW w:w="1455" w:type="dxa"/>
+            <w:tcW w:w="1343" w:type="dxa"/>
           </w:tcPr>
           <w:p>
             <w:pPr>
@@ -7537,820 +7877,89 @@
               </w:rPr>
               <w:t>sql</w:t>
             </w:r>
-            <w:r>
+          </w:p>
+        </w:tc>
+        <w:tc>
+          <w:tcPr>
+            <w:tcW w:w="2461" w:type="dxa"/>
+          </w:tcPr>
+          <w:p>
+            <w:pPr>
+              <w:ind w:left="0"/>
+              <w:jc w:val="left"/>
               <w:rPr>
                 <w:sz w:val="13"/>
                 <w:szCs w:val="13"/>
               </w:rPr>
-              <w:t>—</w:t>
-            </w:r>
-            <w:r>
-              <w:rPr>
-                <w:rFonts w:hint="eastAsia"/>
+            </w:pPr>
+            <w:r>
+              <w:rPr>
                 <w:sz w:val="13"/>
                 <w:szCs w:val="13"/>
               </w:rPr>
-              <w:t>select</w:t>
-            </w:r>
-          </w:p>
-        </w:tc>
-        <w:tc>
-          <w:tcPr>
-            <w:tcW w:w="1701" w:type="dxa"/>
-          </w:tcPr>
-          <w:p>
-            <w:pPr>
-              <w:ind w:left="0"/>
-              <w:jc w:val="left"/>
-              <w:rPr>
+              <w:t>D</w:t>
+            </w:r>
+            <w:r>
+              <w:rPr>
+                <w:rFonts w:hint="eastAsia"/>
                 <w:sz w:val="13"/>
                 <w:szCs w:val="13"/>
               </w:rPr>
-            </w:pPr>
-          </w:p>
-        </w:tc>
-        <w:tc>
-          <w:tcPr>
-            <w:tcW w:w="4303" w:type="dxa"/>
-          </w:tcPr>
-          <w:p>
-            <w:pPr>
-              <w:ind w:left="0"/>
-              <w:jc w:val="left"/>
+              <w:t>b.exec(</w:t>
+            </w:r>
+            <w:r>
               <w:rPr>
                 <w:sz w:val="13"/>
                 <w:szCs w:val="13"/>
               </w:rPr>
-            </w:pPr>
-          </w:p>
-        </w:tc>
-      </w:tr>
-      <w:tr>
-        <w:tc>
-          <w:tcPr>
-            <w:tcW w:w="813" w:type="dxa"/>
-          </w:tcPr>
-          <w:p>
-            <w:pPr>
-              <w:ind w:left="0"/>
-              <w:jc w:val="left"/>
-              <w:rPr>
+              <w:t>“</w:t>
+            </w:r>
+            <w:r>
+              <w:rPr>
+                <w:rFonts w:hint="eastAsia"/>
                 <w:sz w:val="13"/>
                 <w:szCs w:val="13"/>
               </w:rPr>
-            </w:pPr>
-            <w:r>
-              <w:rPr>
-                <w:rFonts w:hint="eastAsia"/>
+              <w:t>select a+5 from cs.cl</w:t>
+            </w:r>
+            <w:r>
+              <w:rPr>
                 <w:sz w:val="13"/>
                 <w:szCs w:val="13"/>
               </w:rPr>
-              <w:t>006</w:t>
-            </w:r>
-          </w:p>
-        </w:tc>
-        <w:tc>
-          <w:tcPr>
-            <w:tcW w:w="1455" w:type="dxa"/>
-          </w:tcPr>
-          <w:p>
-            <w:pPr>
-              <w:ind w:left="0"/>
-              <w:jc w:val="left"/>
-              <w:rPr>
+              <w:t>”</w:t>
+            </w:r>
+            <w:r>
+              <w:rPr>
+                <w:rFonts w:hint="eastAsia"/>
                 <w:sz w:val="13"/>
                 <w:szCs w:val="13"/>
               </w:rPr>
-            </w:pPr>
-            <w:r>
-              <w:rPr>
-                <w:rFonts w:hint="eastAsia"/>
+              <w:t>)</w:t>
+            </w:r>
+          </w:p>
+        </w:tc>
+        <w:tc>
+          <w:tcPr>
+            <w:tcW w:w="3725" w:type="dxa"/>
+          </w:tcPr>
+          <w:p>
+            <w:pPr>
+              <w:ind w:left="0"/>
+              <w:jc w:val="left"/>
+              <w:rPr>
                 <w:sz w:val="13"/>
                 <w:szCs w:val="13"/>
               </w:rPr>
-              <w:t>内置</w:t>
-            </w:r>
+            </w:pPr>
             <w:r>
               <w:rPr>
                 <w:rFonts w:hint="eastAsia"/>
                 <w:sz w:val="13"/>
                 <w:szCs w:val="13"/>
               </w:rPr>
-              <w:t>sql--update</w:t>
-            </w:r>
-          </w:p>
-        </w:tc>
-        <w:tc>
-          <w:tcPr>
-            <w:tcW w:w="1701" w:type="dxa"/>
-          </w:tcPr>
-          <w:p>
-            <w:pPr>
-              <w:ind w:left="0"/>
-              <w:jc w:val="left"/>
-              <w:rPr>
-                <w:sz w:val="13"/>
-                <w:szCs w:val="13"/>
-              </w:rPr>
-            </w:pPr>
-          </w:p>
-        </w:tc>
-        <w:tc>
-          <w:tcPr>
-            <w:tcW w:w="4303" w:type="dxa"/>
-          </w:tcPr>
-          <w:p>
-            <w:pPr>
-              <w:ind w:left="0"/>
-              <w:jc w:val="left"/>
-              <w:rPr>
-                <w:sz w:val="13"/>
-                <w:szCs w:val="13"/>
-              </w:rPr>
-            </w:pPr>
-          </w:p>
-        </w:tc>
-      </w:tr>
-      <w:tr>
-        <w:tc>
-          <w:tcPr>
-            <w:tcW w:w="813" w:type="dxa"/>
-          </w:tcPr>
-          <w:p>
-            <w:pPr>
-              <w:ind w:left="0"/>
-              <w:jc w:val="left"/>
-              <w:rPr>
-                <w:sz w:val="13"/>
-                <w:szCs w:val="13"/>
-              </w:rPr>
-            </w:pPr>
-          </w:p>
-        </w:tc>
-        <w:tc>
-          <w:tcPr>
-            <w:tcW w:w="1455" w:type="dxa"/>
-          </w:tcPr>
-          <w:p>
-            <w:pPr>
-              <w:ind w:left="0"/>
-              <w:jc w:val="left"/>
-              <w:rPr>
-                <w:sz w:val="13"/>
-                <w:szCs w:val="13"/>
-              </w:rPr>
-            </w:pPr>
-          </w:p>
-        </w:tc>
-        <w:tc>
-          <w:tcPr>
-            <w:tcW w:w="1701" w:type="dxa"/>
-          </w:tcPr>
-          <w:p>
-            <w:pPr>
-              <w:ind w:left="0"/>
-              <w:jc w:val="left"/>
-              <w:rPr>
-                <w:sz w:val="13"/>
-                <w:szCs w:val="13"/>
-              </w:rPr>
-            </w:pPr>
-          </w:p>
-        </w:tc>
-        <w:tc>
-          <w:tcPr>
-            <w:tcW w:w="4303" w:type="dxa"/>
-          </w:tcPr>
-          <w:p>
-            <w:pPr>
-              <w:ind w:left="0"/>
-              <w:jc w:val="left"/>
-              <w:rPr>
-                <w:sz w:val="13"/>
-                <w:szCs w:val="13"/>
-              </w:rPr>
-            </w:pPr>
-          </w:p>
-        </w:tc>
-      </w:tr>
-      <w:tr>
-        <w:tc>
-          <w:tcPr>
-            <w:tcW w:w="813" w:type="dxa"/>
-          </w:tcPr>
-          <w:p>
-            <w:pPr>
-              <w:ind w:left="0"/>
-              <w:jc w:val="left"/>
-              <w:rPr>
-                <w:sz w:val="13"/>
-                <w:szCs w:val="13"/>
-              </w:rPr>
-            </w:pPr>
-            <w:r>
-              <w:rPr>
-                <w:rFonts w:hint="eastAsia"/>
-                <w:sz w:val="13"/>
-                <w:szCs w:val="13"/>
-              </w:rPr>
-              <w:t>001</w:t>
-            </w:r>
-          </w:p>
-        </w:tc>
-        <w:tc>
-          <w:tcPr>
-            <w:tcW w:w="1455" w:type="dxa"/>
-          </w:tcPr>
-          <w:p>
-            <w:pPr>
-              <w:ind w:left="0"/>
-              <w:jc w:val="left"/>
-              <w:rPr>
-                <w:sz w:val="13"/>
-                <w:szCs w:val="13"/>
-              </w:rPr>
-            </w:pPr>
-            <w:r>
-              <w:rPr>
-                <w:rFonts w:hint="eastAsia"/>
-                <w:sz w:val="13"/>
-                <w:szCs w:val="13"/>
-              </w:rPr>
-              <w:t>加法用例</w:t>
-            </w:r>
-          </w:p>
-        </w:tc>
-        <w:tc>
-          <w:tcPr>
-            <w:tcW w:w="1701" w:type="dxa"/>
-          </w:tcPr>
-          <w:p>
-            <w:pPr>
-              <w:ind w:left="0"/>
-              <w:jc w:val="left"/>
-              <w:rPr>
-                <w:sz w:val="13"/>
-                <w:szCs w:val="13"/>
-              </w:rPr>
-            </w:pPr>
-            <w:r>
-              <w:rPr>
-                <w:sz w:val="13"/>
-                <w:szCs w:val="13"/>
-              </w:rPr>
-              <w:t>db.cs.cl.</w:t>
-            </w:r>
-            <w:r>
-              <w:rPr>
-                <w:rFonts w:hint="eastAsia"/>
-                <w:sz w:val="13"/>
-                <w:szCs w:val="13"/>
-              </w:rPr>
-              <w:t>insert({a:</w:t>
-            </w:r>
-            <w:r>
-              <w:rPr>
-                <w:sz w:val="13"/>
-                <w:szCs w:val="13"/>
-              </w:rPr>
-              <w:t xml:space="preserve"> 0x7fffffffffffffffLL</w:t>
-            </w:r>
-            <w:r>
-              <w:rPr>
-                <w:rFonts w:hint="eastAsia"/>
-                <w:sz w:val="13"/>
-                <w:szCs w:val="13"/>
-              </w:rPr>
-              <w:t>})</w:t>
-            </w:r>
-          </w:p>
-          <w:p>
-            <w:pPr>
-              <w:ind w:left="0"/>
-              <w:jc w:val="left"/>
-              <w:rPr>
-                <w:sz w:val="13"/>
-                <w:szCs w:val="13"/>
-              </w:rPr>
-            </w:pPr>
-            <w:r>
-              <w:rPr>
-                <w:rFonts w:hint="eastAsia"/>
-                <w:sz w:val="13"/>
-                <w:szCs w:val="13"/>
-              </w:rPr>
-              <w:t>db.cs.cl.update</w:t>
-            </w:r>
-            <w:r>
-              <w:rPr>
-                <w:rFonts w:hint="eastAsia"/>
-                <w:sz w:val="13"/>
-                <w:szCs w:val="13"/>
-              </w:rPr>
-              <w:t>（</w:t>
-            </w:r>
-            <w:r>
-              <w:rPr>
-                <w:rFonts w:hint="eastAsia"/>
-                <w:sz w:val="13"/>
-                <w:szCs w:val="13"/>
-              </w:rPr>
-              <w:t>{$inc:{a:2}}</w:t>
-            </w:r>
-            <w:r>
-              <w:rPr>
-                <w:rFonts w:hint="eastAsia"/>
-                <w:sz w:val="13"/>
-                <w:szCs w:val="13"/>
-              </w:rPr>
-              <w:t>）</w:t>
-            </w:r>
-          </w:p>
-        </w:tc>
-        <w:tc>
-          <w:tcPr>
-            <w:tcW w:w="4303" w:type="dxa"/>
-          </w:tcPr>
-          <w:p>
-            <w:pPr>
-              <w:pStyle w:val="ListParagraph"/>
-              <w:numPr>
-                <w:ilvl w:val="0"/>
-                <w:numId w:val="3"/>
-              </w:numPr>
-              <w:ind w:firstLineChars="0"/>
-              <w:jc w:val="left"/>
-              <w:rPr>
-                <w:sz w:val="13"/>
-                <w:szCs w:val="13"/>
-              </w:rPr>
-            </w:pPr>
-            <w:r>
-              <w:rPr>
-                <w:rFonts w:hint="eastAsia"/>
-                <w:sz w:val="13"/>
-                <w:szCs w:val="13"/>
-              </w:rPr>
-              <w:t>结果转换为正数</w:t>
-            </w:r>
-          </w:p>
-          <w:p>
-            <w:pPr>
-              <w:pStyle w:val="ListParagraph"/>
-              <w:numPr>
-                <w:ilvl w:val="0"/>
-                <w:numId w:val="3"/>
-              </w:numPr>
-              <w:ind w:firstLineChars="0"/>
-              <w:jc w:val="left"/>
-              <w:rPr>
-                <w:sz w:val="13"/>
-                <w:szCs w:val="13"/>
-              </w:rPr>
-            </w:pPr>
-            <w:r>
-              <w:rPr>
-                <w:rFonts w:hint="eastAsia"/>
-                <w:sz w:val="13"/>
-                <w:szCs w:val="13"/>
-              </w:rPr>
-              <w:t>提升为</w:t>
-            </w:r>
-            <w:r>
-              <w:rPr>
-                <w:rFonts w:hint="eastAsia"/>
-                <w:sz w:val="13"/>
-                <w:szCs w:val="13"/>
-              </w:rPr>
-              <w:t>decimal</w:t>
-            </w:r>
-          </w:p>
-          <w:p>
-            <w:pPr>
-              <w:ind w:left="0"/>
-              <w:jc w:val="left"/>
-              <w:rPr>
-                <w:sz w:val="13"/>
-                <w:szCs w:val="13"/>
-              </w:rPr>
-            </w:pPr>
-          </w:p>
-        </w:tc>
-      </w:tr>
-      <w:tr>
-        <w:tc>
-          <w:tcPr>
-            <w:tcW w:w="813" w:type="dxa"/>
-          </w:tcPr>
-          <w:p>
-            <w:pPr>
-              <w:ind w:left="0"/>
-              <w:jc w:val="left"/>
-              <w:rPr>
-                <w:sz w:val="13"/>
-                <w:szCs w:val="13"/>
-              </w:rPr>
-            </w:pPr>
-            <w:r>
-              <w:rPr>
-                <w:rFonts w:hint="eastAsia"/>
-                <w:sz w:val="13"/>
-                <w:szCs w:val="13"/>
-              </w:rPr>
-              <w:t>002</w:t>
-            </w:r>
-          </w:p>
-        </w:tc>
-        <w:tc>
-          <w:tcPr>
-            <w:tcW w:w="1455" w:type="dxa"/>
-          </w:tcPr>
-          <w:p>
-            <w:pPr>
-              <w:ind w:left="0"/>
-              <w:jc w:val="left"/>
-              <w:rPr>
-                <w:sz w:val="13"/>
-                <w:szCs w:val="13"/>
-              </w:rPr>
-            </w:pPr>
-            <w:r>
-              <w:rPr>
-                <w:rFonts w:hint="eastAsia"/>
-                <w:sz w:val="13"/>
-                <w:szCs w:val="13"/>
-              </w:rPr>
-              <w:t>减法用例</w:t>
-            </w:r>
-          </w:p>
-        </w:tc>
-        <w:tc>
-          <w:tcPr>
-            <w:tcW w:w="1701" w:type="dxa"/>
-          </w:tcPr>
-          <w:p>
-            <w:pPr>
-              <w:ind w:left="0"/>
-              <w:jc w:val="left"/>
-              <w:rPr>
-                <w:sz w:val="13"/>
-                <w:szCs w:val="13"/>
-              </w:rPr>
-            </w:pPr>
-            <w:r>
-              <w:rPr>
-                <w:sz w:val="13"/>
-                <w:szCs w:val="13"/>
-              </w:rPr>
-              <w:t>db.cs.cl.</w:t>
-            </w:r>
-            <w:r>
-              <w:rPr>
-                <w:rFonts w:hint="eastAsia"/>
-                <w:sz w:val="13"/>
-                <w:szCs w:val="13"/>
-              </w:rPr>
-              <w:t>insert({a:</w:t>
-            </w:r>
-            <w:r>
-              <w:rPr>
-                <w:sz w:val="13"/>
-                <w:szCs w:val="13"/>
-              </w:rPr>
-              <w:t xml:space="preserve"> 0x</w:t>
-            </w:r>
-            <w:r>
-              <w:rPr>
-                <w:rFonts w:hint="eastAsia"/>
-                <w:sz w:val="13"/>
-                <w:szCs w:val="13"/>
-              </w:rPr>
-              <w:t>8000000000000000})</w:t>
-            </w:r>
-          </w:p>
-          <w:p>
-            <w:pPr>
-              <w:ind w:left="0"/>
-              <w:jc w:val="left"/>
-              <w:rPr>
-                <w:sz w:val="13"/>
-                <w:szCs w:val="13"/>
-              </w:rPr>
-            </w:pPr>
-            <w:r>
-              <w:rPr>
-                <w:rFonts w:hint="eastAsia"/>
-                <w:sz w:val="13"/>
-                <w:szCs w:val="13"/>
-              </w:rPr>
-              <w:t>db.cs.cl.update</w:t>
-            </w:r>
-            <w:r>
-              <w:rPr>
-                <w:rFonts w:hint="eastAsia"/>
-                <w:sz w:val="13"/>
-                <w:szCs w:val="13"/>
-              </w:rPr>
-              <w:t>（</w:t>
-            </w:r>
-            <w:r>
-              <w:rPr>
-                <w:rFonts w:hint="eastAsia"/>
-                <w:sz w:val="13"/>
-                <w:szCs w:val="13"/>
-              </w:rPr>
-              <w:t>{$inc:{a:-2}}</w:t>
-            </w:r>
-            <w:r>
-              <w:rPr>
-                <w:rFonts w:hint="eastAsia"/>
-                <w:sz w:val="13"/>
-                <w:szCs w:val="13"/>
-              </w:rPr>
-              <w:t>）</w:t>
-            </w:r>
-          </w:p>
-        </w:tc>
-        <w:tc>
-          <w:tcPr>
-            <w:tcW w:w="4303" w:type="dxa"/>
-          </w:tcPr>
-          <w:p>
-            <w:pPr>
-              <w:ind w:left="0"/>
-              <w:jc w:val="left"/>
-              <w:rPr>
-                <w:sz w:val="13"/>
-                <w:szCs w:val="13"/>
-              </w:rPr>
-            </w:pPr>
-            <w:r>
-              <w:rPr>
-                <w:rFonts w:hint="eastAsia"/>
-                <w:sz w:val="13"/>
-                <w:szCs w:val="13"/>
-              </w:rPr>
-              <w:t>结果转换为负数</w:t>
-            </w:r>
-          </w:p>
-          <w:p>
-            <w:pPr>
-              <w:ind w:left="0"/>
-              <w:jc w:val="left"/>
-              <w:rPr>
-                <w:sz w:val="13"/>
-                <w:szCs w:val="13"/>
-              </w:rPr>
-            </w:pPr>
-            <w:r>
-              <w:rPr>
-                <w:rFonts w:hint="eastAsia"/>
-                <w:sz w:val="13"/>
-                <w:szCs w:val="13"/>
-              </w:rPr>
-              <w:t>提升为</w:t>
-            </w:r>
-            <w:r>
-              <w:rPr>
-                <w:rFonts w:hint="eastAsia"/>
-                <w:sz w:val="13"/>
-                <w:szCs w:val="13"/>
-              </w:rPr>
-              <w:t>decimal</w:t>
-            </w:r>
-          </w:p>
-          <w:p>
-            <w:pPr>
-              <w:ind w:left="0"/>
-              <w:jc w:val="left"/>
-              <w:rPr>
-                <w:sz w:val="13"/>
-                <w:szCs w:val="13"/>
-              </w:rPr>
-            </w:pPr>
-          </w:p>
-        </w:tc>
-      </w:tr>
-      <w:tr>
-        <w:tc>
-          <w:tcPr>
-            <w:tcW w:w="813" w:type="dxa"/>
-          </w:tcPr>
-          <w:p>
-            <w:pPr>
-              <w:ind w:left="0"/>
-              <w:jc w:val="left"/>
-              <w:rPr>
-                <w:sz w:val="13"/>
-                <w:szCs w:val="13"/>
-              </w:rPr>
-            </w:pPr>
-            <w:r>
-              <w:rPr>
-                <w:rFonts w:hint="eastAsia"/>
-                <w:sz w:val="13"/>
-                <w:szCs w:val="13"/>
-              </w:rPr>
-              <w:t>003</w:t>
-            </w:r>
-          </w:p>
-        </w:tc>
-        <w:tc>
-          <w:tcPr>
-            <w:tcW w:w="1455" w:type="dxa"/>
-          </w:tcPr>
-          <w:p>
-            <w:pPr>
-              <w:ind w:left="0"/>
-              <w:jc w:val="left"/>
-              <w:rPr>
-                <w:sz w:val="13"/>
-                <w:szCs w:val="13"/>
-              </w:rPr>
-            </w:pPr>
-            <w:r>
-              <w:rPr>
-                <w:rFonts w:hint="eastAsia"/>
-                <w:sz w:val="13"/>
-                <w:szCs w:val="13"/>
-              </w:rPr>
-              <w:t>乘法用例</w:t>
-            </w:r>
-          </w:p>
-        </w:tc>
-        <w:tc>
-          <w:tcPr>
-            <w:tcW w:w="1701" w:type="dxa"/>
-          </w:tcPr>
-          <w:p>
-            <w:pPr>
-              <w:ind w:left="0"/>
-              <w:jc w:val="left"/>
-              <w:rPr>
-                <w:sz w:val="13"/>
-                <w:szCs w:val="13"/>
-              </w:rPr>
-            </w:pPr>
-            <w:r>
-              <w:rPr>
-                <w:rFonts w:hint="eastAsia"/>
-                <w:sz w:val="13"/>
-                <w:szCs w:val="13"/>
-              </w:rPr>
-              <w:t>db.cs.cl.find</w:t>
-            </w:r>
-            <w:r>
-              <w:rPr>
-                <w:rFonts w:hint="eastAsia"/>
-                <w:sz w:val="13"/>
-                <w:szCs w:val="13"/>
-              </w:rPr>
-              <w:t>（</w:t>
-            </w:r>
-            <w:r>
-              <w:rPr>
-                <w:rFonts w:hint="eastAsia"/>
-                <w:sz w:val="13"/>
-                <w:szCs w:val="13"/>
-              </w:rPr>
-              <w:t>{},{a:{</w:t>
-            </w:r>
-            <w:r>
-              <w:rPr>
-                <w:rFonts w:hint="eastAsia"/>
-                <w:sz w:val="13"/>
-                <w:szCs w:val="13"/>
-              </w:rPr>
-              <w:t>$multiply</w:t>
-            </w:r>
-            <w:r>
-              <w:rPr>
-                <w:rFonts w:hint="eastAsia"/>
-                <w:sz w:val="13"/>
-                <w:szCs w:val="13"/>
-              </w:rPr>
-              <w:t xml:space="preserve"> :10}}</w:t>
-            </w:r>
-            <w:r>
-              <w:rPr>
-                <w:rFonts w:hint="eastAsia"/>
-                <w:sz w:val="13"/>
-                <w:szCs w:val="13"/>
-              </w:rPr>
-              <w:t>）</w:t>
-            </w:r>
-          </w:p>
-        </w:tc>
-        <w:tc>
-          <w:tcPr>
-            <w:tcW w:w="4303" w:type="dxa"/>
-          </w:tcPr>
-          <w:p>
-            <w:pPr>
-              <w:ind w:left="0"/>
-              <w:jc w:val="left"/>
-              <w:rPr>
-                <w:sz w:val="13"/>
-                <w:szCs w:val="13"/>
-              </w:rPr>
-            </w:pPr>
-            <w:r>
-              <w:rPr>
-                <w:rFonts w:hint="eastAsia"/>
-                <w:sz w:val="13"/>
-                <w:szCs w:val="13"/>
-              </w:rPr>
-              <w:t>结果转换为正数</w:t>
-            </w:r>
-          </w:p>
-          <w:p>
-            <w:pPr>
-              <w:ind w:left="0"/>
-              <w:jc w:val="left"/>
-              <w:rPr>
-                <w:sz w:val="13"/>
-                <w:szCs w:val="13"/>
-              </w:rPr>
-            </w:pPr>
-            <w:r>
-              <w:rPr>
-                <w:rFonts w:hint="eastAsia"/>
-                <w:sz w:val="13"/>
-                <w:szCs w:val="13"/>
-              </w:rPr>
-              <w:t>提升为</w:t>
-            </w:r>
-            <w:r>
-              <w:rPr>
-                <w:rFonts w:hint="eastAsia"/>
-                <w:sz w:val="13"/>
-                <w:szCs w:val="13"/>
-              </w:rPr>
-              <w:t>decimal</w:t>
-            </w:r>
-          </w:p>
-        </w:tc>
-      </w:tr>
-      <w:tr>
-        <w:tc>
-          <w:tcPr>
-            <w:tcW w:w="813" w:type="dxa"/>
-          </w:tcPr>
-          <w:p>
-            <w:pPr>
-              <w:ind w:left="0"/>
-              <w:jc w:val="left"/>
-              <w:rPr>
-                <w:sz w:val="13"/>
-                <w:szCs w:val="13"/>
-              </w:rPr>
-            </w:pPr>
-          </w:p>
-        </w:tc>
-        <w:tc>
-          <w:tcPr>
-            <w:tcW w:w="1455" w:type="dxa"/>
-          </w:tcPr>
-          <w:p>
-            <w:pPr>
-              <w:ind w:left="0"/>
-              <w:jc w:val="left"/>
-              <w:rPr>
-                <w:sz w:val="13"/>
-                <w:szCs w:val="13"/>
-              </w:rPr>
-            </w:pPr>
-          </w:p>
-        </w:tc>
-        <w:tc>
-          <w:tcPr>
-            <w:tcW w:w="1701" w:type="dxa"/>
-          </w:tcPr>
-          <w:p>
-            <w:pPr>
-              <w:ind w:left="0"/>
-              <w:jc w:val="left"/>
-              <w:rPr>
-                <w:sz w:val="13"/>
-                <w:szCs w:val="13"/>
-              </w:rPr>
-            </w:pPr>
-          </w:p>
-        </w:tc>
-        <w:tc>
-          <w:tcPr>
-            <w:tcW w:w="4303" w:type="dxa"/>
-          </w:tcPr>
-          <w:p>
-            <w:pPr>
-              <w:pStyle w:val="ListParagraph"/>
-              <w:ind w:left="360" w:firstLineChars="0" w:firstLine="0"/>
-              <w:jc w:val="left"/>
-              <w:rPr>
-                <w:sz w:val="13"/>
-                <w:szCs w:val="13"/>
-              </w:rPr>
-            </w:pPr>
+              <w:t>第一条记录正确</w:t>
+            </w:r>
           </w:p>
         </w:tc>
       </w:tr>
@@ -8868,7 +8477,6 @@
         <w:rPr>
           <w:rFonts w:hint="eastAsia"/>
         </w:rPr>
-        <w:lastRenderedPageBreak/>
         <w:t>进度评估跟踪</w:t>
       </w:r>
     </w:p>
@@ -9198,6 +8806,7 @@
                 <w:sz w:val="18"/>
                 <w:szCs w:val="18"/>
               </w:rPr>
+              <w:lastRenderedPageBreak/>
               <w:t>时间（</w:t>
             </w:r>
             <w:r>
@@ -9288,7 +8897,7 @@
                 <w:sz w:val="18"/>
                 <w:szCs w:val="18"/>
               </w:rPr>
-              <w:t>2</w:t>
+              <w:t>1</w:t>
             </w:r>
           </w:p>
         </w:tc>
@@ -9364,7 +8973,6 @@
             <w:pPr>
               <w:ind w:left="0"/>
               <w:rPr>
-                <w:rFonts w:hint="eastAsia"/>
                 <w:sz w:val="18"/>
                 <w:szCs w:val="18"/>
               </w:rPr>
@@ -9388,7 +8996,6 @@
             <w:pPr>
               <w:ind w:left="0"/>
               <w:rPr>
-                <w:rFonts w:hint="eastAsia"/>
                 <w:sz w:val="18"/>
                 <w:szCs w:val="18"/>
               </w:rPr>
@@ -9444,7 +9051,6 @@
             <w:pPr>
               <w:ind w:left="0"/>
               <w:rPr>
-                <w:rFonts w:hint="eastAsia"/>
                 <w:sz w:val="18"/>
                 <w:szCs w:val="18"/>
               </w:rPr>
@@ -9469,7 +9075,6 @@
             <w:pPr>
               <w:ind w:left="0"/>
               <w:rPr>
-                <w:rFonts w:hint="eastAsia"/>
                 <w:sz w:val="18"/>
                 <w:szCs w:val="18"/>
               </w:rPr>
@@ -9523,7 +9128,6 @@
             <w:pPr>
               <w:ind w:left="0"/>
               <w:rPr>
-                <w:rFonts w:hint="eastAsia"/>
                 <w:sz w:val="18"/>
                 <w:szCs w:val="18"/>
               </w:rPr>
@@ -9595,7 +9199,6 @@
             <w:pPr>
               <w:ind w:left="0"/>
               <w:rPr>
-                <w:rFonts w:hint="eastAsia"/>
                 <w:sz w:val="18"/>
                 <w:szCs w:val="18"/>
               </w:rPr>
@@ -9655,6 +9258,14 @@
               </w:rPr>
               <w:t>匹配符、更新符）</w:t>
             </w:r>
+            <w:r>
+              <w:rPr>
+                <w:rFonts w:hint="eastAsia"/>
+                <w:sz w:val="18"/>
+                <w:szCs w:val="18"/>
+              </w:rPr>
+              <w:t>＋方案评审</w:t>
+            </w:r>
           </w:p>
         </w:tc>
         <w:tc>
@@ -9666,7 +9277,6 @@
             <w:pPr>
               <w:ind w:left="0"/>
               <w:rPr>
-                <w:rFonts w:hint="eastAsia"/>
                 <w:sz w:val="18"/>
                 <w:szCs w:val="18"/>
               </w:rPr>
@@ -9701,7 +9311,7 @@
                 <w:sz w:val="18"/>
                 <w:szCs w:val="18"/>
               </w:rPr>
-              <w:t>5</w:t>
+              <w:t>6</w:t>
             </w:r>
           </w:p>
         </w:tc>
@@ -9714,7 +9324,6 @@
             <w:pPr>
               <w:ind w:left="0"/>
               <w:rPr>
-                <w:rFonts w:hint="eastAsia"/>
                 <w:sz w:val="18"/>
                 <w:szCs w:val="18"/>
               </w:rPr>
@@ -9732,7 +9341,6 @@
             <w:pPr>
               <w:ind w:left="0"/>
               <w:rPr>
-                <w:rFonts w:hint="eastAsia"/>
                 <w:sz w:val="18"/>
                 <w:szCs w:val="18"/>
               </w:rPr>
@@ -9788,7 +9396,6 @@
             <w:pPr>
               <w:ind w:left="0"/>
               <w:rPr>
-                <w:rFonts w:hint="eastAsia"/>
                 <w:sz w:val="18"/>
                 <w:szCs w:val="18"/>
               </w:rPr>
@@ -9946,7 +9553,6 @@
             <w:pPr>
               <w:ind w:left="0"/>
               <w:rPr>
-                <w:rFonts w:hint="eastAsia"/>
                 <w:sz w:val="18"/>
                 <w:szCs w:val="18"/>
               </w:rPr>
@@ -9985,7 +9591,6 @@
             <w:pPr>
               <w:ind w:left="0"/>
               <w:rPr>
-                <w:rFonts w:hint="eastAsia"/>
                 <w:sz w:val="18"/>
                 <w:szCs w:val="18"/>
               </w:rPr>
@@ -10095,7 +9700,6 @@
             <w:pPr>
               <w:ind w:left="0"/>
               <w:rPr>
-                <w:rFonts w:hint="eastAsia"/>
                 <w:sz w:val="18"/>
                 <w:szCs w:val="18"/>
               </w:rPr>
@@ -10127,7 +9731,6 @@
             <w:pPr>
               <w:ind w:left="0"/>
               <w:rPr>
-                <w:rFonts w:hint="eastAsia"/>
                 <w:sz w:val="18"/>
                 <w:szCs w:val="18"/>
               </w:rPr>
@@ -10144,7 +9747,6 @@
             <w:pPr>
               <w:ind w:left="0"/>
               <w:rPr>
-                <w:rFonts w:hint="eastAsia"/>
                 <w:sz w:val="18"/>
                 <w:szCs w:val="18"/>
               </w:rPr>
@@ -10168,7 +9770,6 @@
             <w:pPr>
               <w:ind w:left="0"/>
               <w:rPr>
-                <w:rFonts w:hint="eastAsia"/>
                 <w:sz w:val="18"/>
                 <w:szCs w:val="18"/>
               </w:rPr>
@@ -10192,7 +9793,6 @@
             <w:pPr>
               <w:ind w:left="0"/>
               <w:rPr>
-                <w:rFonts w:hint="eastAsia"/>
                 <w:sz w:val="18"/>
                 <w:szCs w:val="18"/>
               </w:rPr>
@@ -10650,6 +10250,95 @@
     </w:lvl>
   </w:abstractNum>
   <w:abstractNum w:abstractNumId="4">
+    <w:nsid w:val="1D381273"/>
+    <w:multiLevelType w:val="hybridMultilevel"/>
+    <w:tmpl w:val="9F561940"/>
+    <w:lvl w:ilvl="0" w:tplc="1CF2D0FE">
+      <w:start w:val="1"/>
+      <w:numFmt w:val="decimal"/>
+      <w:lvlText w:val="%1."/>
+      <w:lvlJc w:val="left"/>
+      <w:pPr>
+        <w:ind w:left="717" w:hanging="360"/>
+      </w:pPr>
+      <w:rPr>
+        <w:rFonts w:asciiTheme="minorHAnsi" w:eastAsiaTheme="minorEastAsia" w:hAnsiTheme="minorHAnsi" w:cstheme="minorBidi"/>
+      </w:rPr>
+    </w:lvl>
+    <w:lvl w:ilvl="1" w:tplc="04090019" w:tentative="1">
+      <w:start w:val="1"/>
+      <w:numFmt w:val="lowerLetter"/>
+      <w:lvlText w:val="%2)"/>
+      <w:lvlJc w:val="left"/>
+      <w:pPr>
+        <w:ind w:left="1197" w:hanging="420"/>
+      </w:pPr>
+    </w:lvl>
+    <w:lvl w:ilvl="2" w:tplc="0409001B" w:tentative="1">
+      <w:start w:val="1"/>
+      <w:numFmt w:val="lowerRoman"/>
+      <w:lvlText w:val="%3."/>
+      <w:lvlJc w:val="right"/>
+      <w:pPr>
+        <w:ind w:left="1617" w:hanging="420"/>
+      </w:pPr>
+    </w:lvl>
+    <w:lvl w:ilvl="3" w:tplc="0409000F" w:tentative="1">
+      <w:start w:val="1"/>
+      <w:numFmt w:val="decimal"/>
+      <w:lvlText w:val="%4."/>
+      <w:lvlJc w:val="left"/>
+      <w:pPr>
+        <w:ind w:left="2037" w:hanging="420"/>
+      </w:pPr>
+    </w:lvl>
+    <w:lvl w:ilvl="4" w:tplc="04090019" w:tentative="1">
+      <w:start w:val="1"/>
+      <w:numFmt w:val="lowerLetter"/>
+      <w:lvlText w:val="%5)"/>
+      <w:lvlJc w:val="left"/>
+      <w:pPr>
+        <w:ind w:left="2457" w:hanging="420"/>
+      </w:pPr>
+    </w:lvl>
+    <w:lvl w:ilvl="5" w:tplc="0409001B" w:tentative="1">
+      <w:start w:val="1"/>
+      <w:numFmt w:val="lowerRoman"/>
+      <w:lvlText w:val="%6."/>
+      <w:lvlJc w:val="right"/>
+      <w:pPr>
+        <w:ind w:left="2877" w:hanging="420"/>
+      </w:pPr>
+    </w:lvl>
+    <w:lvl w:ilvl="6" w:tplc="0409000F" w:tentative="1">
+      <w:start w:val="1"/>
+      <w:numFmt w:val="decimal"/>
+      <w:lvlText w:val="%7."/>
+      <w:lvlJc w:val="left"/>
+      <w:pPr>
+        <w:ind w:left="3297" w:hanging="420"/>
+      </w:pPr>
+    </w:lvl>
+    <w:lvl w:ilvl="7" w:tplc="04090019" w:tentative="1">
+      <w:start w:val="1"/>
+      <w:numFmt w:val="lowerLetter"/>
+      <w:lvlText w:val="%8)"/>
+      <w:lvlJc w:val="left"/>
+      <w:pPr>
+        <w:ind w:left="3717" w:hanging="420"/>
+      </w:pPr>
+    </w:lvl>
+    <w:lvl w:ilvl="8" w:tplc="0409001B" w:tentative="1">
+      <w:start w:val="1"/>
+      <w:numFmt w:val="lowerRoman"/>
+      <w:lvlText w:val="%9."/>
+      <w:lvlJc w:val="right"/>
+      <w:pPr>
+        <w:ind w:left="4137" w:hanging="420"/>
+      </w:pPr>
+    </w:lvl>
+  </w:abstractNum>
+  <w:abstractNum w:abstractNumId="5">
     <w:nsid w:val="22501AA3"/>
     <w:multiLevelType w:val="hybridMultilevel"/>
     <w:tmpl w:val="1B2A9E7A"/>
@@ -10736,7 +10425,7 @@
       </w:pPr>
     </w:lvl>
   </w:abstractNum>
-  <w:abstractNum w:abstractNumId="5">
+  <w:abstractNum w:abstractNumId="6">
     <w:nsid w:val="34196248"/>
     <w:multiLevelType w:val="hybridMultilevel"/>
     <w:tmpl w:val="A9BAC8F4"/>
@@ -10825,7 +10514,7 @@
       </w:pPr>
     </w:lvl>
   </w:abstractNum>
-  <w:abstractNum w:abstractNumId="6">
+  <w:abstractNum w:abstractNumId="7">
     <w:nsid w:val="3C181FF9"/>
     <w:multiLevelType w:val="hybridMultilevel"/>
     <w:tmpl w:val="4D48208E"/>
@@ -10914,7 +10603,7 @@
       </w:pPr>
     </w:lvl>
   </w:abstractNum>
-  <w:abstractNum w:abstractNumId="7">
+  <w:abstractNum w:abstractNumId="8">
     <w:nsid w:val="41EB1FB8"/>
     <w:multiLevelType w:val="hybridMultilevel"/>
     <w:tmpl w:val="3CF011A0"/>
@@ -11003,7 +10692,7 @@
       </w:pPr>
     </w:lvl>
   </w:abstractNum>
-  <w:abstractNum w:abstractNumId="8">
+  <w:abstractNum w:abstractNumId="9">
     <w:nsid w:val="465D19F0"/>
     <w:multiLevelType w:val="hybridMultilevel"/>
     <w:tmpl w:val="0A54BBC8"/>
@@ -11092,7 +10781,7 @@
       </w:pPr>
     </w:lvl>
   </w:abstractNum>
-  <w:abstractNum w:abstractNumId="9">
+  <w:abstractNum w:abstractNumId="10">
     <w:nsid w:val="589E00D2"/>
     <w:multiLevelType w:val="multilevel"/>
     <w:tmpl w:val="E6AE5FCA"/>
@@ -11211,7 +10900,7 @@
       </w:rPr>
     </w:lvl>
   </w:abstractNum>
-  <w:abstractNum w:abstractNumId="10">
+  <w:abstractNum w:abstractNumId="11">
     <w:nsid w:val="5EA40A26"/>
     <w:multiLevelType w:val="hybridMultilevel"/>
     <w:tmpl w:val="D8CC8E34"/>
@@ -11300,7 +10989,7 @@
       </w:pPr>
     </w:lvl>
   </w:abstractNum>
-  <w:abstractNum w:abstractNumId="11">
+  <w:abstractNum w:abstractNumId="12">
     <w:nsid w:val="666A4F87"/>
     <w:multiLevelType w:val="hybridMultilevel"/>
     <w:tmpl w:val="908A6A36"/>
@@ -11389,7 +11078,7 @@
       </w:pPr>
     </w:lvl>
   </w:abstractNum>
-  <w:abstractNum w:abstractNumId="12">
+  <w:abstractNum w:abstractNumId="13">
     <w:nsid w:val="7A073746"/>
     <w:multiLevelType w:val="hybridMultilevel"/>
     <w:tmpl w:val="62E66864"/>
@@ -11478,7 +11167,7 @@
       </w:pPr>
     </w:lvl>
   </w:abstractNum>
-  <w:abstractNum w:abstractNumId="13">
+  <w:abstractNum w:abstractNumId="14">
     <w:nsid w:val="7EE57858"/>
     <w:multiLevelType w:val="hybridMultilevel"/>
     <w:tmpl w:val="996EAF80"/>
@@ -11568,55 +11257,58 @@
     </w:lvl>
   </w:abstractNum>
   <w:num w:numId="1">
-    <w:abstractNumId w:val="4"/>
+    <w:abstractNumId w:val="5"/>
   </w:num>
   <w:num w:numId="2">
-    <w:abstractNumId w:val="9"/>
+    <w:abstractNumId w:val="10"/>
   </w:num>
   <w:num w:numId="3">
-    <w:abstractNumId w:val="7"/>
+    <w:abstractNumId w:val="8"/>
   </w:num>
   <w:num w:numId="4">
     <w:abstractNumId w:val="1"/>
   </w:num>
   <w:num w:numId="5">
-    <w:abstractNumId w:val="12"/>
+    <w:abstractNumId w:val="13"/>
   </w:num>
   <w:num w:numId="6">
-    <w:abstractNumId w:val="8"/>
+    <w:abstractNumId w:val="9"/>
   </w:num>
   <w:num w:numId="7">
     <w:abstractNumId w:val="2"/>
   </w:num>
   <w:num w:numId="8">
-    <w:abstractNumId w:val="10"/>
+    <w:abstractNumId w:val="11"/>
   </w:num>
   <w:num w:numId="9">
-    <w:abstractNumId w:val="11"/>
+    <w:abstractNumId w:val="12"/>
   </w:num>
   <w:num w:numId="10">
-    <w:abstractNumId w:val="6"/>
+    <w:abstractNumId w:val="7"/>
   </w:num>
   <w:num w:numId="11">
-    <w:abstractNumId w:val="4"/>
+    <w:abstractNumId w:val="5"/>
     <w:lvlOverride w:ilvl="0">
       <w:startOverride w:val="1"/>
     </w:lvlOverride>
   </w:num>
   <w:num w:numId="12">
-    <w:abstractNumId w:val="4"/>
+    <w:abstractNumId w:val="5"/>
   </w:num>
   <w:num w:numId="13">
-    <w:abstractNumId w:val="5"/>
+    <w:abstractNumId w:val="6"/>
   </w:num>
   <w:num w:numId="14">
-    <w:abstractNumId w:val="13"/>
+    <w:abstractNumId w:val="14"/>
   </w:num>
   <w:num w:numId="15">
     <w:abstractNumId w:val="3"/>
   </w:num>
   <w:num w:numId="16">
     <w:abstractNumId w:val="0"/>
+  </w:num>
+  <w:num w:numId="17">
+    <w:abstractNumId w:val="4"/>
   </w:num>
   <w:numIdMacAtCleanup w:val="9"/>
 </w:numbering>

--- a/internal_doc/03.开发设计/数值运算溢出时类型提升/story-数值溢出处理优化方案.docx
+++ b/internal_doc/03.开发设计/数值运算溢出时类型提升/story-数值溢出处理优化方案.docx
@@ -958,6 +958,12 @@
         <w:rPr>
           <w:rFonts w:hint="eastAsia"/>
         </w:rPr>
+        <w:t>相关</w:t>
+      </w:r>
+      <w:r>
+        <w:rPr>
+          <w:rFonts w:hint="eastAsia"/>
+        </w:rPr>
         <w:t>驱动；</w:t>
       </w:r>
     </w:p>
@@ -1254,50 +1260,7 @@
         <w:rPr>
           <w:rFonts w:hint="eastAsia"/>
         </w:rPr>
-        <w:t>OVERFLOW</w:t>
-      </w:r>
-    </w:p>
-    <w:p/>
-    <w:p>
-      <w:pPr>
-        <w:rPr>
-          <w:color w:val="FF0000"/>
-        </w:rPr>
-      </w:pPr>
-      <w:r>
-        <w:rPr>
-          <w:rFonts w:hint="eastAsia"/>
-          <w:color w:val="FF0000"/>
-        </w:rPr>
-        <w:t>注：</w:t>
-      </w:r>
-      <w:r>
-        <w:rPr>
-          <w:rFonts w:hint="eastAsia"/>
-          <w:color w:val="FF0000"/>
-        </w:rPr>
-        <w:t>3</w:t>
-      </w:r>
-      <w:r>
-        <w:rPr>
-          <w:rFonts w:hint="eastAsia"/>
-          <w:color w:val="FF0000"/>
-        </w:rPr>
-        <w:t>、</w:t>
-      </w:r>
-      <w:r>
-        <w:rPr>
-          <w:rFonts w:hint="eastAsia"/>
-          <w:color w:val="FF0000"/>
-        </w:rPr>
-        <w:t>5</w:t>
-      </w:r>
-      <w:r>
-        <w:rPr>
-          <w:rFonts w:hint="eastAsia"/>
-          <w:color w:val="FF0000"/>
-        </w:rPr>
-        <w:t>不考虑配置问题，直接使用非严格数据类型</w:t>
+        <w:t>DATATYPE_CHANGED</w:t>
       </w:r>
     </w:p>
     <w:p>
@@ -1677,34 +1640,34 @@
               <w:ind w:firstLineChars="150" w:firstLine="225"/>
             </w:pPr>
             <w:r>
+              <w:t xml:space="preserve">         UINT32            _internalV ;</w:t>
+            </w:r>
+          </w:p>
+          <w:p>
+            <w:pPr>
+              <w:pStyle w:val="mycodestyle"/>
+              <w:ind w:firstLineChars="150" w:firstLine="225"/>
+            </w:pPr>
+            <w:r>
+              <w:t xml:space="preserve">         UINT32            _maxID ;</w:t>
+            </w:r>
+          </w:p>
+          <w:p>
+            <w:pPr>
+              <w:pStyle w:val="mycodestyle"/>
+              <w:ind w:firstLineChars="150" w:firstLine="225"/>
+            </w:pPr>
+            <w:r>
+              <w:t xml:space="preserve">         /// sharding key site id, 0: invalid</w:t>
+            </w:r>
+          </w:p>
+          <w:p>
+            <w:pPr>
+              <w:pStyle w:val="mycodestyle"/>
+              <w:ind w:firstLineChars="150" w:firstLine="225"/>
+            </w:pPr>
+            <w:r>
               <w:lastRenderedPageBreak/>
-              <w:t xml:space="preserve">         UINT32            _internalV ;</w:t>
-            </w:r>
-          </w:p>
-          <w:p>
-            <w:pPr>
-              <w:pStyle w:val="mycodestyle"/>
-              <w:ind w:firstLineChars="150" w:firstLine="225"/>
-            </w:pPr>
-            <w:r>
-              <w:t xml:space="preserve">         UINT32            _maxID ;</w:t>
-            </w:r>
-          </w:p>
-          <w:p>
-            <w:pPr>
-              <w:pStyle w:val="mycodestyle"/>
-              <w:ind w:firstLineChars="150" w:firstLine="225"/>
-            </w:pPr>
-            <w:r>
-              <w:t xml:space="preserve">         /// sharding key site id, 0: invalid</w:t>
-            </w:r>
-          </w:p>
-          <w:p>
-            <w:pPr>
-              <w:pStyle w:val="mycodestyle"/>
-              <w:ind w:firstLineChars="150" w:firstLine="225"/>
-            </w:pPr>
-            <w:r>
               <w:t xml:space="preserve">         UINT32            _skSiteID ;</w:t>
             </w:r>
           </w:p>
@@ -2419,34 +2382,34 @@
               <w:ind w:firstLineChars="150" w:firstLine="225"/>
             </w:pPr>
             <w:r>
+              <w:t xml:space="preserve">      UINT16         _blockID ;</w:t>
+            </w:r>
+          </w:p>
+          <w:p>
+            <w:pPr>
+              <w:pStyle w:val="mycodestyle"/>
+              <w:ind w:firstLineChars="150" w:firstLine="225"/>
+            </w:pPr>
+            <w:r>
+              <w:t xml:space="preserve">      dmsExtentID    _firstExtentID ;</w:t>
+            </w:r>
+          </w:p>
+          <w:p>
+            <w:pPr>
+              <w:pStyle w:val="mycodestyle"/>
+              <w:ind w:firstLineChars="150" w:firstLine="225"/>
+            </w:pPr>
+            <w:r>
+              <w:t xml:space="preserve">      dmsExtentID    _lastExtentID ;</w:t>
+            </w:r>
+          </w:p>
+          <w:p>
+            <w:pPr>
+              <w:pStyle w:val="mycodestyle"/>
+              <w:ind w:firstLineChars="150" w:firstLine="225"/>
+            </w:pPr>
+            <w:r>
               <w:lastRenderedPageBreak/>
-              <w:t xml:space="preserve">      UINT16         _blockID ;</w:t>
-            </w:r>
-          </w:p>
-          <w:p>
-            <w:pPr>
-              <w:pStyle w:val="mycodestyle"/>
-              <w:ind w:firstLineChars="150" w:firstLine="225"/>
-            </w:pPr>
-            <w:r>
-              <w:t xml:space="preserve">      dmsExtentID    _firstExtentID ;</w:t>
-            </w:r>
-          </w:p>
-          <w:p>
-            <w:pPr>
-              <w:pStyle w:val="mycodestyle"/>
-              <w:ind w:firstLineChars="150" w:firstLine="225"/>
-            </w:pPr>
-            <w:r>
-              <w:t xml:space="preserve">      dmsExtentID    _lastExtentID ;</w:t>
-            </w:r>
-          </w:p>
-          <w:p>
-            <w:pPr>
-              <w:pStyle w:val="mycodestyle"/>
-              <w:ind w:firstLineChars="150" w:firstLine="225"/>
-            </w:pPr>
-            <w:r>
               <w:t xml:space="preserve">      UINT32         _numIndexes ;</w:t>
             </w:r>
           </w:p>
@@ -6947,9 +6910,6 @@
         <w:pStyle w:val="ListParagraph"/>
         <w:ind w:left="717" w:firstLineChars="0" w:firstLine="0"/>
         <w:jc w:val="left"/>
-        <w:rPr>
-          <w:rFonts w:hint="eastAsia"/>
-        </w:rPr>
       </w:pPr>
       <w:r>
         <w:rPr>
@@ -6967,9 +6927,6 @@
         </w:numPr>
         <w:ind w:firstLineChars="0"/>
         <w:jc w:val="left"/>
-        <w:rPr>
-          <w:rFonts w:hint="eastAsia"/>
-        </w:rPr>
       </w:pPr>
       <w:r>
         <w:rPr>
@@ -7020,9 +6977,6 @@
         </w:numPr>
         <w:ind w:firstLineChars="0"/>
         <w:jc w:val="left"/>
-        <w:rPr>
-          <w:rFonts w:hint="eastAsia"/>
-        </w:rPr>
       </w:pPr>
       <w:r>
         <w:rPr>
@@ -7036,9 +6990,6 @@
         <w:pStyle w:val="ListParagraph"/>
         <w:ind w:left="717" w:firstLineChars="0" w:firstLine="0"/>
         <w:jc w:val="left"/>
-        <w:rPr>
-          <w:rFonts w:hint="eastAsia"/>
-        </w:rPr>
       </w:pPr>
       <w:r>
         <w:rPr>
@@ -7067,9 +7018,6 @@
         <w:pStyle w:val="ListParagraph"/>
         <w:ind w:left="717" w:firstLineChars="0" w:firstLine="0"/>
         <w:jc w:val="left"/>
-        <w:rPr>
-          <w:rFonts w:hint="eastAsia"/>
-        </w:rPr>
       </w:pPr>
       <w:r>
         <w:rPr>

--- a/internal_doc/03.开发设计/数值运算溢出时类型提升/story-数值溢出处理优化方案.docx
+++ b/internal_doc/03.开发设计/数值运算溢出时类型提升/story-数值溢出处理优化方案.docx
@@ -169,8 +169,61 @@
           </w:p>
         </w:tc>
       </w:tr>
+      <w:tr>
+        <w:tc>
+          <w:tcPr>
+            <w:tcW w:w="2728" w:type="dxa"/>
+          </w:tcPr>
+          <w:p>
+            <w:pPr>
+              <w:ind w:left="0"/>
+              <w:rPr>
+                <w:rFonts w:hint="eastAsia"/>
+              </w:rPr>
+            </w:pPr>
+            <w:r>
+              <w:rPr>
+                <w:rFonts w:hint="eastAsia"/>
+              </w:rPr>
+              <w:t>2017-08-28-</w:t>
+            </w:r>
+            <w:r>
+              <w:rPr>
+                <w:rFonts w:hint="eastAsia"/>
+              </w:rPr>
+              <w:t>黄安生</w:t>
+            </w:r>
+          </w:p>
+        </w:tc>
+        <w:tc>
+          <w:tcPr>
+            <w:tcW w:w="5437" w:type="dxa"/>
+          </w:tcPr>
+          <w:p>
+            <w:pPr>
+              <w:ind w:left="0"/>
+              <w:rPr>
+                <w:rFonts w:hint="eastAsia"/>
+              </w:rPr>
+            </w:pPr>
+            <w:r>
+              <w:rPr>
+                <w:rFonts w:hint="eastAsia"/>
+              </w:rPr>
+              <w:t>选择符流程的调整</w:t>
+            </w:r>
+          </w:p>
+        </w:tc>
+      </w:tr>
     </w:tbl>
-    <w:p/>
+    <w:p>
+      <w:r>
+        <w:rPr>
+          <w:rFonts w:hint="eastAsia"/>
+        </w:rPr>
+        <w:br/>
+      </w:r>
+    </w:p>
     <w:p>
       <w:pPr>
         <w:pStyle w:val="Heading2"/>
@@ -269,7 +322,13 @@
         <w:rPr>
           <w:rFonts w:hint="eastAsia"/>
         </w:rPr>
-        <w:t>IsStrick</w:t>
+        <w:t>Is</w:t>
+      </w:r>
+      <w:r>
+        <w:rPr>
+          <w:rFonts w:hint="eastAsia"/>
+        </w:rPr>
+        <w:t>Strict</w:t>
       </w:r>
       <w:r>
         <w:rPr>
@@ -713,6 +772,7 @@
               <w:rPr>
                 <w:rFonts w:hint="eastAsia"/>
               </w:rPr>
+              <w:lastRenderedPageBreak/>
               <w:t>Group</w:t>
             </w:r>
           </w:p>
@@ -781,7 +841,6 @@
               <w:rPr>
                 <w:rFonts w:hint="eastAsia"/>
               </w:rPr>
-              <w:lastRenderedPageBreak/>
               <w:t>EnsureShardingIndex</w:t>
             </w:r>
           </w:p>
@@ -839,7 +898,14 @@
                 <w:rFonts w:hint="eastAsia"/>
                 <w:color w:val="FF0000"/>
               </w:rPr>
-              <w:t>StrickData</w:t>
+              <w:t>Strict</w:t>
+            </w:r>
+            <w:r>
+              <w:rPr>
+                <w:rFonts w:hint="eastAsia"/>
+                <w:color w:val="FF0000"/>
+              </w:rPr>
+              <w:t>Data</w:t>
             </w:r>
             <w:r>
               <w:rPr>
@@ -1262,6 +1328,12 @@
         </w:rPr>
         <w:t>DATATYPE_CHANGED</w:t>
       </w:r>
+      <w:r>
+        <w:rPr>
+          <w:rFonts w:hint="eastAsia"/>
+        </w:rPr>
+        <w:t>：</w:t>
+      </w:r>
     </w:p>
     <w:p>
       <w:pPr>
@@ -1307,7 +1379,19 @@
         <w:rPr>
           <w:rFonts w:hint="eastAsia"/>
         </w:rPr>
-        <w:t>IsStrickDataType</w:t>
+        <w:t>Is</w:t>
+      </w:r>
+      <w:r>
+        <w:rPr>
+          <w:rFonts w:hint="eastAsia"/>
+        </w:rPr>
+        <w:t>Strict</w:t>
+      </w:r>
+      <w:r>
+        <w:rPr>
+          <w:rFonts w:hint="eastAsia"/>
+        </w:rPr>
+        <w:t>DataType</w:t>
       </w:r>
       <w:r>
         <w:rPr>
@@ -1494,7 +1578,14 @@
                 <w:rFonts w:hint="eastAsia"/>
                 <w:color w:val="FF0000"/>
               </w:rPr>
-              <w:t>STRICKDATATYPE</w:t>
+              <w:t>STRICT</w:t>
+            </w:r>
+            <w:r>
+              <w:rPr>
+                <w:rFonts w:hint="eastAsia"/>
+                <w:color w:val="FF0000"/>
+              </w:rPr>
+              <w:t>DATATYPE</w:t>
             </w:r>
             <w:r>
               <w:rPr>
@@ -1640,6 +1731,7 @@
               <w:ind w:firstLineChars="150" w:firstLine="225"/>
             </w:pPr>
             <w:r>
+              <w:lastRenderedPageBreak/>
               <w:t xml:space="preserve">         UINT32            _internalV ;</w:t>
             </w:r>
           </w:p>
@@ -1667,7 +1759,6 @@
               <w:ind w:firstLineChars="150" w:firstLine="225"/>
             </w:pPr>
             <w:r>
-              <w:lastRenderedPageBreak/>
               <w:t xml:space="preserve">         UINT32            _skSiteID ;</w:t>
             </w:r>
           </w:p>
@@ -1765,7 +1856,21 @@
                 <w:rFonts w:hint="eastAsia"/>
                 <w:color w:val="A6A6A6" w:themeColor="background1" w:themeShade="A6"/>
               </w:rPr>
-              <w:t>isStrickDataMode</w:t>
+              <w:t>is</w:t>
+            </w:r>
+            <w:r>
+              <w:rPr>
+                <w:rFonts w:hint="eastAsia"/>
+                <w:color w:val="A6A6A6" w:themeColor="background1" w:themeShade="A6"/>
+              </w:rPr>
+              <w:t>Strict</w:t>
+            </w:r>
+            <w:r>
+              <w:rPr>
+                <w:rFonts w:hint="eastAsia"/>
+                <w:color w:val="A6A6A6" w:themeColor="background1" w:themeShade="A6"/>
+              </w:rPr>
+              <w:t>DataMode</w:t>
             </w:r>
             <w:r>
               <w:rPr>
@@ -2116,7 +2221,19 @@
         <w:rPr>
           <w:rFonts w:hint="eastAsia"/>
         </w:rPr>
-        <w:t>IsStrickDataType</w:t>
+        <w:t>Is</w:t>
+      </w:r>
+      <w:r>
+        <w:rPr>
+          <w:rFonts w:hint="eastAsia"/>
+        </w:rPr>
+        <w:t>Strict</w:t>
+      </w:r>
+      <w:r>
+        <w:rPr>
+          <w:rFonts w:hint="eastAsia"/>
+        </w:rPr>
+        <w:t>DataType</w:t>
       </w:r>
       <w:r>
         <w:rPr>
@@ -2312,7 +2429,14 @@
                 <w:rFonts w:hint="eastAsia"/>
                 <w:color w:val="FF0000"/>
               </w:rPr>
-              <w:t>STRICKDATATYPE</w:t>
+              <w:t>STRICT</w:t>
+            </w:r>
+            <w:r>
+              <w:rPr>
+                <w:rFonts w:hint="eastAsia"/>
+                <w:color w:val="FF0000"/>
+              </w:rPr>
+              <w:t>DATATYPE</w:t>
             </w:r>
             <w:r>
               <w:rPr>
@@ -2382,6 +2506,7 @@
               <w:ind w:firstLineChars="150" w:firstLine="225"/>
             </w:pPr>
             <w:r>
+              <w:lastRenderedPageBreak/>
               <w:t xml:space="preserve">      UINT16         _blockID ;</w:t>
             </w:r>
           </w:p>
@@ -2409,7 +2534,6 @@
               <w:ind w:firstLineChars="150" w:firstLine="225"/>
             </w:pPr>
             <w:r>
-              <w:lastRenderedPageBreak/>
               <w:t xml:space="preserve">      UINT32         _numIndexes ;</w:t>
             </w:r>
           </w:p>
@@ -2513,7 +2637,21 @@
                 <w:rFonts w:hint="eastAsia"/>
                 <w:color w:val="A6A6A6" w:themeColor="background1" w:themeShade="A6"/>
               </w:rPr>
-              <w:t>isStrickDataMode</w:t>
+              <w:t>is</w:t>
+            </w:r>
+            <w:r>
+              <w:rPr>
+                <w:rFonts w:hint="eastAsia"/>
+                <w:color w:val="A6A6A6" w:themeColor="background1" w:themeShade="A6"/>
+              </w:rPr>
+              <w:t>Strict</w:t>
+            </w:r>
+            <w:r>
+              <w:rPr>
+                <w:rFonts w:hint="eastAsia"/>
+                <w:color w:val="A6A6A6" w:themeColor="background1" w:themeShade="A6"/>
+              </w:rPr>
+              <w:t>DataMode</w:t>
             </w:r>
             <w:r>
               <w:rPr>
@@ -3148,7 +3286,19 @@
               <w:rPr>
                 <w:color w:val="FF0000"/>
               </w:rPr>
-              <w:t xml:space="preserve"> #define CAT_MASK_STRICKDATA</w:t>
+              <w:t xml:space="preserve"> #define CAT_MASK_</w:t>
+            </w:r>
+            <w:r>
+              <w:rPr>
+                <w:color w:val="FF0000"/>
+              </w:rPr>
+              <w:t>STRICT</w:t>
+            </w:r>
+            <w:r>
+              <w:rPr>
+                <w:color w:val="FF0000"/>
+              </w:rPr>
+              <w:t>DATA</w:t>
             </w:r>
             <w:r>
               <w:rPr>
@@ -3321,7 +3471,21 @@
                 <w:rFonts w:hint="eastAsia"/>
                 <w:color w:val="FF0000"/>
               </w:rPr>
-              <w:t>isStrickDataMode</w:t>
+              <w:t>is</w:t>
+            </w:r>
+            <w:r>
+              <w:rPr>
+                <w:rFonts w:hint="eastAsia"/>
+                <w:color w:val="FF0000"/>
+              </w:rPr>
+              <w:t>Strict</w:t>
+            </w:r>
+            <w:r>
+              <w:rPr>
+                <w:rFonts w:hint="eastAsia"/>
+                <w:color w:val="FF0000"/>
+              </w:rPr>
+              <w:t>DataMode</w:t>
             </w:r>
             <w:r>
               <w:rPr>
@@ -3555,7 +3719,19 @@
         <w:rPr>
           <w:rFonts w:hint="eastAsia"/>
         </w:rPr>
-        <w:t>IsStrickDataMode</w:t>
+        <w:t>Is</w:t>
+      </w:r>
+      <w:r>
+        <w:rPr>
+          <w:rFonts w:hint="eastAsia"/>
+        </w:rPr>
+        <w:t>Strict</w:t>
+      </w:r>
+      <w:r>
+        <w:rPr>
+          <w:rFonts w:hint="eastAsia"/>
+        </w:rPr>
+        <w:t>DataMode</w:t>
       </w:r>
       <w:r>
         <w:rPr>
@@ -3583,7 +3759,19 @@
         <w:rPr>
           <w:rFonts w:hint="eastAsia"/>
         </w:rPr>
-        <w:t>IsStrickDataMode</w:t>
+        <w:t>Is</w:t>
+      </w:r>
+      <w:r>
+        <w:rPr>
+          <w:rFonts w:hint="eastAsia"/>
+        </w:rPr>
+        <w:t>Strict</w:t>
+      </w:r>
+      <w:r>
+        <w:rPr>
+          <w:rFonts w:hint="eastAsia"/>
+        </w:rPr>
+        <w:t>DataMode</w:t>
       </w:r>
       <w:r>
         <w:rPr>
@@ -3689,9 +3877,9 @@
         </w:rPr>
         <w:drawing>
           <wp:inline distT="0" distB="0" distL="0" distR="0">
-            <wp:extent cx="5274310" cy="3081375"/>
+            <wp:extent cx="5274310" cy="2949438"/>
             <wp:effectExtent l="19050" t="0" r="2540" b="0"/>
-            <wp:docPr id="1" name="Picture 1" descr="E:\work\uml\_6MQIB~0\选择符的流程改动.png"/>
+            <wp:docPr id="6" name="Picture 1" descr="E:\work\_Q6NQU~Q\选择符修改流程.png"/>
             <wp:cNvGraphicFramePr>
               <a:graphicFrameLocks xmlns:a="http://schemas.openxmlformats.org/drawingml/2006/main" noChangeAspect="1"/>
             </wp:cNvGraphicFramePr>
@@ -3699,7 +3887,7 @@
               <a:graphicData uri="http://schemas.openxmlformats.org/drawingml/2006/picture">
                 <pic:pic xmlns:pic="http://schemas.openxmlformats.org/drawingml/2006/picture">
                   <pic:nvPicPr>
-                    <pic:cNvPr id="0" name="Picture 1" descr="E:\work\uml\_6MQIB~0\选择符的流程改动.png"/>
+                    <pic:cNvPr id="0" name="Picture 1" descr="E:\work\_Q6NQU~Q\选择符修改流程.png"/>
                     <pic:cNvPicPr>
                       <a:picLocks noChangeAspect="1" noChangeArrowheads="1"/>
                     </pic:cNvPicPr>
@@ -3714,7 +3902,7 @@
                   <pic:spPr bwMode="auto">
                     <a:xfrm>
                       <a:off x="0" y="0"/>
-                      <a:ext cx="5274310" cy="3081375"/>
+                      <a:ext cx="5274310" cy="2949438"/>
                     </a:xfrm>
                     <a:prstGeom prst="rect">
                       <a:avLst/>
@@ -3802,7 +3990,19 @@
         <w:rPr>
           <w:rFonts w:hint="eastAsia"/>
         </w:rPr>
-        <w:t>IsStrickDataType</w:t>
+        <w:t>Is</w:t>
+      </w:r>
+      <w:r>
+        <w:rPr>
+          <w:rFonts w:hint="eastAsia"/>
+        </w:rPr>
+        <w:t>Strict</w:t>
+      </w:r>
+      <w:r>
+        <w:rPr>
+          <w:rFonts w:hint="eastAsia"/>
+        </w:rPr>
+        <w:t>DataType</w:t>
       </w:r>
       <w:r>
         <w:rPr>
@@ -3964,9 +4164,9 @@
         </w:rPr>
         <w:drawing>
           <wp:inline distT="0" distB="0" distL="0" distR="0">
-            <wp:extent cx="5274310" cy="3034215"/>
+            <wp:extent cx="5274310" cy="2193518"/>
             <wp:effectExtent l="19050" t="0" r="2540" b="0"/>
-            <wp:docPr id="2" name="Picture 2" descr="E:\work\uml\_6MQIB~0\匹配符的流程改动.png"/>
+            <wp:docPr id="10" name="Picture 3" descr="E:\work\_Q6NQU~Q\选择符修改流程.png"/>
             <wp:cNvGraphicFramePr>
               <a:graphicFrameLocks xmlns:a="http://schemas.openxmlformats.org/drawingml/2006/main" noChangeAspect="1"/>
             </wp:cNvGraphicFramePr>
@@ -3974,7 +4174,7 @@
               <a:graphicData uri="http://schemas.openxmlformats.org/drawingml/2006/picture">
                 <pic:pic xmlns:pic="http://schemas.openxmlformats.org/drawingml/2006/picture">
                   <pic:nvPicPr>
-                    <pic:cNvPr id="0" name="Picture 2" descr="E:\work\uml\_6MQIB~0\匹配符的流程改动.png"/>
+                    <pic:cNvPr id="0" name="Picture 3" descr="E:\work\_Q6NQU~Q\选择符修改流程.png"/>
                     <pic:cNvPicPr>
                       <a:picLocks noChangeAspect="1" noChangeArrowheads="1"/>
                     </pic:cNvPicPr>
@@ -3989,7 +4189,7 @@
                   <pic:spPr bwMode="auto">
                     <a:xfrm>
                       <a:off x="0" y="0"/>
-                      <a:ext cx="5274310" cy="3034215"/>
+                      <a:ext cx="5274310" cy="2193518"/>
                     </a:xfrm>
                     <a:prstGeom prst="rect">
                       <a:avLst/>
@@ -4287,7 +4487,6 @@
         <w:rPr>
           <w:rFonts w:hint="eastAsia"/>
         </w:rPr>
-        <w:lastRenderedPageBreak/>
         <w:t>2</w:t>
       </w:r>
       <w:r>
@@ -4342,7 +4541,19 @@
         <w:rPr>
           <w:rFonts w:hint="eastAsia"/>
         </w:rPr>
-        <w:t>IsStrickDataType</w:t>
+        <w:t>Is</w:t>
+      </w:r>
+      <w:r>
+        <w:rPr>
+          <w:rFonts w:hint="eastAsia"/>
+        </w:rPr>
+        <w:t>Strict</w:t>
+      </w:r>
+      <w:r>
+        <w:rPr>
+          <w:rFonts w:hint="eastAsia"/>
+        </w:rPr>
+        <w:t>DataType</w:t>
       </w:r>
       <w:r>
         <w:rPr>
@@ -4372,7 +4583,14 @@
         <w:rPr>
           <w:rFonts w:hint="eastAsia"/>
         </w:rPr>
-        <w:t>后需要判断运算是否溢出</w:t>
+        <w:t>后需要判断</w:t>
+      </w:r>
+      <w:r>
+        <w:rPr>
+          <w:rFonts w:hint="eastAsia"/>
+        </w:rPr>
+        <w:lastRenderedPageBreak/>
+        <w:t>运算是否溢出</w:t>
       </w:r>
       <w:r>
         <w:rPr>
@@ -4924,74 +5142,74 @@
         <w:rPr>
           <w:rFonts w:hint="eastAsia"/>
         </w:rPr>
+        <w:t>2</w:t>
+      </w:r>
+      <w:r>
+        <w:rPr>
+          <w:rFonts w:hint="eastAsia"/>
+        </w:rPr>
+        <w:t xml:space="preserve">.4.2 </w:t>
+      </w:r>
+      <w:r>
+        <w:rPr>
+          <w:rFonts w:hint="eastAsia"/>
+        </w:rPr>
+        <w:t>改动</w:t>
+      </w:r>
+      <w:r>
+        <w:rPr>
+          <w:rFonts w:hint="eastAsia"/>
+        </w:rPr>
+        <w:t>说明</w:t>
+      </w:r>
+    </w:p>
+    <w:p>
+      <w:r>
+        <w:rPr>
+          <w:rFonts w:hint="eastAsia"/>
+        </w:rPr>
+        <w:t>qgmValuTuple</w:t>
+      </w:r>
+      <w:r>
+        <w:rPr>
+          <w:rFonts w:hint="eastAsia"/>
+        </w:rPr>
+        <w:t>中的</w:t>
+      </w:r>
+      <w:r>
+        <w:rPr>
+          <w:rFonts w:hint="eastAsia"/>
+        </w:rPr>
+        <w:t>add()/sub()/multiply()/divide()</w:t>
+      </w:r>
+      <w:r>
+        <w:rPr>
+          <w:rFonts w:hint="eastAsia"/>
+        </w:rPr>
+        <w:t>，增加</w:t>
+      </w:r>
+      <w:r>
+        <w:rPr>
+          <w:rFonts w:hint="eastAsia"/>
+        </w:rPr>
+        <w:t>INT32/INT64</w:t>
+      </w:r>
+      <w:r>
+        <w:rPr>
+          <w:rFonts w:hint="eastAsia"/>
+        </w:rPr>
+        <w:t>溢出检查以及相应溢出处理。</w:t>
+      </w:r>
+    </w:p>
+    <w:p>
+      <w:pPr>
+        <w:pStyle w:val="Heading4"/>
+      </w:pPr>
+      <w:r>
+        <w:rPr>
+          <w:rFonts w:hint="eastAsia"/>
+        </w:rPr>
         <w:lastRenderedPageBreak/>
-        <w:t>2</w:t>
-      </w:r>
-      <w:r>
-        <w:rPr>
-          <w:rFonts w:hint="eastAsia"/>
-        </w:rPr>
-        <w:t xml:space="preserve">.4.2 </w:t>
-      </w:r>
-      <w:r>
-        <w:rPr>
-          <w:rFonts w:hint="eastAsia"/>
-        </w:rPr>
-        <w:t>改动</w:t>
-      </w:r>
-      <w:r>
-        <w:rPr>
-          <w:rFonts w:hint="eastAsia"/>
-        </w:rPr>
-        <w:t>说明</w:t>
-      </w:r>
-    </w:p>
-    <w:p>
-      <w:r>
-        <w:rPr>
-          <w:rFonts w:hint="eastAsia"/>
-        </w:rPr>
-        <w:t>qgmValuTuple</w:t>
-      </w:r>
-      <w:r>
-        <w:rPr>
-          <w:rFonts w:hint="eastAsia"/>
-        </w:rPr>
-        <w:t>中的</w:t>
-      </w:r>
-      <w:r>
-        <w:rPr>
-          <w:rFonts w:hint="eastAsia"/>
-        </w:rPr>
-        <w:t>add()/sub()/multiply()/divide()</w:t>
-      </w:r>
-      <w:r>
-        <w:rPr>
-          <w:rFonts w:hint="eastAsia"/>
-        </w:rPr>
-        <w:t>，增加</w:t>
-      </w:r>
-      <w:r>
-        <w:rPr>
-          <w:rFonts w:hint="eastAsia"/>
-        </w:rPr>
-        <w:t>INT32/INT64</w:t>
-      </w:r>
-      <w:r>
-        <w:rPr>
-          <w:rFonts w:hint="eastAsia"/>
-        </w:rPr>
-        <w:t>溢出检查以及相应溢出处理。</w:t>
-      </w:r>
-    </w:p>
-    <w:p>
-      <w:pPr>
-        <w:pStyle w:val="Heading4"/>
-      </w:pPr>
-      <w:r>
-        <w:rPr>
-          <w:rFonts w:hint="eastAsia"/>
-        </w:rPr>
         <w:t>2</w:t>
       </w:r>
       <w:r>
@@ -5601,7 +5819,6 @@
         <w:rPr>
           <w:rFonts w:hint="eastAsia"/>
         </w:rPr>
-        <w:lastRenderedPageBreak/>
         <w:t>3.2.2  INT64</w:t>
       </w:r>
     </w:p>
@@ -6187,7 +6404,6 @@
         <w:rPr>
           <w:noProof/>
         </w:rPr>
-        <w:lastRenderedPageBreak/>
         <w:drawing>
           <wp:inline distT="0" distB="0" distL="0" distR="0">
             <wp:extent cx="2735399" cy="2844177"/>
@@ -6403,6 +6619,7 @@
         <w:rPr>
           <w:noProof/>
         </w:rPr>
+        <w:lastRenderedPageBreak/>
         <w:drawing>
           <wp:inline distT="0" distB="0" distL="0" distR="0">
             <wp:extent cx="2866849" cy="2249536"/>
@@ -6875,7 +7092,6 @@
         <w:rPr>
           <w:rFonts w:hint="eastAsia"/>
         </w:rPr>
-        <w:lastRenderedPageBreak/>
         <w:t>计算</w:t>
       </w:r>
       <w:r>
@@ -6967,6 +7183,45 @@
         </w:rPr>
         <w:t>；</w:t>
       </w:r>
+      <w:r>
+        <w:t>D</w:t>
+      </w:r>
+      <w:r>
+        <w:rPr>
+          <w:rFonts w:hint="eastAsia"/>
+        </w:rPr>
+        <w:t>b.cs.creteCL(</w:t>
+      </w:r>
+      <w:r>
+        <w:t>“</w:t>
+      </w:r>
+      <w:r>
+        <w:rPr>
+          <w:rFonts w:hint="eastAsia"/>
+        </w:rPr>
+        <w:t>c2</w:t>
+      </w:r>
+      <w:r>
+        <w:t>”</w:t>
+      </w:r>
+      <w:r>
+        <w:rPr>
+          <w:rFonts w:hint="eastAsia"/>
+        </w:rPr>
+        <w:t>,{IsStrictDataType: true}</w:t>
+      </w:r>
+      <w:r>
+        <w:rPr>
+          <w:rFonts w:hint="eastAsia"/>
+        </w:rPr>
+        <w:t>)</w:t>
+      </w:r>
+      <w:r>
+        <w:rPr>
+          <w:rFonts w:hint="eastAsia"/>
+        </w:rPr>
+        <w:t>；</w:t>
+      </w:r>
     </w:p>
     <w:p>
       <w:pPr>
@@ -6977,6 +7232,9 @@
         </w:numPr>
         <w:ind w:firstLineChars="0"/>
         <w:jc w:val="left"/>
+        <w:rPr>
+          <w:rFonts w:hint="eastAsia"/>
+        </w:rPr>
       </w:pPr>
       <w:r>
         <w:rPr>
@@ -6990,15 +7248,30 @@
         <w:pStyle w:val="ListParagraph"/>
         <w:ind w:left="717" w:firstLineChars="0" w:firstLine="0"/>
         <w:jc w:val="left"/>
-      </w:pPr>
-      <w:r>
-        <w:rPr>
-          <w:rFonts w:hint="eastAsia"/>
-        </w:rPr>
-        <w:t>db.cs.cl.insert({a:</w:t>
-      </w:r>
-      <w:r>
-        <w:t xml:space="preserve"> 214748364</w:t>
+        <w:rPr>
+          <w:b/>
+        </w:rPr>
+      </w:pPr>
+      <w:r>
+        <w:rPr>
+          <w:rFonts w:hint="eastAsia"/>
+        </w:rPr>
+        <w:t>分别向</w:t>
+      </w:r>
+      <w:r>
+        <w:rPr>
+          <w:rFonts w:hint="eastAsia"/>
+        </w:rPr>
+        <w:t>c1/c2</w:t>
+      </w:r>
+      <w:r>
+        <w:rPr>
+          <w:rFonts w:hint="eastAsia"/>
+        </w:rPr>
+        <w:t>中插入数据：</w:t>
+      </w:r>
+      <w:r>
+        <w:t>214748364</w:t>
       </w:r>
       <w:r>
         <w:rPr>
@@ -7010,7 +7283,34 @@
         <w:rPr>
           <w:rFonts w:hint="eastAsia"/>
         </w:rPr>
-        <w:t>})</w:t>
+        <w:t>/</w:t>
+      </w:r>
+      <w:r>
+        <w:rPr>
+          <w:rFonts w:hint="eastAsia"/>
+        </w:rPr>
+        <w:t>-</w:t>
+      </w:r>
+      <w:r>
+        <w:t>2147483648</w:t>
+      </w:r>
+      <w:r>
+        <w:rPr>
+          <w:rFonts w:hint="eastAsia"/>
+        </w:rPr>
+        <w:t>/</w:t>
+      </w:r>
+      <w:r>
+        <w:t>9223372036854775808</w:t>
+      </w:r>
+      <w:r>
+        <w:rPr>
+          <w:rFonts w:hint="eastAsia"/>
+        </w:rPr>
+        <w:t>/</w:t>
+      </w:r>
+      <w:r>
+        <w:t>-9223372036854775808</w:t>
       </w:r>
     </w:p>
     <w:p>
@@ -7019,55 +7319,25 @@
         <w:ind w:left="717" w:firstLineChars="0" w:firstLine="0"/>
         <w:jc w:val="left"/>
       </w:pPr>
-      <w:r>
-        <w:rPr>
-          <w:rFonts w:hint="eastAsia"/>
-        </w:rPr>
-        <w:t>db.cs.cl.insert({a:</w:t>
-      </w:r>
-      <w:r>
-        <w:t xml:space="preserve"> </w:t>
-      </w:r>
-      <w:r>
-        <w:rPr>
-          <w:rFonts w:hint="eastAsia"/>
-        </w:rPr>
-        <w:t>-</w:t>
-      </w:r>
-      <w:r>
-        <w:t>2147483648</w:t>
-      </w:r>
-      <w:r>
-        <w:rPr>
-          <w:rFonts w:hint="eastAsia"/>
-        </w:rPr>
-        <w:t>})</w:t>
-      </w:r>
-    </w:p>
-    <w:p>
-      <w:pPr>
-        <w:pStyle w:val="ListParagraph"/>
-        <w:ind w:left="717" w:firstLineChars="0" w:firstLine="0"/>
-        <w:jc w:val="left"/>
-      </w:pPr>
     </w:p>
     <w:tbl>
       <w:tblPr>
         <w:tblStyle w:val="TableGrid"/>
-        <w:tblW w:w="0" w:type="auto"/>
+        <w:tblW w:w="8272" w:type="dxa"/>
         <w:tblInd w:w="250" w:type="dxa"/>
         <w:tblLook w:val="04A0"/>
       </w:tblPr>
       <w:tblGrid>
-        <w:gridCol w:w="743"/>
-        <w:gridCol w:w="1343"/>
-        <w:gridCol w:w="2461"/>
-        <w:gridCol w:w="3725"/>
+        <w:gridCol w:w="573"/>
+        <w:gridCol w:w="997"/>
+        <w:gridCol w:w="2453"/>
+        <w:gridCol w:w="2331"/>
+        <w:gridCol w:w="1918"/>
       </w:tblGrid>
       <w:tr>
         <w:tc>
           <w:tcPr>
-            <w:tcW w:w="743" w:type="dxa"/>
+            <w:tcW w:w="573" w:type="dxa"/>
             <w:shd w:val="clear" w:color="auto" w:fill="BFBFBF" w:themeFill="background1" w:themeFillShade="BF"/>
           </w:tcPr>
           <w:p>
@@ -7093,7 +7363,7 @@
         </w:tc>
         <w:tc>
           <w:tcPr>
-            <w:tcW w:w="1343" w:type="dxa"/>
+            <w:tcW w:w="997" w:type="dxa"/>
             <w:shd w:val="clear" w:color="auto" w:fill="BFBFBF" w:themeFill="background1" w:themeFillShade="BF"/>
           </w:tcPr>
           <w:p>
@@ -7119,7 +7389,7 @@
         </w:tc>
         <w:tc>
           <w:tcPr>
-            <w:tcW w:w="2461" w:type="dxa"/>
+            <w:tcW w:w="2453" w:type="dxa"/>
             <w:shd w:val="clear" w:color="auto" w:fill="BFBFBF" w:themeFill="background1" w:themeFillShade="BF"/>
           </w:tcPr>
           <w:p>
@@ -7145,7 +7415,7 @@
         </w:tc>
         <w:tc>
           <w:tcPr>
-            <w:tcW w:w="3725" w:type="dxa"/>
+            <w:tcW w:w="2331" w:type="dxa"/>
             <w:shd w:val="clear" w:color="auto" w:fill="BFBFBF" w:themeFill="background1" w:themeFillShade="BF"/>
           </w:tcPr>
           <w:p>
@@ -7165,6 +7435,50 @@
                 <w:sz w:val="13"/>
                 <w:szCs w:val="13"/>
               </w:rPr>
+              <w:t>c1</w:t>
+            </w:r>
+            <w:r>
+              <w:rPr>
+                <w:rFonts w:hint="eastAsia"/>
+                <w:b/>
+                <w:sz w:val="13"/>
+                <w:szCs w:val="13"/>
+              </w:rPr>
+              <w:t>期望结果</w:t>
+            </w:r>
+          </w:p>
+        </w:tc>
+        <w:tc>
+          <w:tcPr>
+            <w:tcW w:w="1918" w:type="dxa"/>
+            <w:shd w:val="clear" w:color="auto" w:fill="BFBFBF" w:themeFill="background1" w:themeFillShade="BF"/>
+          </w:tcPr>
+          <w:p>
+            <w:pPr>
+              <w:ind w:left="0"/>
+              <w:jc w:val="left"/>
+              <w:rPr>
+                <w:b/>
+                <w:sz w:val="13"/>
+                <w:szCs w:val="13"/>
+              </w:rPr>
+            </w:pPr>
+            <w:r>
+              <w:rPr>
+                <w:rFonts w:hint="eastAsia"/>
+                <w:b/>
+                <w:sz w:val="13"/>
+                <w:szCs w:val="13"/>
+              </w:rPr>
+              <w:t>c2</w:t>
+            </w:r>
+            <w:r>
+              <w:rPr>
+                <w:rFonts w:hint="eastAsia"/>
+                <w:b/>
+                <w:sz w:val="13"/>
+                <w:szCs w:val="13"/>
+              </w:rPr>
               <w:t>期望结果</w:t>
             </w:r>
           </w:p>
@@ -7173,7 +7487,7 @@
       <w:tr>
         <w:tc>
           <w:tcPr>
-            <w:tcW w:w="743" w:type="dxa"/>
+            <w:tcW w:w="573" w:type="dxa"/>
           </w:tcPr>
           <w:p>
             <w:pPr>
@@ -7196,7 +7510,7 @@
         </w:tc>
         <w:tc>
           <w:tcPr>
-            <w:tcW w:w="1343" w:type="dxa"/>
+            <w:tcW w:w="997" w:type="dxa"/>
           </w:tcPr>
           <w:p>
             <w:pPr>
@@ -7221,97 +7535,97 @@
                 <w:sz w:val="13"/>
                 <w:szCs w:val="13"/>
               </w:rPr>
-              <w:t>规则</w:t>
-            </w:r>
-            <w:r>
-              <w:rPr>
-                <w:rFonts w:hint="eastAsia"/>
+              <w:t>规则测试</w:t>
+            </w:r>
+          </w:p>
+        </w:tc>
+        <w:tc>
+          <w:tcPr>
+            <w:tcW w:w="2453" w:type="dxa"/>
+          </w:tcPr>
+          <w:p>
+            <w:pPr>
+              <w:ind w:left="0"/>
+              <w:jc w:val="left"/>
+              <w:rPr>
                 <w:sz w:val="13"/>
                 <w:szCs w:val="13"/>
               </w:rPr>
-              <w:t>测试</w:t>
-            </w:r>
-          </w:p>
-        </w:tc>
-        <w:tc>
-          <w:tcPr>
-            <w:tcW w:w="2461" w:type="dxa"/>
-          </w:tcPr>
-          <w:p>
-            <w:pPr>
-              <w:ind w:left="0"/>
-              <w:jc w:val="left"/>
+            </w:pPr>
+            <w:r>
               <w:rPr>
                 <w:sz w:val="13"/>
                 <w:szCs w:val="13"/>
               </w:rPr>
-            </w:pPr>
-            <w:r>
-              <w:rPr>
+              <w:t>D</w:t>
+            </w:r>
+            <w:r>
+              <w:rPr>
+                <w:rFonts w:hint="eastAsia"/>
                 <w:sz w:val="13"/>
                 <w:szCs w:val="13"/>
               </w:rPr>
-              <w:t>D</w:t>
-            </w:r>
-            <w:r>
-              <w:rPr>
-                <w:rFonts w:hint="eastAsia"/>
+              <w:t>b.cs.creteCL(</w:t>
+            </w:r>
+            <w:r>
+              <w:rPr>
                 <w:sz w:val="13"/>
                 <w:szCs w:val="13"/>
               </w:rPr>
-              <w:t>b.cs.creteCL(</w:t>
-            </w:r>
-            <w:r>
-              <w:rPr>
+              <w:t>“</w:t>
+            </w:r>
+            <w:r>
+              <w:rPr>
+                <w:rFonts w:hint="eastAsia"/>
                 <w:sz w:val="13"/>
                 <w:szCs w:val="13"/>
               </w:rPr>
-              <w:t>“</w:t>
-            </w:r>
-            <w:r>
-              <w:rPr>
-                <w:rFonts w:hint="eastAsia"/>
+              <w:t>c3</w:t>
+            </w:r>
+            <w:r>
+              <w:rPr>
                 <w:sz w:val="13"/>
                 <w:szCs w:val="13"/>
               </w:rPr>
-              <w:t>c2</w:t>
-            </w:r>
-            <w:r>
-              <w:rPr>
+              <w:t>”</w:t>
+            </w:r>
+            <w:r>
+              <w:rPr>
+                <w:rFonts w:hint="eastAsia"/>
                 <w:sz w:val="13"/>
                 <w:szCs w:val="13"/>
               </w:rPr>
-              <w:t>”</w:t>
-            </w:r>
-            <w:r>
-              <w:rPr>
-                <w:rFonts w:hint="eastAsia"/>
+              <w:t>,{IsStrictDataType:true})</w:t>
+            </w:r>
+          </w:p>
+        </w:tc>
+        <w:tc>
+          <w:tcPr>
+            <w:tcW w:w="2331" w:type="dxa"/>
+          </w:tcPr>
+          <w:p>
+            <w:pPr>
+              <w:ind w:left="0"/>
+              <w:jc w:val="left"/>
+              <w:rPr>
                 <w:sz w:val="13"/>
                 <w:szCs w:val="13"/>
               </w:rPr>
-              <w:t>,{IsStrickDataType:true})</w:t>
-            </w:r>
-          </w:p>
-        </w:tc>
-        <w:tc>
-          <w:tcPr>
-            <w:tcW w:w="3725" w:type="dxa"/>
-          </w:tcPr>
-          <w:p>
-            <w:pPr>
-              <w:ind w:left="0"/>
-              <w:jc w:val="left"/>
+            </w:pPr>
+            <w:r>
               <w:rPr>
                 <w:sz w:val="13"/>
                 <w:szCs w:val="13"/>
               </w:rPr>
-            </w:pPr>
-            <w:r>
-              <w:rPr>
+              <w:t>D</w:t>
+            </w:r>
+            <w:r>
+              <w:rPr>
+                <w:rFonts w:hint="eastAsia"/>
                 <w:sz w:val="13"/>
                 <w:szCs w:val="13"/>
               </w:rPr>
-              <w:t>D</w:t>
+              <w:t>b.snapshot(8)</w:t>
             </w:r>
             <w:r>
               <w:rPr>
@@ -7319,23 +7633,45 @@
                 <w:sz w:val="13"/>
                 <w:szCs w:val="13"/>
               </w:rPr>
-              <w:t>b.snapshot(8)</w:t>
-            </w:r>
-            <w:r>
-              <w:rPr>
-                <w:rFonts w:hint="eastAsia"/>
+              <w:t>查看该属性添加成功</w:t>
+            </w:r>
+          </w:p>
+        </w:tc>
+        <w:tc>
+          <w:tcPr>
+            <w:tcW w:w="1918" w:type="dxa"/>
+          </w:tcPr>
+          <w:p>
+            <w:pPr>
+              <w:ind w:left="0"/>
+              <w:jc w:val="left"/>
+              <w:rPr>
                 <w:sz w:val="13"/>
                 <w:szCs w:val="13"/>
               </w:rPr>
-              <w:t>查看该属性</w:t>
-            </w:r>
-            <w:r>
-              <w:rPr>
-                <w:rFonts w:hint="eastAsia"/>
+            </w:pPr>
+            <w:r>
+              <w:rPr>
                 <w:sz w:val="13"/>
                 <w:szCs w:val="13"/>
               </w:rPr>
-              <w:t>添加成功</w:t>
+              <w:t>D</w:t>
+            </w:r>
+            <w:r>
+              <w:rPr>
+                <w:rFonts w:hint="eastAsia"/>
+                <w:sz w:val="13"/>
+                <w:szCs w:val="13"/>
+              </w:rPr>
+              <w:t>b.snapshot(8)</w:t>
+            </w:r>
+            <w:r>
+              <w:rPr>
+                <w:rFonts w:hint="eastAsia"/>
+                <w:sz w:val="13"/>
+                <w:szCs w:val="13"/>
+              </w:rPr>
+              <w:t>查看该属性添加成功</w:t>
             </w:r>
           </w:p>
         </w:tc>
@@ -7343,7 +7679,7 @@
       <w:tr>
         <w:tc>
           <w:tcPr>
-            <w:tcW w:w="743" w:type="dxa"/>
+            <w:tcW w:w="573" w:type="dxa"/>
           </w:tcPr>
           <w:p>
             <w:pPr>
@@ -7366,7 +7702,7 @@
         </w:tc>
         <w:tc>
           <w:tcPr>
-            <w:tcW w:w="1343" w:type="dxa"/>
+            <w:tcW w:w="997" w:type="dxa"/>
           </w:tcPr>
           <w:p>
             <w:pPr>
@@ -7383,37 +7719,37 @@
                 <w:sz w:val="13"/>
                 <w:szCs w:val="13"/>
               </w:rPr>
-              <w:t>选择</w:t>
-            </w:r>
-            <w:r>
-              <w:rPr>
-                <w:rFonts w:hint="eastAsia"/>
+              <w:t>选择符</w:t>
+            </w:r>
+          </w:p>
+        </w:tc>
+        <w:tc>
+          <w:tcPr>
+            <w:tcW w:w="2453" w:type="dxa"/>
+          </w:tcPr>
+          <w:p>
+            <w:pPr>
+              <w:ind w:left="0"/>
+              <w:jc w:val="left"/>
+              <w:rPr>
                 <w:sz w:val="13"/>
                 <w:szCs w:val="13"/>
               </w:rPr>
-              <w:t>符</w:t>
-            </w:r>
-          </w:p>
-        </w:tc>
-        <w:tc>
-          <w:tcPr>
-            <w:tcW w:w="2461" w:type="dxa"/>
-          </w:tcPr>
-          <w:p>
-            <w:pPr>
-              <w:ind w:left="0"/>
-              <w:jc w:val="left"/>
+            </w:pPr>
+            <w:r>
               <w:rPr>
                 <w:sz w:val="13"/>
                 <w:szCs w:val="13"/>
               </w:rPr>
-            </w:pPr>
-            <w:r>
-              <w:rPr>
+              <w:t>D</w:t>
+            </w:r>
+            <w:r>
+              <w:rPr>
+                <w:rFonts w:hint="eastAsia"/>
                 <w:sz w:val="13"/>
                 <w:szCs w:val="13"/>
               </w:rPr>
-              <w:t>D</w:t>
+              <w:t>b.cs.cl.find</w:t>
             </w:r>
             <w:r>
               <w:rPr>
@@ -7421,7 +7757,7 @@
                 <w:sz w:val="13"/>
                 <w:szCs w:val="13"/>
               </w:rPr>
-              <w:t>b.cs.cl.find</w:t>
+              <w:t>（</w:t>
             </w:r>
             <w:r>
               <w:rPr>
@@ -7429,7 +7765,7 @@
                 <w:sz w:val="13"/>
                 <w:szCs w:val="13"/>
               </w:rPr>
-              <w:t>（</w:t>
+              <w:t>{}</w:t>
             </w:r>
             <w:r>
               <w:rPr>
@@ -7437,7 +7773,7 @@
                 <w:sz w:val="13"/>
                 <w:szCs w:val="13"/>
               </w:rPr>
-              <w:t>{}</w:t>
+              <w:t>，</w:t>
             </w:r>
             <w:r>
               <w:rPr>
@@ -7445,7 +7781,7 @@
                 <w:sz w:val="13"/>
                 <w:szCs w:val="13"/>
               </w:rPr>
-              <w:t>，</w:t>
+              <w:t>{a:{$add:1}}</w:t>
             </w:r>
             <w:r>
               <w:rPr>
@@ -7453,38 +7789,76 @@
                 <w:sz w:val="13"/>
                 <w:szCs w:val="13"/>
               </w:rPr>
-              <w:t>{a:{$add:1}}</w:t>
-            </w:r>
-            <w:r>
-              <w:rPr>
-                <w:rFonts w:hint="eastAsia"/>
+              <w:t>）</w:t>
+            </w:r>
+          </w:p>
+        </w:tc>
+        <w:tc>
+          <w:tcPr>
+            <w:tcW w:w="2331" w:type="dxa"/>
+          </w:tcPr>
+          <w:p>
+            <w:pPr>
+              <w:ind w:left="0"/>
+              <w:jc w:val="left"/>
+              <w:rPr>
                 <w:sz w:val="13"/>
                 <w:szCs w:val="13"/>
               </w:rPr>
-              <w:t>）</w:t>
-            </w:r>
-          </w:p>
-        </w:tc>
-        <w:tc>
-          <w:tcPr>
-            <w:tcW w:w="3725" w:type="dxa"/>
-          </w:tcPr>
-          <w:p>
-            <w:pPr>
-              <w:ind w:left="0"/>
-              <w:jc w:val="left"/>
-              <w:rPr>
+            </w:pPr>
+            <w:r>
+              <w:rPr>
+                <w:rFonts w:hint="eastAsia"/>
                 <w:sz w:val="13"/>
                 <w:szCs w:val="13"/>
               </w:rPr>
-            </w:pPr>
+              <w:t>执行</w:t>
+            </w:r>
             <w:r>
               <w:rPr>
                 <w:rFonts w:hint="eastAsia"/>
                 <w:sz w:val="13"/>
                 <w:szCs w:val="13"/>
               </w:rPr>
-              <w:t>第一条记录正确</w:t>
+              <w:t>成功</w:t>
+            </w:r>
+            <w:r>
+              <w:rPr>
+                <w:rFonts w:hint="eastAsia"/>
+                <w:sz w:val="13"/>
+                <w:szCs w:val="13"/>
+              </w:rPr>
+              <w:t>，且结果都正确</w:t>
+            </w:r>
+          </w:p>
+        </w:tc>
+        <w:tc>
+          <w:tcPr>
+            <w:tcW w:w="1918" w:type="dxa"/>
+          </w:tcPr>
+          <w:p>
+            <w:pPr>
+              <w:ind w:left="0"/>
+              <w:jc w:val="left"/>
+              <w:rPr>
+                <w:sz w:val="13"/>
+                <w:szCs w:val="13"/>
+              </w:rPr>
+            </w:pPr>
+            <w:r>
+              <w:rPr>
+                <w:sz w:val="13"/>
+                <w:szCs w:val="13"/>
+              </w:rPr>
+              <w:t>E</w:t>
+            </w:r>
+            <w:r>
+              <w:rPr>
+                <w:rFonts w:hint="eastAsia"/>
+                <w:sz w:val="13"/>
+                <w:szCs w:val="13"/>
+              </w:rPr>
+              <w:t>rror: datatype has changed</w:t>
             </w:r>
           </w:p>
         </w:tc>
@@ -7492,7 +7866,7 @@
       <w:tr>
         <w:tc>
           <w:tcPr>
-            <w:tcW w:w="743" w:type="dxa"/>
+            <w:tcW w:w="573" w:type="dxa"/>
           </w:tcPr>
           <w:p>
             <w:pPr>
@@ -7515,7 +7889,7 @@
         </w:tc>
         <w:tc>
           <w:tcPr>
-            <w:tcW w:w="1343" w:type="dxa"/>
+            <w:tcW w:w="997" w:type="dxa"/>
           </w:tcPr>
           <w:p>
             <w:pPr>
@@ -7538,7 +7912,7 @@
         </w:tc>
         <w:tc>
           <w:tcPr>
-            <w:tcW w:w="2461" w:type="dxa"/>
+            <w:tcW w:w="2453" w:type="dxa"/>
           </w:tcPr>
           <w:p>
             <w:pPr>
@@ -7585,7 +7959,7 @@
         </w:tc>
         <w:tc>
           <w:tcPr>
-            <w:tcW w:w="3725" w:type="dxa"/>
+            <w:tcW w:w="2331" w:type="dxa"/>
           </w:tcPr>
           <w:p>
             <w:pPr>
@@ -7602,7 +7976,37 @@
                 <w:sz w:val="13"/>
                 <w:szCs w:val="13"/>
               </w:rPr>
-              <w:t>第一条记录正确</w:t>
+              <w:t>执行成功，且结果都正确</w:t>
+            </w:r>
+          </w:p>
+        </w:tc>
+        <w:tc>
+          <w:tcPr>
+            <w:tcW w:w="1918" w:type="dxa"/>
+          </w:tcPr>
+          <w:p>
+            <w:pPr>
+              <w:ind w:left="0"/>
+              <w:jc w:val="left"/>
+              <w:rPr>
+                <w:sz w:val="13"/>
+                <w:szCs w:val="13"/>
+              </w:rPr>
+            </w:pPr>
+            <w:r>
+              <w:rPr>
+                <w:sz w:val="13"/>
+                <w:szCs w:val="13"/>
+              </w:rPr>
+              <w:t>E</w:t>
+            </w:r>
+            <w:r>
+              <w:rPr>
+                <w:rFonts w:hint="eastAsia"/>
+                <w:sz w:val="13"/>
+                <w:szCs w:val="13"/>
+              </w:rPr>
+              <w:t>rror: datatype has changed</w:t>
             </w:r>
           </w:p>
         </w:tc>
@@ -7610,7 +8014,7 @@
       <w:tr>
         <w:tc>
           <w:tcPr>
-            <w:tcW w:w="743" w:type="dxa"/>
+            <w:tcW w:w="573" w:type="dxa"/>
           </w:tcPr>
           <w:p>
             <w:pPr>
@@ -7633,7 +8037,7 @@
         </w:tc>
         <w:tc>
           <w:tcPr>
-            <w:tcW w:w="1343" w:type="dxa"/>
+            <w:tcW w:w="997" w:type="dxa"/>
           </w:tcPr>
           <w:p>
             <w:pPr>
@@ -7656,7 +8060,7 @@
         </w:tc>
         <w:tc>
           <w:tcPr>
-            <w:tcW w:w="2461" w:type="dxa"/>
+            <w:tcW w:w="2453" w:type="dxa"/>
           </w:tcPr>
           <w:p>
             <w:pPr>
@@ -7705,15 +8109,14 @@
                 <w:sz w:val="13"/>
                 <w:szCs w:val="13"/>
               </w:rPr>
-              <w:t>:</w:t>
-            </w:r>
-            <w:r>
-              <w:rPr>
-                <w:rFonts w:hint="eastAsia"/>
+              <w:t xml:space="preserve">:-1, $et: </w:t>
+            </w:r>
+            <w:r>
+              <w:rPr>
                 <w:sz w:val="13"/>
                 <w:szCs w:val="13"/>
               </w:rPr>
-              <w:t>-</w:t>
+              <w:t>2147483648</w:t>
             </w:r>
             <w:r>
               <w:rPr>
@@ -7721,36 +8124,44 @@
                 <w:sz w:val="13"/>
                 <w:szCs w:val="13"/>
               </w:rPr>
-              <w:t xml:space="preserve">1, $et: </w:t>
-            </w:r>
-            <w:r>
-              <w:rPr>
+              <w:t>}}</w:t>
+            </w:r>
+            <w:r>
+              <w:rPr>
+                <w:rFonts w:hint="eastAsia"/>
                 <w:sz w:val="13"/>
                 <w:szCs w:val="13"/>
               </w:rPr>
-              <w:t>2147483648</w:t>
-            </w:r>
-            <w:r>
-              <w:rPr>
-                <w:rFonts w:hint="eastAsia"/>
+              <w:t>）</w:t>
+            </w:r>
+          </w:p>
+        </w:tc>
+        <w:tc>
+          <w:tcPr>
+            <w:tcW w:w="2331" w:type="dxa"/>
+          </w:tcPr>
+          <w:p>
+            <w:pPr>
+              <w:ind w:left="0"/>
+              <w:jc w:val="left"/>
+              <w:rPr>
                 <w:sz w:val="13"/>
                 <w:szCs w:val="13"/>
               </w:rPr>
-              <w:t>}}</w:t>
-            </w:r>
+            </w:pPr>
             <w:r>
               <w:rPr>
                 <w:rFonts w:hint="eastAsia"/>
                 <w:sz w:val="13"/>
                 <w:szCs w:val="13"/>
               </w:rPr>
-              <w:t>）</w:t>
-            </w:r>
-          </w:p>
-        </w:tc>
-        <w:tc>
-          <w:tcPr>
-            <w:tcW w:w="3725" w:type="dxa"/>
+              <w:t>执行成功，且结果都正确</w:t>
+            </w:r>
+          </w:p>
+        </w:tc>
+        <w:tc>
+          <w:tcPr>
+            <w:tcW w:w="1918" w:type="dxa"/>
           </w:tcPr>
           <w:p>
             <w:pPr>
@@ -7763,11 +8174,18 @@
             </w:pPr>
             <w:r>
               <w:rPr>
-                <w:rFonts w:hint="eastAsia"/>
                 <w:sz w:val="13"/>
                 <w:szCs w:val="13"/>
               </w:rPr>
-              <w:t>输出有结果</w:t>
+              <w:t>E</w:t>
+            </w:r>
+            <w:r>
+              <w:rPr>
+                <w:rFonts w:hint="eastAsia"/>
+                <w:sz w:val="13"/>
+                <w:szCs w:val="13"/>
+              </w:rPr>
+              <w:t>rror: datatype has changed</w:t>
             </w:r>
           </w:p>
         </w:tc>
@@ -7775,7 +8193,7 @@
       <w:tr>
         <w:tc>
           <w:tcPr>
-            <w:tcW w:w="743" w:type="dxa"/>
+            <w:tcW w:w="573" w:type="dxa"/>
           </w:tcPr>
           <w:p>
             <w:pPr>
@@ -7792,13 +8210,14 @@
                 <w:sz w:val="13"/>
                 <w:szCs w:val="13"/>
               </w:rPr>
+              <w:lastRenderedPageBreak/>
               <w:t>005</w:t>
             </w:r>
           </w:p>
         </w:tc>
         <w:tc>
           <w:tcPr>
-            <w:tcW w:w="1343" w:type="dxa"/>
+            <w:tcW w:w="997" w:type="dxa"/>
           </w:tcPr>
           <w:p>
             <w:pPr>
@@ -7829,7 +8248,7 @@
         </w:tc>
         <w:tc>
           <w:tcPr>
-            <w:tcW w:w="2461" w:type="dxa"/>
+            <w:tcW w:w="2453" w:type="dxa"/>
           </w:tcPr>
           <w:p>
             <w:pPr>
@@ -7889,7 +8308,7 @@
         </w:tc>
         <w:tc>
           <w:tcPr>
-            <w:tcW w:w="3725" w:type="dxa"/>
+            <w:tcW w:w="2331" w:type="dxa"/>
           </w:tcPr>
           <w:p>
             <w:pPr>
@@ -7906,7 +8325,30 @@
                 <w:sz w:val="13"/>
                 <w:szCs w:val="13"/>
               </w:rPr>
-              <w:t>第一条记录正确</w:t>
+              <w:t>执行成功，且结果都正确</w:t>
+            </w:r>
+          </w:p>
+        </w:tc>
+        <w:tc>
+          <w:tcPr>
+            <w:tcW w:w="1918" w:type="dxa"/>
+          </w:tcPr>
+          <w:p>
+            <w:pPr>
+              <w:ind w:left="0"/>
+              <w:jc w:val="left"/>
+              <w:rPr>
+                <w:sz w:val="13"/>
+                <w:szCs w:val="13"/>
+              </w:rPr>
+            </w:pPr>
+            <w:r>
+              <w:rPr>
+                <w:rFonts w:hint="eastAsia"/>
+                <w:sz w:val="13"/>
+                <w:szCs w:val="13"/>
+              </w:rPr>
+              <w:t>执行成功，且结果都正确</w:t>
             </w:r>
           </w:p>
         </w:tc>
@@ -8754,7 +9196,6 @@
                 <w:sz w:val="18"/>
                 <w:szCs w:val="18"/>
               </w:rPr>
-              <w:lastRenderedPageBreak/>
               <w:t>时间（</w:t>
             </w:r>
             <w:r>

--- a/internal_doc/03.开发设计/数值运算溢出时类型提升/story-数值溢出处理优化方案.docx
+++ b/internal_doc/03.开发设计/数值运算溢出时类型提升/story-数值溢出处理优化方案.docx
@@ -177,9 +177,6 @@
           <w:p>
             <w:pPr>
               <w:ind w:left="0"/>
-              <w:rPr>
-                <w:rFonts w:hint="eastAsia"/>
-              </w:rPr>
             </w:pPr>
             <w:r>
               <w:rPr>
@@ -202,9 +199,6 @@
           <w:p>
             <w:pPr>
               <w:ind w:left="0"/>
-              <w:rPr>
-                <w:rFonts w:hint="eastAsia"/>
-              </w:rPr>
             </w:pPr>
             <w:r>
               <w:rPr>
@@ -354,7 +348,13 @@
         <w:rPr>
           <w:rFonts w:hint="eastAsia"/>
         </w:rPr>
-        <w:t>严格数据模式主要由以下限制：</w:t>
+        <w:t>严格数据模式的开启标识对数值操作存在</w:t>
+      </w:r>
+      <w:r>
+        <w:rPr>
+          <w:rFonts w:hint="eastAsia"/>
+        </w:rPr>
+        <w:t>以下限制：</w:t>
       </w:r>
     </w:p>
     <w:p>
@@ -945,7 +945,6 @@
         </w:tc>
       </w:tr>
     </w:tbl>
-    <w:p/>
     <w:p>
       <w:r>
         <w:rPr>
@@ -954,7 +953,14 @@
         <w:t>另：不支持该属性的修改；</w:t>
       </w:r>
     </w:p>
-    <w:p/>
+    <w:p>
+      <w:r>
+        <w:rPr>
+          <w:rFonts w:hint="eastAsia"/>
+        </w:rPr>
+        <w:t>运算是否存在溢出</w:t>
+      </w:r>
+    </w:p>
     <w:p>
       <w:pPr>
         <w:pStyle w:val="Heading2"/>
@@ -1731,7 +1737,6 @@
               <w:ind w:firstLineChars="150" w:firstLine="225"/>
             </w:pPr>
             <w:r>
-              <w:lastRenderedPageBreak/>
               <w:t xml:space="preserve">         UINT32            _internalV ;</w:t>
             </w:r>
           </w:p>
@@ -1741,6 +1746,7 @@
               <w:ind w:firstLineChars="150" w:firstLine="225"/>
             </w:pPr>
             <w:r>
+              <w:lastRenderedPageBreak/>
               <w:t xml:space="preserve">         UINT32            _maxID ;</w:t>
             </w:r>
           </w:p>
@@ -2506,7 +2512,6 @@
               <w:ind w:firstLineChars="150" w:firstLine="225"/>
             </w:pPr>
             <w:r>
-              <w:lastRenderedPageBreak/>
               <w:t xml:space="preserve">      UINT16         _blockID ;</w:t>
             </w:r>
           </w:p>
@@ -2516,6 +2521,7 @@
               <w:ind w:firstLineChars="150" w:firstLine="225"/>
             </w:pPr>
             <w:r>
+              <w:lastRenderedPageBreak/>
               <w:t xml:space="preserve">      dmsExtentID    _firstExtentID ;</w:t>
             </w:r>
           </w:p>
@@ -3869,7 +3875,9 @@
     </w:p>
     <w:p>
       <w:pPr>
+        <w:keepNext/>
         <w:ind w:left="0"/>
+        <w:jc w:val="center"/>
       </w:pPr>
       <w:r>
         <w:rPr>
@@ -3877,9 +3885,9 @@
         </w:rPr>
         <w:drawing>
           <wp:inline distT="0" distB="0" distL="0" distR="0">
-            <wp:extent cx="5274310" cy="2949438"/>
+            <wp:extent cx="5274310" cy="2234398"/>
             <wp:effectExtent l="19050" t="0" r="2540" b="0"/>
-            <wp:docPr id="6" name="Picture 1" descr="E:\work\_Q6NQU~Q\选择符修改流程.png"/>
+            <wp:docPr id="2" name="Picture 2" descr="E:\work\_6MQIB~0\选择符修改流程.png"/>
             <wp:cNvGraphicFramePr>
               <a:graphicFrameLocks xmlns:a="http://schemas.openxmlformats.org/drawingml/2006/main" noChangeAspect="1"/>
             </wp:cNvGraphicFramePr>
@@ -3887,7 +3895,7 @@
               <a:graphicData uri="http://schemas.openxmlformats.org/drawingml/2006/picture">
                 <pic:pic xmlns:pic="http://schemas.openxmlformats.org/drawingml/2006/picture">
                   <pic:nvPicPr>
-                    <pic:cNvPr id="0" name="Picture 1" descr="E:\work\_Q6NQU~Q\选择符修改流程.png"/>
+                    <pic:cNvPr id="0" name="Picture 2" descr="E:\work\_6MQIB~0\选择符修改流程.png"/>
                     <pic:cNvPicPr>
                       <a:picLocks noChangeAspect="1" noChangeArrowheads="1"/>
                     </pic:cNvPicPr>
@@ -3902,7 +3910,7 @@
                   <pic:spPr bwMode="auto">
                     <a:xfrm>
                       <a:off x="0" y="0"/>
-                      <a:ext cx="5274310" cy="2949438"/>
+                      <a:ext cx="5274310" cy="2234398"/>
                     </a:xfrm>
                     <a:prstGeom prst="rect">
                       <a:avLst/>
@@ -3924,6 +3932,69 @@
     </w:p>
     <w:p>
       <w:pPr>
+        <w:pStyle w:val="Caption"/>
+        <w:jc w:val="center"/>
+      </w:pPr>
+      <w:r>
+        <w:rPr>
+          <w:rFonts w:hint="eastAsia"/>
+        </w:rPr>
+        <w:t>图表</w:t>
+      </w:r>
+      <w:r>
+        <w:rPr>
+          <w:rFonts w:hint="eastAsia"/>
+        </w:rPr>
+        <w:t xml:space="preserve"> </w:t>
+      </w:r>
+      <w:r>
+        <w:fldChar w:fldCharType="begin"/>
+      </w:r>
+      <w:r>
+        <w:instrText xml:space="preserve"> </w:instrText>
+      </w:r>
+      <w:r>
+        <w:rPr>
+          <w:rFonts w:hint="eastAsia"/>
+        </w:rPr>
+        <w:instrText xml:space="preserve">SEQ </w:instrText>
+      </w:r>
+      <w:r>
+        <w:rPr>
+          <w:rFonts w:hint="eastAsia"/>
+        </w:rPr>
+        <w:instrText>图表</w:instrText>
+      </w:r>
+      <w:r>
+        <w:rPr>
+          <w:rFonts w:hint="eastAsia"/>
+        </w:rPr>
+        <w:instrText xml:space="preserve"> \* ARABIC</w:instrText>
+      </w:r>
+      <w:r>
+        <w:instrText xml:space="preserve"> </w:instrText>
+      </w:r>
+      <w:r>
+        <w:fldChar w:fldCharType="separate"/>
+      </w:r>
+      <w:r>
+        <w:rPr>
+          <w:noProof/>
+        </w:rPr>
+        <w:t>2</w:t>
+      </w:r>
+      <w:r>
+        <w:fldChar w:fldCharType="end"/>
+      </w:r>
+      <w:r>
+        <w:rPr>
+          <w:rFonts w:hint="eastAsia"/>
+        </w:rPr>
+        <w:t>选择符的处理流程</w:t>
+      </w:r>
+    </w:p>
+    <w:p>
+      <w:pPr>
         <w:pStyle w:val="Heading6"/>
       </w:pPr>
       <w:r>
@@ -4164,9 +4235,9 @@
         </w:rPr>
         <w:drawing>
           <wp:inline distT="0" distB="0" distL="0" distR="0">
-            <wp:extent cx="5274310" cy="2193518"/>
+            <wp:extent cx="5274310" cy="2838139"/>
             <wp:effectExtent l="19050" t="0" r="2540" b="0"/>
-            <wp:docPr id="10" name="Picture 3" descr="E:\work\_Q6NQU~Q\选择符修改流程.png"/>
+            <wp:docPr id="1" name="Picture 1" descr="E:\work\_6MQIB~0\匹配符修改流程.png"/>
             <wp:cNvGraphicFramePr>
               <a:graphicFrameLocks xmlns:a="http://schemas.openxmlformats.org/drawingml/2006/main" noChangeAspect="1"/>
             </wp:cNvGraphicFramePr>
@@ -4174,7 +4245,7 @@
               <a:graphicData uri="http://schemas.openxmlformats.org/drawingml/2006/picture">
                 <pic:pic xmlns:pic="http://schemas.openxmlformats.org/drawingml/2006/picture">
                   <pic:nvPicPr>
-                    <pic:cNvPr id="0" name="Picture 3" descr="E:\work\_Q6NQU~Q\选择符修改流程.png"/>
+                    <pic:cNvPr id="0" name="Picture 1" descr="E:\work\_6MQIB~0\匹配符修改流程.png"/>
                     <pic:cNvPicPr>
                       <a:picLocks noChangeAspect="1" noChangeArrowheads="1"/>
                     </pic:cNvPicPr>
@@ -4189,7 +4260,7 @@
                   <pic:spPr bwMode="auto">
                     <a:xfrm>
                       <a:off x="0" y="0"/>
-                      <a:ext cx="5274310" cy="2193518"/>
+                      <a:ext cx="5274310" cy="2838139"/>
                     </a:xfrm>
                     <a:prstGeom prst="rect">
                       <a:avLst/>
@@ -4260,7 +4331,7 @@
         <w:rPr>
           <w:noProof/>
         </w:rPr>
-        <w:t>2</w:t>
+        <w:t>3</w:t>
       </w:r>
       <w:r>
         <w:fldChar w:fldCharType="end"/>
@@ -4487,6 +4558,7 @@
         <w:rPr>
           <w:rFonts w:hint="eastAsia"/>
         </w:rPr>
+        <w:lastRenderedPageBreak/>
         <w:t>2</w:t>
       </w:r>
       <w:r>
@@ -4583,14 +4655,7 @@
         <w:rPr>
           <w:rFonts w:hint="eastAsia"/>
         </w:rPr>
-        <w:t>后需要判断</w:t>
-      </w:r>
-      <w:r>
-        <w:rPr>
-          <w:rFonts w:hint="eastAsia"/>
-        </w:rPr>
-        <w:lastRenderedPageBreak/>
-        <w:t>运算是否溢出</w:t>
+        <w:t>后需要判断运算是否溢出</w:t>
       </w:r>
       <w:r>
         <w:rPr>
@@ -5103,7 +5168,7 @@
         <w:rPr>
           <w:noProof/>
         </w:rPr>
-        <w:t>3</w:t>
+        <w:t>4</w:t>
       </w:r>
       <w:r>
         <w:fldChar w:fldCharType="end"/>
@@ -5142,6 +5207,7 @@
         <w:rPr>
           <w:rFonts w:hint="eastAsia"/>
         </w:rPr>
+        <w:lastRenderedPageBreak/>
         <w:t>2</w:t>
       </w:r>
       <w:r>
@@ -5209,7 +5275,6 @@
         <w:rPr>
           <w:rFonts w:hint="eastAsia"/>
         </w:rPr>
-        <w:lastRenderedPageBreak/>
         <w:t>2</w:t>
       </w:r>
       <w:r>
@@ -5819,6 +5884,7 @@
         <w:rPr>
           <w:rFonts w:hint="eastAsia"/>
         </w:rPr>
+        <w:lastRenderedPageBreak/>
         <w:t>3.2.2  INT64</w:t>
       </w:r>
     </w:p>
@@ -6404,6 +6470,7 @@
         <w:rPr>
           <w:noProof/>
         </w:rPr>
+        <w:lastRenderedPageBreak/>
         <w:drawing>
           <wp:inline distT="0" distB="0" distL="0" distR="0">
             <wp:extent cx="2735399" cy="2844177"/>
@@ -6619,7 +6686,6 @@
         <w:rPr>
           <w:noProof/>
         </w:rPr>
-        <w:lastRenderedPageBreak/>
         <w:drawing>
           <wp:inline distT="0" distB="0" distL="0" distR="0">
             <wp:extent cx="2866849" cy="2249536"/>
@@ -7092,6 +7158,7 @@
         <w:rPr>
           <w:rFonts w:hint="eastAsia"/>
         </w:rPr>
+        <w:lastRenderedPageBreak/>
         <w:t>计算</w:t>
       </w:r>
       <w:r>
@@ -7232,9 +7299,6 @@
         </w:numPr>
         <w:ind w:firstLineChars="0"/>
         <w:jc w:val="left"/>
-        <w:rPr>
-          <w:rFonts w:hint="eastAsia"/>
-        </w:rPr>
       </w:pPr>
       <w:r>
         <w:rPr>
@@ -8210,7 +8274,6 @@
                 <w:sz w:val="13"/>
                 <w:szCs w:val="13"/>
               </w:rPr>
-              <w:lastRenderedPageBreak/>
               <w:t>005</w:t>
             </w:r>
           </w:p>
@@ -9170,6 +9233,7 @@
                 <w:sz w:val="18"/>
                 <w:szCs w:val="18"/>
               </w:rPr>
+              <w:lastRenderedPageBreak/>
               <w:t>周计划</w:t>
             </w:r>
           </w:p>

--- a/internal_doc/03.开发设计/数值运算溢出时类型提升/story-数值溢出处理优化方案.docx
+++ b/internal_doc/03.开发设计/数值运算溢出时类型提升/story-数值溢出处理优化方案.docx
@@ -209,6 +209,52 @@
           </w:p>
         </w:tc>
       </w:tr>
+      <w:tr>
+        <w:tc>
+          <w:tcPr>
+            <w:tcW w:w="2728" w:type="dxa"/>
+          </w:tcPr>
+          <w:p>
+            <w:pPr>
+              <w:ind w:left="0"/>
+              <w:rPr>
+                <w:rFonts w:hint="eastAsia"/>
+              </w:rPr>
+            </w:pPr>
+            <w:r>
+              <w:rPr>
+                <w:rFonts w:hint="eastAsia"/>
+              </w:rPr>
+              <w:t>2017-09-01-</w:t>
+            </w:r>
+            <w:r>
+              <w:rPr>
+                <w:rFonts w:hint="eastAsia"/>
+              </w:rPr>
+              <w:t>黄安生</w:t>
+            </w:r>
+          </w:p>
+        </w:tc>
+        <w:tc>
+          <w:tcPr>
+            <w:tcW w:w="5437" w:type="dxa"/>
+          </w:tcPr>
+          <w:p>
+            <w:pPr>
+              <w:ind w:left="0"/>
+              <w:rPr>
+                <w:rFonts w:hint="eastAsia"/>
+              </w:rPr>
+            </w:pPr>
+            <w:r>
+              <w:rPr>
+                <w:rFonts w:hint="eastAsia"/>
+              </w:rPr>
+              <w:t>根据代码评审调整</w:t>
+            </w:r>
+          </w:p>
+        </w:tc>
+      </w:tr>
     </w:tbl>
     <w:p>
       <w:r>
@@ -316,25 +362,19 @@
         <w:rPr>
           <w:rFonts w:hint="eastAsia"/>
         </w:rPr>
-        <w:t>Is</w:t>
-      </w:r>
-      <w:r>
-        <w:rPr>
-          <w:rFonts w:hint="eastAsia"/>
-        </w:rPr>
-        <w:t>Strict</w:t>
-      </w:r>
-      <w:r>
-        <w:rPr>
-          <w:rFonts w:hint="eastAsia"/>
-        </w:rPr>
-        <w:t>Data</w:t>
-      </w:r>
-      <w:r>
-        <w:rPr>
-          <w:rFonts w:hint="eastAsia"/>
-        </w:rPr>
-        <w:t>Type</w:t>
+        <w:t>s</w:t>
+      </w:r>
+      <w:r>
+        <w:rPr>
+          <w:rFonts w:hint="eastAsia"/>
+        </w:rPr>
+        <w:t>trict</w:t>
+      </w:r>
+      <w:r>
+        <w:rPr>
+          <w:rFonts w:hint="eastAsia"/>
+        </w:rPr>
+        <w:t>DataModeOn</w:t>
       </w:r>
       <w:r>
         <w:rPr>
@@ -738,6 +778,7 @@
               <w:rPr>
                 <w:rFonts w:hint="eastAsia"/>
               </w:rPr>
+              <w:lastRenderedPageBreak/>
               <w:t>AutoSplit</w:t>
             </w:r>
           </w:p>
@@ -772,7 +813,6 @@
               <w:rPr>
                 <w:rFonts w:hint="eastAsia"/>
               </w:rPr>
-              <w:lastRenderedPageBreak/>
               <w:t>Group</w:t>
             </w:r>
           </w:p>
@@ -891,28 +931,7 @@
                 <w:rFonts w:hint="eastAsia"/>
                 <w:color w:val="FF0000"/>
               </w:rPr>
-              <w:t>Is</w:t>
-            </w:r>
-            <w:r>
-              <w:rPr>
-                <w:rFonts w:hint="eastAsia"/>
-                <w:color w:val="FF0000"/>
-              </w:rPr>
-              <w:t>Strict</w:t>
-            </w:r>
-            <w:r>
-              <w:rPr>
-                <w:rFonts w:hint="eastAsia"/>
-                <w:color w:val="FF0000"/>
-              </w:rPr>
-              <w:t>Data</w:t>
-            </w:r>
-            <w:r>
-              <w:rPr>
-                <w:rFonts w:hint="eastAsia"/>
-                <w:color w:val="FF0000"/>
-              </w:rPr>
-              <w:t>Type</w:t>
+              <w:t>StrictDataModeOn</w:t>
             </w:r>
           </w:p>
         </w:tc>
@@ -951,14 +970,6 @@
           <w:rFonts w:hint="eastAsia"/>
         </w:rPr>
         <w:t>另：不支持该属性的修改；</w:t>
-      </w:r>
-    </w:p>
-    <w:p>
-      <w:r>
-        <w:rPr>
-          <w:rFonts w:hint="eastAsia"/>
-        </w:rPr>
-        <w:t>运算是否存在溢出</w:t>
       </w:r>
     </w:p>
     <w:p>
@@ -1332,7 +1343,13 @@
         <w:rPr>
           <w:rFonts w:hint="eastAsia"/>
         </w:rPr>
-        <w:t>DATATYPE_CHANGED</w:t>
+        <w:t>VALUE_</w:t>
+      </w:r>
+      <w:r>
+        <w:rPr>
+          <w:rFonts w:hint="eastAsia"/>
+        </w:rPr>
+        <w:t>OVERFLOW</w:t>
       </w:r>
       <w:r>
         <w:rPr>
@@ -1385,19 +1402,7 @@
         <w:rPr>
           <w:rFonts w:hint="eastAsia"/>
         </w:rPr>
-        <w:t>Is</w:t>
-      </w:r>
-      <w:r>
-        <w:rPr>
-          <w:rFonts w:hint="eastAsia"/>
-        </w:rPr>
-        <w:t>Strict</w:t>
-      </w:r>
-      <w:r>
-        <w:rPr>
-          <w:rFonts w:hint="eastAsia"/>
-        </w:rPr>
-        <w:t>DataType</w:t>
+        <w:t>StrictDataModeOn</w:t>
       </w:r>
       <w:r>
         <w:rPr>
@@ -1584,14 +1589,7 @@
                 <w:rFonts w:hint="eastAsia"/>
                 <w:color w:val="FF0000"/>
               </w:rPr>
-              <w:t>STRICT</w:t>
-            </w:r>
-            <w:r>
-              <w:rPr>
-                <w:rFonts w:hint="eastAsia"/>
-                <w:color w:val="FF0000"/>
-              </w:rPr>
-              <w:t>DATATYPE</w:t>
+              <w:t>STRICTDATAMODE</w:t>
             </w:r>
             <w:r>
               <w:rPr>
@@ -2227,19 +2225,7 @@
         <w:rPr>
           <w:rFonts w:hint="eastAsia"/>
         </w:rPr>
-        <w:t>Is</w:t>
-      </w:r>
-      <w:r>
-        <w:rPr>
-          <w:rFonts w:hint="eastAsia"/>
-        </w:rPr>
-        <w:t>Strict</w:t>
-      </w:r>
-      <w:r>
-        <w:rPr>
-          <w:rFonts w:hint="eastAsia"/>
-        </w:rPr>
-        <w:t>DataType</w:t>
+        <w:t>StrictDataModeOn</w:t>
       </w:r>
       <w:r>
         <w:rPr>
@@ -2435,14 +2421,7 @@
                 <w:rFonts w:hint="eastAsia"/>
                 <w:color w:val="FF0000"/>
               </w:rPr>
-              <w:t>STRICT</w:t>
-            </w:r>
-            <w:r>
-              <w:rPr>
-                <w:rFonts w:hint="eastAsia"/>
-                <w:color w:val="FF0000"/>
-              </w:rPr>
-              <w:t>DATATYPE</w:t>
+              <w:t>STRICTDATAMODE</w:t>
             </w:r>
             <w:r>
               <w:rPr>
@@ -3298,20 +3277,7 @@
               <w:rPr>
                 <w:color w:val="FF0000"/>
               </w:rPr>
-              <w:t>STRICT</w:t>
-            </w:r>
-            <w:r>
-              <w:rPr>
-                <w:color w:val="FF0000"/>
-              </w:rPr>
-              <w:t>DATA</w:t>
-            </w:r>
-            <w:r>
-              <w:rPr>
-                <w:rFonts w:hint="eastAsia"/>
-                <w:color w:val="FF0000"/>
-              </w:rPr>
-              <w:t>TYPE</w:t>
+              <w:t>STRICTDATAMODE</w:t>
             </w:r>
             <w:r>
               <w:rPr>
@@ -3885,9 +3851,9 @@
         </w:rPr>
         <w:drawing>
           <wp:inline distT="0" distB="0" distL="0" distR="0">
-            <wp:extent cx="5274310" cy="2234398"/>
+            <wp:extent cx="5274310" cy="2695691"/>
             <wp:effectExtent l="19050" t="0" r="2540" b="0"/>
-            <wp:docPr id="2" name="Picture 2" descr="E:\work\_6MQIB~0\选择符修改流程.png"/>
+            <wp:docPr id="12" name="Picture 4" descr="E:\work\_6MQIB~0\选择符修改流程.png"/>
             <wp:cNvGraphicFramePr>
               <a:graphicFrameLocks xmlns:a="http://schemas.openxmlformats.org/drawingml/2006/main" noChangeAspect="1"/>
             </wp:cNvGraphicFramePr>
@@ -3895,7 +3861,7 @@
               <a:graphicData uri="http://schemas.openxmlformats.org/drawingml/2006/picture">
                 <pic:pic xmlns:pic="http://schemas.openxmlformats.org/drawingml/2006/picture">
                   <pic:nvPicPr>
-                    <pic:cNvPr id="0" name="Picture 2" descr="E:\work\_6MQIB~0\选择符修改流程.png"/>
+                    <pic:cNvPr id="0" name="Picture 4" descr="E:\work\_6MQIB~0\选择符修改流程.png"/>
                     <pic:cNvPicPr>
                       <a:picLocks noChangeAspect="1" noChangeArrowheads="1"/>
                     </pic:cNvPicPr>
@@ -3910,7 +3876,7 @@
                   <pic:spPr bwMode="auto">
                     <a:xfrm>
                       <a:off x="0" y="0"/>
-                      <a:ext cx="5274310" cy="2234398"/>
+                      <a:ext cx="5274310" cy="2695691"/>
                     </a:xfrm>
                     <a:prstGeom prst="rect">
                       <a:avLst/>
@@ -4061,19 +4027,7 @@
         <w:rPr>
           <w:rFonts w:hint="eastAsia"/>
         </w:rPr>
-        <w:t>Is</w:t>
-      </w:r>
-      <w:r>
-        <w:rPr>
-          <w:rFonts w:hint="eastAsia"/>
-        </w:rPr>
-        <w:t>Strict</w:t>
-      </w:r>
-      <w:r>
-        <w:rPr>
-          <w:rFonts w:hint="eastAsia"/>
-        </w:rPr>
-        <w:t>DataType</w:t>
+        <w:t>StrictDataModeOn</w:t>
       </w:r>
       <w:r>
         <w:rPr>
@@ -4497,7 +4451,9 @@
     </w:p>
     <w:p>
       <w:pPr>
+        <w:keepNext/>
         <w:ind w:left="0"/>
+        <w:jc w:val="center"/>
       </w:pPr>
       <w:r>
         <w:rPr>
@@ -4505,9 +4461,9 @@
         </w:rPr>
         <w:drawing>
           <wp:inline distT="0" distB="0" distL="0" distR="0">
-            <wp:extent cx="5274310" cy="2887159"/>
+            <wp:extent cx="5274310" cy="2908355"/>
             <wp:effectExtent l="19050" t="0" r="2540" b="0"/>
-            <wp:docPr id="3" name="Picture 3" descr="E:\work\uml\_6MQIB~0\更新符的流程改动.png"/>
+            <wp:docPr id="10" name="Picture 3" descr="E:\work\_6MQIB~0\更新符修改流程.png"/>
             <wp:cNvGraphicFramePr>
               <a:graphicFrameLocks xmlns:a="http://schemas.openxmlformats.org/drawingml/2006/main" noChangeAspect="1"/>
             </wp:cNvGraphicFramePr>
@@ -4515,7 +4471,7 @@
               <a:graphicData uri="http://schemas.openxmlformats.org/drawingml/2006/picture">
                 <pic:pic xmlns:pic="http://schemas.openxmlformats.org/drawingml/2006/picture">
                   <pic:nvPicPr>
-                    <pic:cNvPr id="0" name="Picture 3" descr="E:\work\uml\_6MQIB~0\更新符的流程改动.png"/>
+                    <pic:cNvPr id="0" name="Picture 3" descr="E:\work\_6MQIB~0\更新符修改流程.png"/>
                     <pic:cNvPicPr>
                       <a:picLocks noChangeAspect="1" noChangeArrowheads="1"/>
                     </pic:cNvPicPr>
@@ -4530,7 +4486,7 @@
                   <pic:spPr bwMode="auto">
                     <a:xfrm>
                       <a:off x="0" y="0"/>
-                      <a:ext cx="5274310" cy="2887159"/>
+                      <a:ext cx="5274310" cy="2908355"/>
                     </a:xfrm>
                     <a:prstGeom prst="rect">
                       <a:avLst/>
@@ -4552,6 +4508,75 @@
     </w:p>
     <w:p>
       <w:pPr>
+        <w:pStyle w:val="Caption"/>
+        <w:jc w:val="center"/>
+      </w:pPr>
+      <w:r>
+        <w:rPr>
+          <w:rFonts w:hint="eastAsia"/>
+        </w:rPr>
+        <w:t>图表</w:t>
+      </w:r>
+      <w:r>
+        <w:rPr>
+          <w:rFonts w:hint="eastAsia"/>
+        </w:rPr>
+        <w:t xml:space="preserve"> </w:t>
+      </w:r>
+      <w:r>
+        <w:fldChar w:fldCharType="begin"/>
+      </w:r>
+      <w:r>
+        <w:instrText xml:space="preserve"> </w:instrText>
+      </w:r>
+      <w:r>
+        <w:rPr>
+          <w:rFonts w:hint="eastAsia"/>
+        </w:rPr>
+        <w:instrText xml:space="preserve">SEQ </w:instrText>
+      </w:r>
+      <w:r>
+        <w:rPr>
+          <w:rFonts w:hint="eastAsia"/>
+        </w:rPr>
+        <w:instrText>图表</w:instrText>
+      </w:r>
+      <w:r>
+        <w:rPr>
+          <w:rFonts w:hint="eastAsia"/>
+        </w:rPr>
+        <w:instrText xml:space="preserve"> \* ARABIC</w:instrText>
+      </w:r>
+      <w:r>
+        <w:instrText xml:space="preserve"> </w:instrText>
+      </w:r>
+      <w:r>
+        <w:fldChar w:fldCharType="separate"/>
+      </w:r>
+      <w:r>
+        <w:rPr>
+          <w:noProof/>
+        </w:rPr>
+        <w:t>4</w:t>
+      </w:r>
+      <w:r>
+        <w:fldChar w:fldCharType="end"/>
+      </w:r>
+      <w:r>
+        <w:rPr>
+          <w:rFonts w:hint="eastAsia"/>
+        </w:rPr>
+        <w:t xml:space="preserve"> </w:t>
+      </w:r>
+      <w:r>
+        <w:rPr>
+          <w:rFonts w:hint="eastAsia"/>
+        </w:rPr>
+        <w:t>更新符的修改逻辑</w:t>
+      </w:r>
+    </w:p>
+    <w:p>
+      <w:pPr>
         <w:pStyle w:val="Heading6"/>
       </w:pPr>
       <w:r>
@@ -4613,19 +4638,7 @@
         <w:rPr>
           <w:rFonts w:hint="eastAsia"/>
         </w:rPr>
-        <w:t>Is</w:t>
-      </w:r>
-      <w:r>
-        <w:rPr>
-          <w:rFonts w:hint="eastAsia"/>
-        </w:rPr>
-        <w:t>Strict</w:t>
-      </w:r>
-      <w:r>
-        <w:rPr>
-          <w:rFonts w:hint="eastAsia"/>
-        </w:rPr>
-        <w:t>DataType</w:t>
+        <w:t>StrictDataModeOn</w:t>
       </w:r>
       <w:r>
         <w:rPr>
@@ -5168,7 +5181,7 @@
         <w:rPr>
           <w:noProof/>
         </w:rPr>
-        <w:t>4</w:t>
+        <w:t>5</w:t>
       </w:r>
       <w:r>
         <w:fldChar w:fldCharType="end"/>
@@ -7275,7 +7288,19 @@
         <w:rPr>
           <w:rFonts w:hint="eastAsia"/>
         </w:rPr>
-        <w:t>,{IsStrictDataType: true}</w:t>
+        <w:t>,{</w:t>
+      </w:r>
+      <w:r>
+        <w:rPr>
+          <w:rFonts w:hint="eastAsia"/>
+        </w:rPr>
+        <w:t>StrictDataModeOn</w:t>
+      </w:r>
+      <w:r>
+        <w:rPr>
+          <w:rFonts w:hint="eastAsia"/>
+        </w:rPr>
+        <w:t>: true}</w:t>
       </w:r>
       <w:r>
         <w:rPr>
@@ -7392,11 +7417,11 @@
         <w:tblLook w:val="04A0"/>
       </w:tblPr>
       <w:tblGrid>
-        <w:gridCol w:w="573"/>
-        <w:gridCol w:w="997"/>
-        <w:gridCol w:w="2453"/>
-        <w:gridCol w:w="2331"/>
-        <w:gridCol w:w="1918"/>
+        <w:gridCol w:w="565"/>
+        <w:gridCol w:w="982"/>
+        <w:gridCol w:w="2580"/>
+        <w:gridCol w:w="2269"/>
+        <w:gridCol w:w="1876"/>
       </w:tblGrid>
       <w:tr>
         <w:tc>
@@ -7659,7 +7684,23 @@
                 <w:sz w:val="13"/>
                 <w:szCs w:val="13"/>
               </w:rPr>
-              <w:t>,{IsStrictDataType:true})</w:t>
+              <w:t>,{</w:t>
+            </w:r>
+            <w:r>
+              <w:rPr>
+                <w:rFonts w:hint="eastAsia"/>
+                <w:sz w:val="13"/>
+                <w:szCs w:val="13"/>
+              </w:rPr>
+              <w:t>StrictDataModeOn</w:t>
+            </w:r>
+            <w:r>
+              <w:rPr>
+                <w:rFonts w:hint="eastAsia"/>
+                <w:sz w:val="13"/>
+                <w:szCs w:val="13"/>
+              </w:rPr>
+              <w:t>:true})</w:t>
             </w:r>
           </w:p>
         </w:tc>

--- a/internal_doc/03.开发设计/数值运算溢出时类型提升/story-数值溢出处理优化方案.docx
+++ b/internal_doc/03.开发设计/数值运算溢出时类型提升/story-数值溢出处理优化方案.docx
@@ -217,9 +217,6 @@
           <w:p>
             <w:pPr>
               <w:ind w:left="0"/>
-              <w:rPr>
-                <w:rFonts w:hint="eastAsia"/>
-              </w:rPr>
             </w:pPr>
             <w:r>
               <w:rPr>
@@ -242,9 +239,6 @@
           <w:p>
             <w:pPr>
               <w:ind w:left="0"/>
-              <w:rPr>
-                <w:rFonts w:hint="eastAsia"/>
-              </w:rPr>
             </w:pPr>
             <w:r>
               <w:rPr>
@@ -3851,9 +3845,9 @@
         </w:rPr>
         <w:drawing>
           <wp:inline distT="0" distB="0" distL="0" distR="0">
-            <wp:extent cx="5274310" cy="2695691"/>
+            <wp:extent cx="5274310" cy="2720461"/>
             <wp:effectExtent l="19050" t="0" r="2540" b="0"/>
-            <wp:docPr id="12" name="Picture 4" descr="E:\work\_6MQIB~0\选择符修改流程.png"/>
+            <wp:docPr id="2" name="Picture 1" descr="E:\work\选择符修改流程.png"/>
             <wp:cNvGraphicFramePr>
               <a:graphicFrameLocks xmlns:a="http://schemas.openxmlformats.org/drawingml/2006/main" noChangeAspect="1"/>
             </wp:cNvGraphicFramePr>
@@ -3861,7 +3855,7 @@
               <a:graphicData uri="http://schemas.openxmlformats.org/drawingml/2006/picture">
                 <pic:pic xmlns:pic="http://schemas.openxmlformats.org/drawingml/2006/picture">
                   <pic:nvPicPr>
-                    <pic:cNvPr id="0" name="Picture 4" descr="E:\work\_6MQIB~0\选择符修改流程.png"/>
+                    <pic:cNvPr id="0" name="Picture 1" descr="E:\work\选择符修改流程.png"/>
                     <pic:cNvPicPr>
                       <a:picLocks noChangeAspect="1" noChangeArrowheads="1"/>
                     </pic:cNvPicPr>
@@ -3876,7 +3870,7 @@
                   <pic:spPr bwMode="auto">
                     <a:xfrm>
                       <a:off x="0" y="0"/>
-                      <a:ext cx="5274310" cy="2695691"/>
+                      <a:ext cx="5274310" cy="2720461"/>
                     </a:xfrm>
                     <a:prstGeom prst="rect">
                       <a:avLst/>
@@ -4189,9 +4183,9 @@
         </w:rPr>
         <w:drawing>
           <wp:inline distT="0" distB="0" distL="0" distR="0">
-            <wp:extent cx="5274310" cy="2838139"/>
+            <wp:extent cx="5274310" cy="2887678"/>
             <wp:effectExtent l="19050" t="0" r="2540" b="0"/>
-            <wp:docPr id="1" name="Picture 1" descr="E:\work\_6MQIB~0\匹配符修改流程.png"/>
+            <wp:docPr id="3" name="Picture 2" descr="E:\work\选择符修改流程.png"/>
             <wp:cNvGraphicFramePr>
               <a:graphicFrameLocks xmlns:a="http://schemas.openxmlformats.org/drawingml/2006/main" noChangeAspect="1"/>
             </wp:cNvGraphicFramePr>
@@ -4199,7 +4193,7 @@
               <a:graphicData uri="http://schemas.openxmlformats.org/drawingml/2006/picture">
                 <pic:pic xmlns:pic="http://schemas.openxmlformats.org/drawingml/2006/picture">
                   <pic:nvPicPr>
-                    <pic:cNvPr id="0" name="Picture 1" descr="E:\work\_6MQIB~0\匹配符修改流程.png"/>
+                    <pic:cNvPr id="0" name="Picture 2" descr="E:\work\选择符修改流程.png"/>
                     <pic:cNvPicPr>
                       <a:picLocks noChangeAspect="1" noChangeArrowheads="1"/>
                     </pic:cNvPicPr>
@@ -4214,7 +4208,7 @@
                   <pic:spPr bwMode="auto">
                     <a:xfrm>
                       <a:off x="0" y="0"/>
-                      <a:ext cx="5274310" cy="2838139"/>
+                      <a:ext cx="5274310" cy="2887678"/>
                     </a:xfrm>
                     <a:prstGeom prst="rect">
                       <a:avLst/>
@@ -4733,7 +4727,14 @@
         <w:t>的溢出检查以及相应溢出处理；</w:t>
       </w:r>
     </w:p>
-    <w:p/>
+    <w:p>
+      <w:r>
+        <w:rPr>
+          <w:rFonts w:hint="eastAsia"/>
+        </w:rPr>
+        <w:t>代码格式修改</w:t>
+      </w:r>
+    </w:p>
     <w:p>
       <w:pPr>
         <w:pStyle w:val="Heading4"/>
